--- a/worksheets/W17.docx
+++ b/worksheets/W17.docx
@@ -6,11 +6,12 @@
       <w:pPr>
         <w:keepNext/>
         <w:keepLines w:val="0"/>
+        <w:pageBreakBefore w:val="0"/>
         <w:spacing w:before="0" w:after="60" w:line="293" w:lineRule="auto"/>
       </w:pPr>
       <w:r>
         <w:rPr>
-          <w:rFonts w:ascii="JetBrains Mono" w:hAnsi="JetBrains Mono" w:eastAsia="Arial Unicode MS"/>
+          <w:rFonts w:ascii="JetBrains Mono" w:hAnsi="JetBrains Mono" w:eastAsia="Heiti TC"/>
           <w:b/>
           <w:i w:val="0"/>
           <w:color w:val="1D4ED8"/>
@@ -27,7 +28,7 @@
       </w:pPr>
       <w:r>
         <w:rPr>
-          <w:rFonts w:ascii="Arial Unicode MS" w:hAnsi="Arial Unicode MS" w:eastAsia="Arial Unicode MS"/>
+          <w:rFonts w:ascii="Heiti TC" w:hAnsi="Heiti TC" w:eastAsia="Heiti TC"/>
           <w:b/>
           <w:i w:val="0"/>
           <w:color w:val="1A2340"/>
@@ -44,7 +45,7 @@
       </w:pPr>
       <w:r>
         <w:rPr>
-          <w:rFonts w:ascii="Arial Unicode MS" w:hAnsi="Arial Unicode MS" w:eastAsia="Arial Unicode MS"/>
+          <w:rFonts w:ascii="Heiti TC" w:hAnsi="Heiti TC" w:eastAsia="Heiti TC"/>
           <w:b w:val="0"/>
           <w:i w:val="0"/>
           <w:color w:val="5B6573"/>
@@ -61,7 +62,7 @@
       </w:pPr>
       <w:r>
         <w:rPr>
-          <w:rFonts w:ascii="Arial Unicode MS" w:hAnsi="Arial Unicode MS" w:eastAsia="Arial Unicode MS"/>
+          <w:rFonts w:ascii="Heiti TC" w:hAnsi="Heiti TC" w:eastAsia="Heiti TC"/>
           <w:b w:val="0"/>
           <w:i w:val="0"/>
           <w:color w:val="5B6573"/>
@@ -71,7 +72,7 @@
       </w:r>
       <w:r>
         <w:rPr>
-          <w:rFonts w:ascii="JetBrains Mono" w:hAnsi="JetBrains Mono" w:eastAsia="Arial Unicode MS"/>
+          <w:rFonts w:ascii="JetBrains Mono" w:hAnsi="JetBrains Mono" w:eastAsia="Heiti TC"/>
           <w:b w:val="0"/>
           <w:i w:val="0"/>
           <w:color w:val="1A2340"/>
@@ -81,7 +82,7 @@
       </w:r>
       <w:r>
         <w:rPr>
-          <w:rFonts w:ascii="Arial Unicode MS" w:hAnsi="Arial Unicode MS" w:eastAsia="Arial Unicode MS"/>
+          <w:rFonts w:ascii="Heiti TC" w:hAnsi="Heiti TC" w:eastAsia="Heiti TC"/>
           <w:b w:val="0"/>
           <w:i w:val="0"/>
           <w:color w:val="5B6573"/>
@@ -91,7 +92,7 @@
       </w:r>
       <w:r>
         <w:rPr>
-          <w:rFonts w:ascii="JetBrains Mono" w:hAnsi="JetBrains Mono" w:eastAsia="Arial Unicode MS"/>
+          <w:rFonts w:ascii="JetBrains Mono" w:hAnsi="JetBrains Mono" w:eastAsia="Heiti TC"/>
           <w:b w:val="0"/>
           <w:i w:val="0"/>
           <w:color w:val="1A2340"/>
@@ -101,7 +102,7 @@
       </w:r>
       <w:r>
         <w:rPr>
-          <w:rFonts w:ascii="Arial Unicode MS" w:hAnsi="Arial Unicode MS" w:eastAsia="Arial Unicode MS"/>
+          <w:rFonts w:ascii="Heiti TC" w:hAnsi="Heiti TC" w:eastAsia="Heiti TC"/>
           <w:b w:val="0"/>
           <w:i w:val="0"/>
           <w:color w:val="5B6573"/>
@@ -111,7 +112,7 @@
       </w:r>
       <w:r>
         <w:rPr>
-          <w:rFonts w:ascii="JetBrains Mono" w:hAnsi="JetBrains Mono" w:eastAsia="Arial Unicode MS"/>
+          <w:rFonts w:ascii="JetBrains Mono" w:hAnsi="JetBrains Mono" w:eastAsia="Heiti TC"/>
           <w:b w:val="0"/>
           <w:i w:val="0"/>
           <w:color w:val="1A2340"/>
@@ -121,7 +122,7 @@
       </w:r>
       <w:r>
         <w:rPr>
-          <w:rFonts w:ascii="Arial Unicode MS" w:hAnsi="Arial Unicode MS" w:eastAsia="Arial Unicode MS"/>
+          <w:rFonts w:ascii="Heiti TC" w:hAnsi="Heiti TC" w:eastAsia="Heiti TC"/>
           <w:b w:val="0"/>
           <w:i w:val="0"/>
           <w:color w:val="5B6573"/>
@@ -131,7 +132,7 @@
       </w:r>
       <w:r>
         <w:rPr>
-          <w:rFonts w:ascii="JetBrains Mono" w:hAnsi="JetBrains Mono" w:eastAsia="Arial Unicode MS"/>
+          <w:rFonts w:ascii="JetBrains Mono" w:hAnsi="JetBrains Mono" w:eastAsia="Heiti TC"/>
           <w:b w:val="0"/>
           <w:i w:val="0"/>
           <w:color w:val="1A2340"/>
@@ -148,7 +149,7 @@
       </w:pPr>
       <w:r>
         <w:rPr>
-          <w:rFonts w:ascii="JetBrains Mono" w:hAnsi="JetBrains Mono" w:eastAsia="Arial Unicode MS"/>
+          <w:rFonts w:ascii="JetBrains Mono" w:hAnsi="JetBrains Mono" w:eastAsia="Heiti TC"/>
           <w:b/>
           <w:i w:val="0"/>
           <w:color w:val="1D4ED8"/>
@@ -158,7 +159,7 @@
       </w:r>
       <w:r>
         <w:rPr>
-          <w:rFonts w:ascii="Arial Unicode MS" w:hAnsi="Arial Unicode MS" w:eastAsia="Arial Unicode MS"/>
+          <w:rFonts w:ascii="Heiti TC" w:hAnsi="Heiti TC" w:eastAsia="Heiti TC"/>
           <w:b w:val="0"/>
           <w:i w:val="0"/>
           <w:color w:val="1D4ED8"/>
@@ -168,7 +169,7 @@
       </w:r>
       <w:r>
         <w:rPr>
-          <w:rFonts w:ascii="Arial Unicode MS" w:hAnsi="Arial Unicode MS" w:eastAsia="Arial Unicode MS"/>
+          <w:rFonts w:ascii="Heiti TC" w:hAnsi="Heiti TC" w:eastAsia="Heiti TC"/>
           <w:b/>
           <w:i w:val="0"/>
           <w:color w:val="1A2340"/>
@@ -185,7 +186,7 @@
       </w:pPr>
       <w:r>
         <w:rPr>
-          <w:rFonts w:ascii="Arial Unicode MS" w:hAnsi="Arial Unicode MS" w:eastAsia="Arial Unicode MS"/>
+          <w:rFonts w:ascii="Heiti TC" w:hAnsi="Heiti TC" w:eastAsia="Heiti TC"/>
           <w:b/>
           <w:i w:val="0"/>
           <w:color w:val="1D4ED8"/>
@@ -195,7 +196,7 @@
       </w:r>
       <w:r>
         <w:rPr>
-          <w:rFonts w:ascii="Arial Unicode MS" w:hAnsi="Arial Unicode MS" w:eastAsia="Arial Unicode MS"/>
+          <w:rFonts w:ascii="Heiti TC" w:hAnsi="Heiti TC" w:eastAsia="Heiti TC"/>
           <w:b w:val="0"/>
           <w:i w:val="0"/>
           <w:color w:val="7B8491"/>
@@ -205,7 +206,7 @@
       </w:r>
       <w:r>
         <w:rPr>
-          <w:rFonts w:ascii="Arial Unicode MS" w:hAnsi="Arial Unicode MS" w:eastAsia="Arial Unicode MS"/>
+          <w:rFonts w:ascii="Heiti TC" w:hAnsi="Heiti TC" w:eastAsia="Heiti TC"/>
           <w:b w:val="0"/>
           <w:i w:val="0"/>
           <w:color w:val="1A2340"/>
@@ -354,7 +355,7 @@
       </w:pPr>
       <w:r>
         <w:rPr>
-          <w:rFonts w:ascii="JetBrains Mono" w:hAnsi="JetBrains Mono" w:eastAsia="Arial Unicode MS"/>
+          <w:rFonts w:ascii="JetBrains Mono" w:hAnsi="JetBrains Mono" w:eastAsia="Heiti TC"/>
           <w:b/>
           <w:i w:val="0"/>
           <w:color w:val="1D4ED8"/>
@@ -364,7 +365,7 @@
       </w:r>
       <w:r>
         <w:rPr>
-          <w:rFonts w:ascii="Arial Unicode MS" w:hAnsi="Arial Unicode MS" w:eastAsia="Arial Unicode MS"/>
+          <w:rFonts w:ascii="Heiti TC" w:hAnsi="Heiti TC" w:eastAsia="Heiti TC"/>
           <w:b w:val="0"/>
           <w:i w:val="0"/>
           <w:color w:val="1D4ED8"/>
@@ -374,7 +375,7 @@
       </w:r>
       <w:r>
         <w:rPr>
-          <w:rFonts w:ascii="Arial Unicode MS" w:hAnsi="Arial Unicode MS" w:eastAsia="Arial Unicode MS"/>
+          <w:rFonts w:ascii="Heiti TC" w:hAnsi="Heiti TC" w:eastAsia="Heiti TC"/>
           <w:b/>
           <w:i w:val="0"/>
           <w:color w:val="1A2340"/>
@@ -391,7 +392,7 @@
       </w:pPr>
       <w:r>
         <w:rPr>
-          <w:rFonts w:ascii="Arial Unicode MS" w:hAnsi="Arial Unicode MS" w:eastAsia="Arial Unicode MS"/>
+          <w:rFonts w:ascii="Heiti TC" w:hAnsi="Heiti TC" w:eastAsia="Heiti TC"/>
           <w:b/>
           <w:i w:val="0"/>
           <w:color w:val="1D4ED8"/>
@@ -401,7 +402,7 @@
       </w:r>
       <w:r>
         <w:rPr>
-          <w:rFonts w:ascii="Arial Unicode MS" w:hAnsi="Arial Unicode MS" w:eastAsia="Arial Unicode MS"/>
+          <w:rFonts w:ascii="Heiti TC" w:hAnsi="Heiti TC" w:eastAsia="Heiti TC"/>
           <w:b w:val="0"/>
           <w:i w:val="0"/>
           <w:color w:val="7B8491"/>
@@ -411,7 +412,7 @@
       </w:r>
       <w:r>
         <w:rPr>
-          <w:rFonts w:ascii="Arial Unicode MS" w:hAnsi="Arial Unicode MS" w:eastAsia="Arial Unicode MS"/>
+          <w:rFonts w:ascii="Heiti TC" w:hAnsi="Heiti TC" w:eastAsia="Heiti TC"/>
           <w:b w:val="0"/>
           <w:i w:val="0"/>
           <w:color w:val="1A2340"/>
@@ -560,7 +561,7 @@
       </w:pPr>
       <w:r>
         <w:rPr>
-          <w:rFonts w:ascii="JetBrains Mono" w:hAnsi="JetBrains Mono" w:eastAsia="Arial Unicode MS"/>
+          <w:rFonts w:ascii="JetBrains Mono" w:hAnsi="JetBrains Mono" w:eastAsia="Heiti TC"/>
           <w:b/>
           <w:i w:val="0"/>
           <w:color w:val="1D4ED8"/>
@@ -570,7 +571,7 @@
       </w:r>
       <w:r>
         <w:rPr>
-          <w:rFonts w:ascii="Arial Unicode MS" w:hAnsi="Arial Unicode MS" w:eastAsia="Arial Unicode MS"/>
+          <w:rFonts w:ascii="Heiti TC" w:hAnsi="Heiti TC" w:eastAsia="Heiti TC"/>
           <w:b w:val="0"/>
           <w:i w:val="0"/>
           <w:color w:val="1D4ED8"/>
@@ -580,7 +581,7 @@
       </w:r>
       <w:r>
         <w:rPr>
-          <w:rFonts w:ascii="Arial Unicode MS" w:hAnsi="Arial Unicode MS" w:eastAsia="Arial Unicode MS"/>
+          <w:rFonts w:ascii="Heiti TC" w:hAnsi="Heiti TC" w:eastAsia="Heiti TC"/>
           <w:b/>
           <w:i w:val="0"/>
           <w:color w:val="1A2340"/>
@@ -597,7 +598,7 @@
       </w:pPr>
       <w:r>
         <w:rPr>
-          <w:rFonts w:ascii="Arial Unicode MS" w:hAnsi="Arial Unicode MS" w:eastAsia="Arial Unicode MS"/>
+          <w:rFonts w:ascii="Heiti TC" w:hAnsi="Heiti TC" w:eastAsia="Heiti TC"/>
           <w:b/>
           <w:i w:val="0"/>
           <w:color w:val="1D4ED8"/>
@@ -607,7 +608,7 @@
       </w:r>
       <w:r>
         <w:rPr>
-          <w:rFonts w:ascii="Arial Unicode MS" w:hAnsi="Arial Unicode MS" w:eastAsia="Arial Unicode MS"/>
+          <w:rFonts w:ascii="Heiti TC" w:hAnsi="Heiti TC" w:eastAsia="Heiti TC"/>
           <w:b w:val="0"/>
           <w:i w:val="0"/>
           <w:color w:val="7B8491"/>
@@ -617,7 +618,7 @@
       </w:r>
       <w:r>
         <w:rPr>
-          <w:rFonts w:ascii="Arial Unicode MS" w:hAnsi="Arial Unicode MS" w:eastAsia="Arial Unicode MS"/>
+          <w:rFonts w:ascii="Heiti TC" w:hAnsi="Heiti TC" w:eastAsia="Heiti TC"/>
           <w:b w:val="0"/>
           <w:i w:val="0"/>
           <w:color w:val="1A2340"/>
@@ -766,7 +767,7 @@
       </w:pPr>
       <w:r>
         <w:rPr>
-          <w:rFonts w:ascii="JetBrains Mono" w:hAnsi="JetBrains Mono" w:eastAsia="Arial Unicode MS"/>
+          <w:rFonts w:ascii="JetBrains Mono" w:hAnsi="JetBrains Mono" w:eastAsia="Heiti TC"/>
           <w:b/>
           <w:i w:val="0"/>
           <w:color w:val="1D4ED8"/>
@@ -776,7 +777,7 @@
       </w:r>
       <w:r>
         <w:rPr>
-          <w:rFonts w:ascii="Arial Unicode MS" w:hAnsi="Arial Unicode MS" w:eastAsia="Arial Unicode MS"/>
+          <w:rFonts w:ascii="Heiti TC" w:hAnsi="Heiti TC" w:eastAsia="Heiti TC"/>
           <w:b w:val="0"/>
           <w:i w:val="0"/>
           <w:color w:val="1D4ED8"/>
@@ -786,7 +787,7 @@
       </w:r>
       <w:r>
         <w:rPr>
-          <w:rFonts w:ascii="Arial Unicode MS" w:hAnsi="Arial Unicode MS" w:eastAsia="Arial Unicode MS"/>
+          <w:rFonts w:ascii="Heiti TC" w:hAnsi="Heiti TC" w:eastAsia="Heiti TC"/>
           <w:b/>
           <w:i w:val="0"/>
           <w:color w:val="1A2340"/>
@@ -803,7 +804,7 @@
       </w:pPr>
       <w:r>
         <w:rPr>
-          <w:rFonts w:ascii="Arial Unicode MS" w:hAnsi="Arial Unicode MS" w:eastAsia="Arial Unicode MS"/>
+          <w:rFonts w:ascii="Heiti TC" w:hAnsi="Heiti TC" w:eastAsia="Heiti TC"/>
           <w:b/>
           <w:i w:val="0"/>
           <w:color w:val="1D4ED8"/>
@@ -813,7 +814,7 @@
       </w:r>
       <w:r>
         <w:rPr>
-          <w:rFonts w:ascii="Arial Unicode MS" w:hAnsi="Arial Unicode MS" w:eastAsia="Arial Unicode MS"/>
+          <w:rFonts w:ascii="Heiti TC" w:hAnsi="Heiti TC" w:eastAsia="Heiti TC"/>
           <w:b w:val="0"/>
           <w:i w:val="0"/>
           <w:color w:val="7B8491"/>
@@ -823,7 +824,7 @@
       </w:r>
       <w:r>
         <w:rPr>
-          <w:rFonts w:ascii="Arial Unicode MS" w:hAnsi="Arial Unicode MS" w:eastAsia="Arial Unicode MS"/>
+          <w:rFonts w:ascii="Heiti TC" w:hAnsi="Heiti TC" w:eastAsia="Heiti TC"/>
           <w:b w:val="0"/>
           <w:i w:val="0"/>
           <w:color w:val="1A2340"/>
@@ -946,11 +947,12 @@
       <w:pPr>
         <w:keepNext/>
         <w:keepLines w:val="0"/>
+        <w:pageBreakBefore w:val="0"/>
         <w:spacing w:before="0" w:after="60" w:line="293" w:lineRule="auto"/>
       </w:pPr>
       <w:r>
         <w:rPr>
-          <w:rFonts w:ascii="JetBrains Mono" w:hAnsi="JetBrains Mono" w:eastAsia="Arial Unicode MS"/>
+          <w:rFonts w:ascii="JetBrains Mono" w:hAnsi="JetBrains Mono" w:eastAsia="Heiti TC"/>
           <w:b/>
           <w:i w:val="0"/>
           <w:color w:val="1D4ED8"/>
@@ -967,7 +969,7 @@
       </w:pPr>
       <w:r>
         <w:rPr>
-          <w:rFonts w:ascii="Arial Unicode MS" w:hAnsi="Arial Unicode MS" w:eastAsia="Arial Unicode MS"/>
+          <w:rFonts w:ascii="Heiti TC" w:hAnsi="Heiti TC" w:eastAsia="Heiti TC"/>
           <w:b/>
           <w:i w:val="0"/>
           <w:color w:val="1A2340"/>
@@ -984,7 +986,7 @@
       </w:pPr>
       <w:r>
         <w:rPr>
-          <w:rFonts w:ascii="Arial Unicode MS" w:hAnsi="Arial Unicode MS" w:eastAsia="Arial Unicode MS"/>
+          <w:rFonts w:ascii="Heiti TC" w:hAnsi="Heiti TC" w:eastAsia="Heiti TC"/>
           <w:b w:val="0"/>
           <w:i w:val="0"/>
           <w:color w:val="5B6573"/>
@@ -1001,7 +1003,7 @@
       </w:pPr>
       <w:r>
         <w:rPr>
-          <w:rFonts w:ascii="JetBrains Mono" w:hAnsi="JetBrains Mono" w:eastAsia="Arial Unicode MS"/>
+          <w:rFonts w:ascii="JetBrains Mono" w:hAnsi="JetBrains Mono" w:eastAsia="Heiti TC"/>
           <w:b/>
           <w:i w:val="0"/>
           <w:color w:val="1D4ED8"/>
@@ -1011,7 +1013,7 @@
       </w:r>
       <w:r>
         <w:rPr>
-          <w:rFonts w:ascii="Arial Unicode MS" w:hAnsi="Arial Unicode MS" w:eastAsia="Arial Unicode MS"/>
+          <w:rFonts w:ascii="Heiti TC" w:hAnsi="Heiti TC" w:eastAsia="Heiti TC"/>
           <w:b w:val="0"/>
           <w:i w:val="0"/>
           <w:color w:val="1D4ED8"/>
@@ -1021,7 +1023,7 @@
       </w:r>
       <w:r>
         <w:rPr>
-          <w:rFonts w:ascii="Arial Unicode MS" w:hAnsi="Arial Unicode MS" w:eastAsia="Arial Unicode MS"/>
+          <w:rFonts w:ascii="Heiti TC" w:hAnsi="Heiti TC" w:eastAsia="Heiti TC"/>
           <w:b/>
           <w:i w:val="0"/>
           <w:color w:val="1A2340"/>
@@ -1038,7 +1040,7 @@
       </w:pPr>
       <w:r>
         <w:rPr>
-          <w:rFonts w:ascii="Arial Unicode MS" w:hAnsi="Arial Unicode MS" w:eastAsia="Arial Unicode MS"/>
+          <w:rFonts w:ascii="Heiti TC" w:hAnsi="Heiti TC" w:eastAsia="Heiti TC"/>
           <w:b/>
           <w:i w:val="0"/>
           <w:color w:val="1D4ED8"/>
@@ -1048,7 +1050,7 @@
       </w:r>
       <w:r>
         <w:rPr>
-          <w:rFonts w:ascii="Arial Unicode MS" w:hAnsi="Arial Unicode MS" w:eastAsia="Arial Unicode MS"/>
+          <w:rFonts w:ascii="Heiti TC" w:hAnsi="Heiti TC" w:eastAsia="Heiti TC"/>
           <w:b w:val="0"/>
           <w:i w:val="0"/>
           <w:color w:val="7B8491"/>
@@ -1058,7 +1060,7 @@
       </w:r>
       <w:r>
         <w:rPr>
-          <w:rFonts w:ascii="Arial Unicode MS" w:hAnsi="Arial Unicode MS" w:eastAsia="Arial Unicode MS"/>
+          <w:rFonts w:ascii="Heiti TC" w:hAnsi="Heiti TC" w:eastAsia="Heiti TC"/>
           <w:b w:val="0"/>
           <w:i w:val="0"/>
           <w:color w:val="1A2340"/>
@@ -1447,7 +1449,7 @@
       </w:pPr>
       <w:r>
         <w:rPr>
-          <w:rFonts w:ascii="JetBrains Mono" w:hAnsi="JetBrains Mono" w:eastAsia="Arial Unicode MS"/>
+          <w:rFonts w:ascii="JetBrains Mono" w:hAnsi="JetBrains Mono" w:eastAsia="Heiti TC"/>
           <w:b/>
           <w:i w:val="0"/>
           <w:color w:val="1D4ED8"/>
@@ -1457,7 +1459,7 @@
       </w:r>
       <w:r>
         <w:rPr>
-          <w:rFonts w:ascii="Arial Unicode MS" w:hAnsi="Arial Unicode MS" w:eastAsia="Arial Unicode MS"/>
+          <w:rFonts w:ascii="Heiti TC" w:hAnsi="Heiti TC" w:eastAsia="Heiti TC"/>
           <w:b w:val="0"/>
           <w:i w:val="0"/>
           <w:color w:val="1D4ED8"/>
@@ -1467,7 +1469,7 @@
       </w:r>
       <w:r>
         <w:rPr>
-          <w:rFonts w:ascii="Arial Unicode MS" w:hAnsi="Arial Unicode MS" w:eastAsia="Arial Unicode MS"/>
+          <w:rFonts w:ascii="Heiti TC" w:hAnsi="Heiti TC" w:eastAsia="Heiti TC"/>
           <w:b/>
           <w:i w:val="0"/>
           <w:color w:val="1A2340"/>
@@ -1484,7 +1486,7 @@
       </w:pPr>
       <w:r>
         <w:rPr>
-          <w:rFonts w:ascii="Arial Unicode MS" w:hAnsi="Arial Unicode MS" w:eastAsia="Arial Unicode MS"/>
+          <w:rFonts w:ascii="Heiti TC" w:hAnsi="Heiti TC" w:eastAsia="Heiti TC"/>
           <w:b/>
           <w:i w:val="0"/>
           <w:color w:val="1D4ED8"/>
@@ -1494,7 +1496,7 @@
       </w:r>
       <w:r>
         <w:rPr>
-          <w:rFonts w:ascii="Arial Unicode MS" w:hAnsi="Arial Unicode MS" w:eastAsia="Arial Unicode MS"/>
+          <w:rFonts w:ascii="Heiti TC" w:hAnsi="Heiti TC" w:eastAsia="Heiti TC"/>
           <w:b w:val="0"/>
           <w:i w:val="0"/>
           <w:color w:val="7B8491"/>
@@ -1504,7 +1506,7 @@
       </w:r>
       <w:r>
         <w:rPr>
-          <w:rFonts w:ascii="Arial Unicode MS" w:hAnsi="Arial Unicode MS" w:eastAsia="Arial Unicode MS"/>
+          <w:rFonts w:ascii="Heiti TC" w:hAnsi="Heiti TC" w:eastAsia="Heiti TC"/>
           <w:b w:val="0"/>
           <w:i w:val="0"/>
           <w:color w:val="1A2340"/>
@@ -1687,11 +1689,12 @@
       <w:pPr>
         <w:keepNext/>
         <w:keepLines w:val="0"/>
+        <w:pageBreakBefore w:val="0"/>
         <w:spacing w:before="0" w:after="60" w:line="293" w:lineRule="auto"/>
       </w:pPr>
       <w:r>
         <w:rPr>
-          <w:rFonts w:ascii="JetBrains Mono" w:hAnsi="JetBrains Mono" w:eastAsia="Arial Unicode MS"/>
+          <w:rFonts w:ascii="JetBrains Mono" w:hAnsi="JetBrains Mono" w:eastAsia="Heiti TC"/>
           <w:b/>
           <w:i w:val="0"/>
           <w:color w:val="1D4ED8"/>
@@ -1708,7 +1711,7 @@
       </w:pPr>
       <w:r>
         <w:rPr>
-          <w:rFonts w:ascii="Arial Unicode MS" w:hAnsi="Arial Unicode MS" w:eastAsia="Arial Unicode MS"/>
+          <w:rFonts w:ascii="Heiti TC" w:hAnsi="Heiti TC" w:eastAsia="Heiti TC"/>
           <w:b/>
           <w:i w:val="0"/>
           <w:color w:val="1A2340"/>
@@ -1725,13 +1728,13 @@
       </w:pPr>
       <w:r>
         <w:rPr>
-          <w:rFonts w:ascii="Arial Unicode MS" w:hAnsi="Arial Unicode MS" w:eastAsia="Arial Unicode MS"/>
+          <w:rFonts w:ascii="Heiti TC" w:hAnsi="Heiti TC" w:eastAsia="Heiti TC"/>
           <w:b w:val="0"/>
           <w:i w:val="0"/>
           <w:color w:val="5B6573"/>
           <w:sz w:val="22"/>
         </w:rPr>
-        <w:t>依現場追問作答；不是為了證明永不改變。</w:t>
+        <w:t>依現場追問作答；不是為了證明永不改變。W17 只依本次陌生作答計 25 分；若需更新，另做同條件平行陌生題。</w:t>
       </w:r>
     </w:p>
     <w:p>
@@ -1742,7 +1745,7 @@
       </w:pPr>
       <w:r>
         <w:rPr>
-          <w:rFonts w:ascii="JetBrains Mono" w:hAnsi="JetBrains Mono" w:eastAsia="Arial Unicode MS"/>
+          <w:rFonts w:ascii="JetBrains Mono" w:hAnsi="JetBrains Mono" w:eastAsia="Heiti TC"/>
           <w:b/>
           <w:i w:val="0"/>
           <w:color w:val="1D4ED8"/>
@@ -1752,7 +1755,7 @@
       </w:r>
       <w:r>
         <w:rPr>
-          <w:rFonts w:ascii="Arial Unicode MS" w:hAnsi="Arial Unicode MS" w:eastAsia="Arial Unicode MS"/>
+          <w:rFonts w:ascii="Heiti TC" w:hAnsi="Heiti TC" w:eastAsia="Heiti TC"/>
           <w:b w:val="0"/>
           <w:i w:val="0"/>
           <w:color w:val="1D4ED8"/>
@@ -1762,7 +1765,7 @@
       </w:r>
       <w:r>
         <w:rPr>
-          <w:rFonts w:ascii="Arial Unicode MS" w:hAnsi="Arial Unicode MS" w:eastAsia="Arial Unicode MS"/>
+          <w:rFonts w:ascii="Heiti TC" w:hAnsi="Heiti TC" w:eastAsia="Heiti TC"/>
           <w:b/>
           <w:i w:val="0"/>
           <w:color w:val="1A2340"/>
@@ -1779,7 +1782,7 @@
       </w:pPr>
       <w:r>
         <w:rPr>
-          <w:rFonts w:ascii="Arial Unicode MS" w:hAnsi="Arial Unicode MS" w:eastAsia="Arial Unicode MS"/>
+          <w:rFonts w:ascii="Heiti TC" w:hAnsi="Heiti TC" w:eastAsia="Heiti TC"/>
           <w:b/>
           <w:i w:val="0"/>
           <w:color w:val="1D4ED8"/>
@@ -1789,7 +1792,7 @@
       </w:r>
       <w:r>
         <w:rPr>
-          <w:rFonts w:ascii="Arial Unicode MS" w:hAnsi="Arial Unicode MS" w:eastAsia="Arial Unicode MS"/>
+          <w:rFonts w:ascii="Heiti TC" w:hAnsi="Heiti TC" w:eastAsia="Heiti TC"/>
           <w:b w:val="0"/>
           <w:i w:val="0"/>
           <w:color w:val="7B8491"/>
@@ -1799,7 +1802,7 @@
       </w:r>
       <w:r>
         <w:rPr>
-          <w:rFonts w:ascii="Arial Unicode MS" w:hAnsi="Arial Unicode MS" w:eastAsia="Arial Unicode MS"/>
+          <w:rFonts w:ascii="Heiti TC" w:hAnsi="Heiti TC" w:eastAsia="Heiti TC"/>
           <w:b w:val="0"/>
           <w:i w:val="0"/>
           <w:color w:val="1A2340"/>
@@ -1948,7 +1951,7 @@
       </w:pPr>
       <w:r>
         <w:rPr>
-          <w:rFonts w:ascii="JetBrains Mono" w:hAnsi="JetBrains Mono" w:eastAsia="Arial Unicode MS"/>
+          <w:rFonts w:ascii="JetBrains Mono" w:hAnsi="JetBrains Mono" w:eastAsia="Heiti TC"/>
           <w:b/>
           <w:i w:val="0"/>
           <w:color w:val="1D4ED8"/>
@@ -1958,7 +1961,7 @@
       </w:r>
       <w:r>
         <w:rPr>
-          <w:rFonts w:ascii="Arial Unicode MS" w:hAnsi="Arial Unicode MS" w:eastAsia="Arial Unicode MS"/>
+          <w:rFonts w:ascii="Heiti TC" w:hAnsi="Heiti TC" w:eastAsia="Heiti TC"/>
           <w:b w:val="0"/>
           <w:i w:val="0"/>
           <w:color w:val="1D4ED8"/>
@@ -1968,7 +1971,7 @@
       </w:r>
       <w:r>
         <w:rPr>
-          <w:rFonts w:ascii="Arial Unicode MS" w:hAnsi="Arial Unicode MS" w:eastAsia="Arial Unicode MS"/>
+          <w:rFonts w:ascii="Heiti TC" w:hAnsi="Heiti TC" w:eastAsia="Heiti TC"/>
           <w:b/>
           <w:i w:val="0"/>
           <w:color w:val="1A2340"/>
@@ -1985,7 +1988,7 @@
       </w:pPr>
       <w:r>
         <w:rPr>
-          <w:rFonts w:ascii="Arial Unicode MS" w:hAnsi="Arial Unicode MS" w:eastAsia="Arial Unicode MS"/>
+          <w:rFonts w:ascii="Heiti TC" w:hAnsi="Heiti TC" w:eastAsia="Heiti TC"/>
           <w:b/>
           <w:i w:val="0"/>
           <w:color w:val="1D4ED8"/>
@@ -1995,7 +1998,7 @@
       </w:r>
       <w:r>
         <w:rPr>
-          <w:rFonts w:ascii="Arial Unicode MS" w:hAnsi="Arial Unicode MS" w:eastAsia="Arial Unicode MS"/>
+          <w:rFonts w:ascii="Heiti TC" w:hAnsi="Heiti TC" w:eastAsia="Heiti TC"/>
           <w:b w:val="0"/>
           <w:i w:val="0"/>
           <w:color w:val="7B8491"/>
@@ -2005,7 +2008,7 @@
       </w:r>
       <w:r>
         <w:rPr>
-          <w:rFonts w:ascii="Arial Unicode MS" w:hAnsi="Arial Unicode MS" w:eastAsia="Arial Unicode MS"/>
+          <w:rFonts w:ascii="Heiti TC" w:hAnsi="Heiti TC" w:eastAsia="Heiti TC"/>
           <w:b w:val="0"/>
           <w:i w:val="0"/>
           <w:color w:val="1A2340"/>
@@ -2428,11 +2431,12 @@
       <w:pPr>
         <w:keepNext/>
         <w:keepLines w:val="0"/>
+        <w:pageBreakBefore w:val="0"/>
         <w:spacing w:before="0" w:after="60" w:line="293" w:lineRule="auto"/>
       </w:pPr>
       <w:r>
         <w:rPr>
-          <w:rFonts w:ascii="JetBrains Mono" w:hAnsi="JetBrains Mono" w:eastAsia="Arial Unicode MS"/>
+          <w:rFonts w:ascii="JetBrains Mono" w:hAnsi="JetBrains Mono" w:eastAsia="Heiti TC"/>
           <w:b/>
           <w:i w:val="0"/>
           <w:color w:val="1D4ED8"/>
@@ -2449,13 +2453,13 @@
       </w:pPr>
       <w:r>
         <w:rPr>
-          <w:rFonts w:ascii="Arial Unicode MS" w:hAnsi="Arial Unicode MS" w:eastAsia="Arial Unicode MS"/>
+          <w:rFonts w:ascii="Heiti TC" w:hAnsi="Heiti TC" w:eastAsia="Heiti TC"/>
           <w:b/>
           <w:i w:val="0"/>
           <w:color w:val="1A2340"/>
           <w:sz w:val="44"/>
         </w:rPr>
-        <w:t>用 W1 起點題本證明變化</w:t>
+        <w:t>W1 同軸學習回看｜0 分</w:t>
       </w:r>
     </w:p>
     <w:p>
@@ -2466,24 +2470,84 @@
       </w:pPr>
       <w:r>
         <w:rPr>
-          <w:rFonts w:ascii="Arial Unicode MS" w:hAnsi="Arial Unicode MS" w:eastAsia="Arial Unicode MS"/>
+          <w:rFonts w:ascii="Heiti TC" w:hAnsi="Heiti TC" w:eastAsia="Heiti TC"/>
           <w:b w:val="0"/>
           <w:i w:val="0"/>
           <w:color w:val="5B6573"/>
           <w:sz w:val="22"/>
         </w:rPr>
-        <w:t>85 分先交 W17 第 1–3 頁，再拆教師保存的 W1 起點題本；Q3 不交、不讀、不計分。</w:t>
+        <w:t>85 分先交第 1–3 頁；教師收齊後才拆 W1。本頁不進 25 分，自留或自願提供非計分回饋。</w:t>
       </w:r>
     </w:p>
+    <w:tbl>
+      <w:tblPr>
+        <w:tblW w:type="dxa" w:w="9865"/>
+        <w:jc w:val="left"/>
+        <w:tblLayout w:type="fixed"/>
+        <w:tblLook w:firstColumn="1" w:firstRow="1" w:lastColumn="0" w:lastRow="0" w:noHBand="0" w:noVBand="1" w:val="04A0"/>
+        <w:tblInd w:type="dxa" w:w="0"/>
+      </w:tblPr>
+      <w:tblGrid>
+        <w:gridCol w:w="9865"/>
+      </w:tblGrid>
+      <w:tr>
+        <w:tc>
+          <w:tcPr>
+            <w:tcW w:type="dxa" w:w="9865"/>
+            <w:tcMar>
+              <w:top w:w="100" w:type="dxa"/>
+              <w:start w:w="150" w:type="dxa"/>
+              <w:bottom w:w="100" w:type="dxa"/>
+              <w:end w:w="150" w:type="dxa"/>
+            </w:tcMar>
+            <w:tcBorders>
+              <w:top w:val="nil"/>
+              <w:bottom w:val="nil"/>
+              <w:start w:val="single" w:sz="14" w:space="0" w:color="1D4ED8"/>
+              <w:end w:val="nil"/>
+            </w:tcBorders>
+            <w:shd w:val="clear" w:color="auto" w:fill="F5F7FA"/>
+            <w:vAlign w:val="center"/>
+          </w:tcPr>
+          <w:p>
+            <w:pPr>
+              <w:keepNext w:val="0"/>
+              <w:keepLines w:val="0"/>
+              <w:spacing w:before="0" w:after="0" w:line="293" w:lineRule="auto"/>
+            </w:pPr>
+            <w:r>
+              <w:rPr>
+                <w:rFonts w:ascii="Heiti TC" w:hAnsi="Heiti TC" w:eastAsia="Heiti TC"/>
+                <w:b/>
+                <w:i w:val="0"/>
+                <w:color w:val="1D4ED8"/>
+                <w:sz w:val="22"/>
+              </w:rPr>
+              <w:t>不參與正式評分</w:t>
+            </w:r>
+            <w:r>
+              <w:rPr>
+                <w:rFonts w:ascii="Heiti TC" w:hAnsi="Heiti TC" w:eastAsia="Heiti TC"/>
+                <w:b w:val="0"/>
+                <w:i w:val="0"/>
+                <w:color w:val="1A2340"/>
+                <w:sz w:val="22"/>
+              </w:rPr>
+              <w:t xml:space="preserve">　用 W1 與 W17 原作描述變化；不以此補足閱讀、判斷、回應或修正分數。</w:t>
+            </w:r>
+          </w:p>
+        </w:tc>
+      </w:tr>
+    </w:tbl>
     <w:p>
       <w:pPr>
         <w:keepNext/>
         <w:keepLines w:val="0"/>
-        <w:spacing w:before="100" w:after="40" w:line="293" w:lineRule="auto"/>
+        <w:spacing w:before="140" w:after="60" w:line="293" w:lineRule="auto"/>
       </w:pPr>
       <w:r>
         <w:rPr>
-          <w:rFonts w:ascii="JetBrains Mono" w:hAnsi="JetBrains Mono" w:eastAsia="Arial Unicode MS"/>
+          <w:rFonts w:ascii="JetBrains Mono" w:hAnsi="JetBrains Mono" w:eastAsia="Heiti TC"/>
           <w:b/>
           <w:i w:val="0"/>
           <w:color w:val="1D4ED8"/>
@@ -2493,7 +2557,7 @@
       </w:r>
       <w:r>
         <w:rPr>
-          <w:rFonts w:ascii="Arial Unicode MS" w:hAnsi="Arial Unicode MS" w:eastAsia="Arial Unicode MS"/>
+          <w:rFonts w:ascii="Heiti TC" w:hAnsi="Heiti TC" w:eastAsia="Heiti TC"/>
           <w:b w:val="0"/>
           <w:i w:val="0"/>
           <w:color w:val="1D4ED8"/>
@@ -2503,13 +2567,754 @@
       </w:r>
       <w:r>
         <w:rPr>
-          <w:rFonts w:ascii="Arial Unicode MS" w:hAnsi="Arial Unicode MS" w:eastAsia="Arial Unicode MS"/>
+          <w:rFonts w:ascii="Heiti TC" w:hAnsi="Heiti TC" w:eastAsia="Heiti TC"/>
           <w:b/>
           <w:i w:val="0"/>
           <w:color w:val="1A2340"/>
           <w:sz w:val="30"/>
         </w:rPr>
-        <w:t>兩端自評</w:t>
+        <w:t>四能力原作回看</w:t>
+      </w:r>
+    </w:p>
+    <w:tbl>
+      <w:tblPr>
+        <w:tblW w:type="dxa" w:w="10365"/>
+        <w:jc w:val="left"/>
+        <w:tblLayout w:type="fixed"/>
+        <w:tblLook w:firstColumn="1" w:firstRow="1" w:lastColumn="0" w:lastRow="0" w:noHBand="0" w:noVBand="1" w:val="04A0"/>
+        <w:tblInd w:type="dxa" w:w="0"/>
+      </w:tblPr>
+      <w:tblGrid>
+        <w:gridCol w:w="1500"/>
+        <w:gridCol w:w="2500"/>
+        <w:gridCol w:w="2500"/>
+        <w:gridCol w:w="3865"/>
+      </w:tblGrid>
+      <w:tr>
+        <w:trPr>
+          <w:trHeight w:val="567" w:hRule="atLeast"/>
+        </w:trPr>
+        <w:tc>
+          <w:tcPr>
+            <w:tcW w:type="dxa" w:w="1500"/>
+            <w:vAlign w:val="center"/>
+            <w:tcMar>
+              <w:top w:w="80" w:type="dxa"/>
+              <w:start w:w="80" w:type="dxa"/>
+              <w:bottom w:w="80" w:type="dxa"/>
+              <w:end w:w="80" w:type="dxa"/>
+            </w:tcMar>
+            <w:tcBorders>
+              <w:top w:val="single" w:sz="5" w:space="0" w:color="CBD5E1"/>
+              <w:bottom w:val="single" w:sz="5" w:space="0" w:color="CBD5E1"/>
+              <w:start w:val="single" w:sz="4" w:space="0" w:color="CBD5E1"/>
+              <w:end w:val="single" w:sz="4" w:space="0" w:color="CBD5E1"/>
+            </w:tcBorders>
+            <w:shd w:val="clear" w:color="auto" w:fill="F5F7FA"/>
+          </w:tcPr>
+          <w:p>
+            <w:pPr>
+              <w:jc w:val="center"/>
+            </w:pPr>
+            <w:r>
+              <w:rPr>
+                <w:rFonts w:ascii="Heiti TC" w:hAnsi="Heiti TC" w:eastAsia="Heiti TC"/>
+                <w:b/>
+                <w:i w:val="0"/>
+                <w:color w:val="1D4ED8"/>
+                <w:sz w:val="16"/>
+              </w:rPr>
+              <w:t>能力</w:t>
+            </w:r>
+          </w:p>
+        </w:tc>
+        <w:tc>
+          <w:tcPr>
+            <w:tcW w:type="dxa" w:w="2500"/>
+            <w:vAlign w:val="center"/>
+            <w:tcMar>
+              <w:top w:w="80" w:type="dxa"/>
+              <w:start w:w="80" w:type="dxa"/>
+              <w:bottom w:w="80" w:type="dxa"/>
+              <w:end w:w="80" w:type="dxa"/>
+            </w:tcMar>
+            <w:tcBorders>
+              <w:top w:val="single" w:sz="5" w:space="0" w:color="CBD5E1"/>
+              <w:bottom w:val="single" w:sz="5" w:space="0" w:color="CBD5E1"/>
+              <w:start w:val="single" w:sz="4" w:space="0" w:color="CBD5E1"/>
+              <w:end w:val="single" w:sz="4" w:space="0" w:color="CBD5E1"/>
+            </w:tcBorders>
+            <w:shd w:val="clear" w:color="auto" w:fill="F5F7FA"/>
+          </w:tcPr>
+          <w:p>
+            <w:pPr>
+              <w:jc w:val="center"/>
+            </w:pPr>
+            <w:r>
+              <w:rPr>
+                <w:rFonts w:ascii="Heiti TC" w:hAnsi="Heiti TC" w:eastAsia="Heiti TC"/>
+                <w:b/>
+                <w:i w:val="0"/>
+                <w:color w:val="1D4ED8"/>
+                <w:sz w:val="16"/>
+              </w:rPr>
+              <w:t>W1 一句／位置</w:t>
+            </w:r>
+          </w:p>
+        </w:tc>
+        <w:tc>
+          <w:tcPr>
+            <w:tcW w:type="dxa" w:w="2500"/>
+            <w:vAlign w:val="center"/>
+            <w:tcMar>
+              <w:top w:w="80" w:type="dxa"/>
+              <w:start w:w="80" w:type="dxa"/>
+              <w:bottom w:w="80" w:type="dxa"/>
+              <w:end w:w="80" w:type="dxa"/>
+            </w:tcMar>
+            <w:tcBorders>
+              <w:top w:val="single" w:sz="5" w:space="0" w:color="CBD5E1"/>
+              <w:bottom w:val="single" w:sz="5" w:space="0" w:color="CBD5E1"/>
+              <w:start w:val="single" w:sz="4" w:space="0" w:color="CBD5E1"/>
+              <w:end w:val="single" w:sz="4" w:space="0" w:color="CBD5E1"/>
+            </w:tcBorders>
+            <w:shd w:val="clear" w:color="auto" w:fill="F5F7FA"/>
+          </w:tcPr>
+          <w:p>
+            <w:pPr>
+              <w:jc w:val="center"/>
+            </w:pPr>
+            <w:r>
+              <w:rPr>
+                <w:rFonts w:ascii="Heiti TC" w:hAnsi="Heiti TC" w:eastAsia="Heiti TC"/>
+                <w:b/>
+                <w:i w:val="0"/>
+                <w:color w:val="1D4ED8"/>
+                <w:sz w:val="16"/>
+              </w:rPr>
+              <w:t>W17 一句／位置</w:t>
+            </w:r>
+          </w:p>
+        </w:tc>
+        <w:tc>
+          <w:tcPr>
+            <w:tcW w:type="dxa" w:w="3865"/>
+            <w:vAlign w:val="center"/>
+            <w:tcMar>
+              <w:top w:w="80" w:type="dxa"/>
+              <w:start w:w="80" w:type="dxa"/>
+              <w:bottom w:w="80" w:type="dxa"/>
+              <w:end w:w="80" w:type="dxa"/>
+            </w:tcMar>
+            <w:tcBorders>
+              <w:top w:val="single" w:sz="5" w:space="0" w:color="CBD5E1"/>
+              <w:bottom w:val="single" w:sz="5" w:space="0" w:color="CBD5E1"/>
+              <w:start w:val="single" w:sz="4" w:space="0" w:color="CBD5E1"/>
+              <w:end w:val="single" w:sz="4" w:space="0" w:color="CBD5E1"/>
+            </w:tcBorders>
+            <w:shd w:val="clear" w:color="auto" w:fill="F5F7FA"/>
+          </w:tcPr>
+          <w:p>
+            <w:pPr>
+              <w:jc w:val="center"/>
+            </w:pPr>
+            <w:r>
+              <w:rPr>
+                <w:rFonts w:ascii="Heiti TC" w:hAnsi="Heiti TC" w:eastAsia="Heiti TC"/>
+                <w:b/>
+                <w:i w:val="0"/>
+                <w:color w:val="1D4ED8"/>
+                <w:sz w:val="16"/>
+              </w:rPr>
+              <w:t>我看見的變化／仍待學習</w:t>
+            </w:r>
+          </w:p>
+        </w:tc>
+      </w:tr>
+      <w:tr>
+        <w:trPr>
+          <w:trHeight w:val="907" w:hRule="atLeast"/>
+        </w:trPr>
+        <w:tc>
+          <w:tcPr>
+            <w:tcW w:type="dxa" w:w="1500"/>
+            <w:vAlign w:val="center"/>
+            <w:tcMar>
+              <w:top w:w="80" w:type="dxa"/>
+              <w:start w:w="80" w:type="dxa"/>
+              <w:bottom w:w="80" w:type="dxa"/>
+              <w:end w:w="80" w:type="dxa"/>
+            </w:tcMar>
+            <w:tcBorders>
+              <w:top w:val="single" w:sz="5" w:space="0" w:color="CBD5E1"/>
+              <w:bottom w:val="single" w:sz="5" w:space="0" w:color="CBD5E1"/>
+              <w:start w:val="single" w:sz="4" w:space="0" w:color="CBD5E1"/>
+              <w:end w:val="single" w:sz="4" w:space="0" w:color="CBD5E1"/>
+            </w:tcBorders>
+          </w:tcPr>
+          <w:p>
+            <w:pPr>
+              <w:jc w:val="center"/>
+            </w:pPr>
+            <w:r>
+              <w:rPr>
+                <w:rFonts w:ascii="Heiti TC" w:hAnsi="Heiti TC" w:eastAsia="Heiti TC"/>
+                <w:b w:val="0"/>
+                <w:i w:val="0"/>
+                <w:color w:val="1A2340"/>
+                <w:sz w:val="16"/>
+              </w:rPr>
+              <w:t>閱讀證據</w:t>
+            </w:r>
+          </w:p>
+        </w:tc>
+        <w:tc>
+          <w:tcPr>
+            <w:tcW w:type="dxa" w:w="2500"/>
+            <w:vAlign w:val="center"/>
+            <w:tcMar>
+              <w:top w:w="80" w:type="dxa"/>
+              <w:start w:w="80" w:type="dxa"/>
+              <w:bottom w:w="80" w:type="dxa"/>
+              <w:end w:w="80" w:type="dxa"/>
+            </w:tcMar>
+            <w:tcBorders>
+              <w:top w:val="single" w:sz="5" w:space="0" w:color="CBD5E1"/>
+              <w:bottom w:val="single" w:sz="5" w:space="0" w:color="CBD5E1"/>
+              <w:start w:val="single" w:sz="4" w:space="0" w:color="CBD5E1"/>
+              <w:end w:val="single" w:sz="4" w:space="0" w:color="CBD5E1"/>
+            </w:tcBorders>
+          </w:tcPr>
+          <w:p>
+            <w:pPr>
+              <w:jc w:val="left"/>
+            </w:pPr>
+            <w:r>
+              <w:rPr>
+                <w:rFonts w:ascii="Heiti TC" w:hAnsi="Heiti TC" w:eastAsia="Heiti TC"/>
+                <w:b w:val="0"/>
+                <w:i w:val="0"/>
+                <w:color w:val="1A2340"/>
+                <w:sz w:val="16"/>
+              </w:rPr>
+              <w:t>＿＿＿＿</w:t>
+            </w:r>
+          </w:p>
+        </w:tc>
+        <w:tc>
+          <w:tcPr>
+            <w:tcW w:type="dxa" w:w="2500"/>
+            <w:vAlign w:val="center"/>
+            <w:tcMar>
+              <w:top w:w="80" w:type="dxa"/>
+              <w:start w:w="80" w:type="dxa"/>
+              <w:bottom w:w="80" w:type="dxa"/>
+              <w:end w:w="80" w:type="dxa"/>
+            </w:tcMar>
+            <w:tcBorders>
+              <w:top w:val="single" w:sz="5" w:space="0" w:color="CBD5E1"/>
+              <w:bottom w:val="single" w:sz="5" w:space="0" w:color="CBD5E1"/>
+              <w:start w:val="single" w:sz="4" w:space="0" w:color="CBD5E1"/>
+              <w:end w:val="single" w:sz="4" w:space="0" w:color="CBD5E1"/>
+            </w:tcBorders>
+          </w:tcPr>
+          <w:p>
+            <w:pPr>
+              <w:jc w:val="left"/>
+            </w:pPr>
+            <w:r>
+              <w:rPr>
+                <w:rFonts w:ascii="Heiti TC" w:hAnsi="Heiti TC" w:eastAsia="Heiti TC"/>
+                <w:b w:val="0"/>
+                <w:i w:val="0"/>
+                <w:color w:val="1A2340"/>
+                <w:sz w:val="16"/>
+              </w:rPr>
+              <w:t>＿＿＿＿</w:t>
+            </w:r>
+          </w:p>
+        </w:tc>
+        <w:tc>
+          <w:tcPr>
+            <w:tcW w:type="dxa" w:w="3865"/>
+            <w:vAlign w:val="center"/>
+            <w:tcMar>
+              <w:top w:w="80" w:type="dxa"/>
+              <w:start w:w="80" w:type="dxa"/>
+              <w:bottom w:w="80" w:type="dxa"/>
+              <w:end w:w="80" w:type="dxa"/>
+            </w:tcMar>
+            <w:tcBorders>
+              <w:top w:val="single" w:sz="5" w:space="0" w:color="CBD5E1"/>
+              <w:bottom w:val="single" w:sz="5" w:space="0" w:color="CBD5E1"/>
+              <w:start w:val="single" w:sz="4" w:space="0" w:color="CBD5E1"/>
+              <w:end w:val="single" w:sz="4" w:space="0" w:color="CBD5E1"/>
+            </w:tcBorders>
+          </w:tcPr>
+          <w:p>
+            <w:pPr>
+              <w:jc w:val="left"/>
+            </w:pPr>
+            <w:r>
+              <w:rPr>
+                <w:rFonts w:ascii="Heiti TC" w:hAnsi="Heiti TC" w:eastAsia="Heiti TC"/>
+                <w:b w:val="0"/>
+                <w:i w:val="0"/>
+                <w:color w:val="1A2340"/>
+                <w:sz w:val="16"/>
+              </w:rPr>
+              <w:t>＿＿＿＿</w:t>
+            </w:r>
+          </w:p>
+        </w:tc>
+      </w:tr>
+      <w:tr>
+        <w:trPr>
+          <w:trHeight w:val="907" w:hRule="atLeast"/>
+        </w:trPr>
+        <w:tc>
+          <w:tcPr>
+            <w:tcW w:type="dxa" w:w="1500"/>
+            <w:vAlign w:val="center"/>
+            <w:tcMar>
+              <w:top w:w="80" w:type="dxa"/>
+              <w:start w:w="80" w:type="dxa"/>
+              <w:bottom w:w="80" w:type="dxa"/>
+              <w:end w:w="80" w:type="dxa"/>
+            </w:tcMar>
+            <w:tcBorders>
+              <w:top w:val="single" w:sz="5" w:space="0" w:color="CBD5E1"/>
+              <w:bottom w:val="single" w:sz="5" w:space="0" w:color="CBD5E1"/>
+              <w:start w:val="single" w:sz="4" w:space="0" w:color="CBD5E1"/>
+              <w:end w:val="single" w:sz="4" w:space="0" w:color="CBD5E1"/>
+            </w:tcBorders>
+          </w:tcPr>
+          <w:p>
+            <w:pPr>
+              <w:jc w:val="center"/>
+            </w:pPr>
+            <w:r>
+              <w:rPr>
+                <w:rFonts w:ascii="Heiti TC" w:hAnsi="Heiti TC" w:eastAsia="Heiti TC"/>
+                <w:b w:val="0"/>
+                <w:i w:val="0"/>
+                <w:color w:val="1A2340"/>
+                <w:sz w:val="16"/>
+              </w:rPr>
+              <w:t>形成判斷</w:t>
+            </w:r>
+          </w:p>
+        </w:tc>
+        <w:tc>
+          <w:tcPr>
+            <w:tcW w:type="dxa" w:w="2500"/>
+            <w:vAlign w:val="center"/>
+            <w:tcMar>
+              <w:top w:w="80" w:type="dxa"/>
+              <w:start w:w="80" w:type="dxa"/>
+              <w:bottom w:w="80" w:type="dxa"/>
+              <w:end w:w="80" w:type="dxa"/>
+            </w:tcMar>
+            <w:tcBorders>
+              <w:top w:val="single" w:sz="5" w:space="0" w:color="CBD5E1"/>
+              <w:bottom w:val="single" w:sz="5" w:space="0" w:color="CBD5E1"/>
+              <w:start w:val="single" w:sz="4" w:space="0" w:color="CBD5E1"/>
+              <w:end w:val="single" w:sz="4" w:space="0" w:color="CBD5E1"/>
+            </w:tcBorders>
+          </w:tcPr>
+          <w:p>
+            <w:pPr>
+              <w:jc w:val="left"/>
+            </w:pPr>
+            <w:r>
+              <w:rPr>
+                <w:rFonts w:ascii="Heiti TC" w:hAnsi="Heiti TC" w:eastAsia="Heiti TC"/>
+                <w:b w:val="0"/>
+                <w:i w:val="0"/>
+                <w:color w:val="1A2340"/>
+                <w:sz w:val="16"/>
+              </w:rPr>
+              <w:t>＿＿＿＿</w:t>
+            </w:r>
+          </w:p>
+        </w:tc>
+        <w:tc>
+          <w:tcPr>
+            <w:tcW w:type="dxa" w:w="2500"/>
+            <w:vAlign w:val="center"/>
+            <w:tcMar>
+              <w:top w:w="80" w:type="dxa"/>
+              <w:start w:w="80" w:type="dxa"/>
+              <w:bottom w:w="80" w:type="dxa"/>
+              <w:end w:w="80" w:type="dxa"/>
+            </w:tcMar>
+            <w:tcBorders>
+              <w:top w:val="single" w:sz="5" w:space="0" w:color="CBD5E1"/>
+              <w:bottom w:val="single" w:sz="5" w:space="0" w:color="CBD5E1"/>
+              <w:start w:val="single" w:sz="4" w:space="0" w:color="CBD5E1"/>
+              <w:end w:val="single" w:sz="4" w:space="0" w:color="CBD5E1"/>
+            </w:tcBorders>
+          </w:tcPr>
+          <w:p>
+            <w:pPr>
+              <w:jc w:val="left"/>
+            </w:pPr>
+            <w:r>
+              <w:rPr>
+                <w:rFonts w:ascii="Heiti TC" w:hAnsi="Heiti TC" w:eastAsia="Heiti TC"/>
+                <w:b w:val="0"/>
+                <w:i w:val="0"/>
+                <w:color w:val="1A2340"/>
+                <w:sz w:val="16"/>
+              </w:rPr>
+              <w:t>＿＿＿＿</w:t>
+            </w:r>
+          </w:p>
+        </w:tc>
+        <w:tc>
+          <w:tcPr>
+            <w:tcW w:type="dxa" w:w="3865"/>
+            <w:vAlign w:val="center"/>
+            <w:tcMar>
+              <w:top w:w="80" w:type="dxa"/>
+              <w:start w:w="80" w:type="dxa"/>
+              <w:bottom w:w="80" w:type="dxa"/>
+              <w:end w:w="80" w:type="dxa"/>
+            </w:tcMar>
+            <w:tcBorders>
+              <w:top w:val="single" w:sz="5" w:space="0" w:color="CBD5E1"/>
+              <w:bottom w:val="single" w:sz="5" w:space="0" w:color="CBD5E1"/>
+              <w:start w:val="single" w:sz="4" w:space="0" w:color="CBD5E1"/>
+              <w:end w:val="single" w:sz="4" w:space="0" w:color="CBD5E1"/>
+            </w:tcBorders>
+          </w:tcPr>
+          <w:p>
+            <w:pPr>
+              <w:jc w:val="left"/>
+            </w:pPr>
+            <w:r>
+              <w:rPr>
+                <w:rFonts w:ascii="Heiti TC" w:hAnsi="Heiti TC" w:eastAsia="Heiti TC"/>
+                <w:b w:val="0"/>
+                <w:i w:val="0"/>
+                <w:color w:val="1A2340"/>
+                <w:sz w:val="16"/>
+              </w:rPr>
+              <w:t>＿＿＿＿</w:t>
+            </w:r>
+          </w:p>
+        </w:tc>
+      </w:tr>
+      <w:tr>
+        <w:trPr>
+          <w:trHeight w:val="907" w:hRule="atLeast"/>
+        </w:trPr>
+        <w:tc>
+          <w:tcPr>
+            <w:tcW w:type="dxa" w:w="1500"/>
+            <w:vAlign w:val="center"/>
+            <w:tcMar>
+              <w:top w:w="80" w:type="dxa"/>
+              <w:start w:w="80" w:type="dxa"/>
+              <w:bottom w:w="80" w:type="dxa"/>
+              <w:end w:w="80" w:type="dxa"/>
+            </w:tcMar>
+            <w:tcBorders>
+              <w:top w:val="single" w:sz="5" w:space="0" w:color="CBD5E1"/>
+              <w:bottom w:val="single" w:sz="5" w:space="0" w:color="CBD5E1"/>
+              <w:start w:val="single" w:sz="4" w:space="0" w:color="CBD5E1"/>
+              <w:end w:val="single" w:sz="4" w:space="0" w:color="CBD5E1"/>
+            </w:tcBorders>
+          </w:tcPr>
+          <w:p>
+            <w:pPr>
+              <w:jc w:val="center"/>
+            </w:pPr>
+            <w:r>
+              <w:rPr>
+                <w:rFonts w:ascii="Heiti TC" w:hAnsi="Heiti TC" w:eastAsia="Heiti TC"/>
+                <w:b w:val="0"/>
+                <w:i w:val="0"/>
+                <w:color w:val="1A2340"/>
+                <w:sz w:val="16"/>
+              </w:rPr>
+              <w:t>回應讀者／異議／回饋</w:t>
+            </w:r>
+          </w:p>
+        </w:tc>
+        <w:tc>
+          <w:tcPr>
+            <w:tcW w:type="dxa" w:w="2500"/>
+            <w:vAlign w:val="center"/>
+            <w:tcMar>
+              <w:top w:w="80" w:type="dxa"/>
+              <w:start w:w="80" w:type="dxa"/>
+              <w:bottom w:w="80" w:type="dxa"/>
+              <w:end w:w="80" w:type="dxa"/>
+            </w:tcMar>
+            <w:tcBorders>
+              <w:top w:val="single" w:sz="5" w:space="0" w:color="CBD5E1"/>
+              <w:bottom w:val="single" w:sz="5" w:space="0" w:color="CBD5E1"/>
+              <w:start w:val="single" w:sz="4" w:space="0" w:color="CBD5E1"/>
+              <w:end w:val="single" w:sz="4" w:space="0" w:color="CBD5E1"/>
+            </w:tcBorders>
+          </w:tcPr>
+          <w:p>
+            <w:pPr>
+              <w:jc w:val="left"/>
+            </w:pPr>
+            <w:r>
+              <w:rPr>
+                <w:rFonts w:ascii="Heiti TC" w:hAnsi="Heiti TC" w:eastAsia="Heiti TC"/>
+                <w:b w:val="0"/>
+                <w:i w:val="0"/>
+                <w:color w:val="1A2340"/>
+                <w:sz w:val="16"/>
+              </w:rPr>
+              <w:t>＿＿＿＿</w:t>
+            </w:r>
+          </w:p>
+        </w:tc>
+        <w:tc>
+          <w:tcPr>
+            <w:tcW w:type="dxa" w:w="2500"/>
+            <w:vAlign w:val="center"/>
+            <w:tcMar>
+              <w:top w:w="80" w:type="dxa"/>
+              <w:start w:w="80" w:type="dxa"/>
+              <w:bottom w:w="80" w:type="dxa"/>
+              <w:end w:w="80" w:type="dxa"/>
+            </w:tcMar>
+            <w:tcBorders>
+              <w:top w:val="single" w:sz="5" w:space="0" w:color="CBD5E1"/>
+              <w:bottom w:val="single" w:sz="5" w:space="0" w:color="CBD5E1"/>
+              <w:start w:val="single" w:sz="4" w:space="0" w:color="CBD5E1"/>
+              <w:end w:val="single" w:sz="4" w:space="0" w:color="CBD5E1"/>
+            </w:tcBorders>
+          </w:tcPr>
+          <w:p>
+            <w:pPr>
+              <w:jc w:val="left"/>
+            </w:pPr>
+            <w:r>
+              <w:rPr>
+                <w:rFonts w:ascii="Heiti TC" w:hAnsi="Heiti TC" w:eastAsia="Heiti TC"/>
+                <w:b w:val="0"/>
+                <w:i w:val="0"/>
+                <w:color w:val="1A2340"/>
+                <w:sz w:val="16"/>
+              </w:rPr>
+              <w:t>＿＿＿＿</w:t>
+            </w:r>
+          </w:p>
+        </w:tc>
+        <w:tc>
+          <w:tcPr>
+            <w:tcW w:type="dxa" w:w="3865"/>
+            <w:vAlign w:val="center"/>
+            <w:tcMar>
+              <w:top w:w="80" w:type="dxa"/>
+              <w:start w:w="80" w:type="dxa"/>
+              <w:bottom w:w="80" w:type="dxa"/>
+              <w:end w:w="80" w:type="dxa"/>
+            </w:tcMar>
+            <w:tcBorders>
+              <w:top w:val="single" w:sz="5" w:space="0" w:color="CBD5E1"/>
+              <w:bottom w:val="single" w:sz="5" w:space="0" w:color="CBD5E1"/>
+              <w:start w:val="single" w:sz="4" w:space="0" w:color="CBD5E1"/>
+              <w:end w:val="single" w:sz="4" w:space="0" w:color="CBD5E1"/>
+            </w:tcBorders>
+          </w:tcPr>
+          <w:p>
+            <w:pPr>
+              <w:jc w:val="left"/>
+            </w:pPr>
+            <w:r>
+              <w:rPr>
+                <w:rFonts w:ascii="Heiti TC" w:hAnsi="Heiti TC" w:eastAsia="Heiti TC"/>
+                <w:b w:val="0"/>
+                <w:i w:val="0"/>
+                <w:color w:val="1A2340"/>
+                <w:sz w:val="16"/>
+              </w:rPr>
+              <w:t>＿＿＿＿</w:t>
+            </w:r>
+          </w:p>
+        </w:tc>
+      </w:tr>
+      <w:tr>
+        <w:trPr>
+          <w:trHeight w:val="907" w:hRule="atLeast"/>
+        </w:trPr>
+        <w:tc>
+          <w:tcPr>
+            <w:tcW w:type="dxa" w:w="1500"/>
+            <w:vAlign w:val="center"/>
+            <w:tcMar>
+              <w:top w:w="80" w:type="dxa"/>
+              <w:start w:w="80" w:type="dxa"/>
+              <w:bottom w:w="80" w:type="dxa"/>
+              <w:end w:w="80" w:type="dxa"/>
+            </w:tcMar>
+            <w:tcBorders>
+              <w:top w:val="single" w:sz="5" w:space="0" w:color="CBD5E1"/>
+              <w:bottom w:val="single" w:sz="5" w:space="0" w:color="CBD5E1"/>
+              <w:start w:val="single" w:sz="4" w:space="0" w:color="CBD5E1"/>
+              <w:end w:val="single" w:sz="4" w:space="0" w:color="CBD5E1"/>
+            </w:tcBorders>
+          </w:tcPr>
+          <w:p>
+            <w:pPr>
+              <w:jc w:val="center"/>
+            </w:pPr>
+            <w:r>
+              <w:rPr>
+                <w:rFonts w:ascii="Heiti TC" w:hAnsi="Heiti TC" w:eastAsia="Heiti TC"/>
+                <w:b w:val="0"/>
+                <w:i w:val="0"/>
+                <w:color w:val="1A2340"/>
+                <w:sz w:val="16"/>
+              </w:rPr>
+              <w:t>修正能力</w:t>
+            </w:r>
+          </w:p>
+        </w:tc>
+        <w:tc>
+          <w:tcPr>
+            <w:tcW w:type="dxa" w:w="2500"/>
+            <w:vAlign w:val="center"/>
+            <w:tcMar>
+              <w:top w:w="80" w:type="dxa"/>
+              <w:start w:w="80" w:type="dxa"/>
+              <w:bottom w:w="80" w:type="dxa"/>
+              <w:end w:w="80" w:type="dxa"/>
+            </w:tcMar>
+            <w:tcBorders>
+              <w:top w:val="single" w:sz="5" w:space="0" w:color="CBD5E1"/>
+              <w:bottom w:val="single" w:sz="5" w:space="0" w:color="CBD5E1"/>
+              <w:start w:val="single" w:sz="4" w:space="0" w:color="CBD5E1"/>
+              <w:end w:val="single" w:sz="4" w:space="0" w:color="CBD5E1"/>
+            </w:tcBorders>
+          </w:tcPr>
+          <w:p>
+            <w:pPr>
+              <w:jc w:val="left"/>
+            </w:pPr>
+            <w:r>
+              <w:rPr>
+                <w:rFonts w:ascii="Heiti TC" w:hAnsi="Heiti TC" w:eastAsia="Heiti TC"/>
+                <w:b w:val="0"/>
+                <w:i w:val="0"/>
+                <w:color w:val="1A2340"/>
+                <w:sz w:val="16"/>
+              </w:rPr>
+              <w:t>＿＿＿＿</w:t>
+            </w:r>
+          </w:p>
+        </w:tc>
+        <w:tc>
+          <w:tcPr>
+            <w:tcW w:type="dxa" w:w="2500"/>
+            <w:vAlign w:val="center"/>
+            <w:tcMar>
+              <w:top w:w="80" w:type="dxa"/>
+              <w:start w:w="80" w:type="dxa"/>
+              <w:bottom w:w="80" w:type="dxa"/>
+              <w:end w:w="80" w:type="dxa"/>
+            </w:tcMar>
+            <w:tcBorders>
+              <w:top w:val="single" w:sz="5" w:space="0" w:color="CBD5E1"/>
+              <w:bottom w:val="single" w:sz="5" w:space="0" w:color="CBD5E1"/>
+              <w:start w:val="single" w:sz="4" w:space="0" w:color="CBD5E1"/>
+              <w:end w:val="single" w:sz="4" w:space="0" w:color="CBD5E1"/>
+            </w:tcBorders>
+          </w:tcPr>
+          <w:p>
+            <w:pPr>
+              <w:jc w:val="left"/>
+            </w:pPr>
+            <w:r>
+              <w:rPr>
+                <w:rFonts w:ascii="Heiti TC" w:hAnsi="Heiti TC" w:eastAsia="Heiti TC"/>
+                <w:b w:val="0"/>
+                <w:i w:val="0"/>
+                <w:color w:val="1A2340"/>
+                <w:sz w:val="16"/>
+              </w:rPr>
+              <w:t>＿＿＿＿</w:t>
+            </w:r>
+          </w:p>
+        </w:tc>
+        <w:tc>
+          <w:tcPr>
+            <w:tcW w:type="dxa" w:w="3865"/>
+            <w:vAlign w:val="center"/>
+            <w:tcMar>
+              <w:top w:w="80" w:type="dxa"/>
+              <w:start w:w="80" w:type="dxa"/>
+              <w:bottom w:w="80" w:type="dxa"/>
+              <w:end w:w="80" w:type="dxa"/>
+            </w:tcMar>
+            <w:tcBorders>
+              <w:top w:val="single" w:sz="5" w:space="0" w:color="CBD5E1"/>
+              <w:bottom w:val="single" w:sz="5" w:space="0" w:color="CBD5E1"/>
+              <w:start w:val="single" w:sz="4" w:space="0" w:color="CBD5E1"/>
+              <w:end w:val="single" w:sz="4" w:space="0" w:color="CBD5E1"/>
+            </w:tcBorders>
+          </w:tcPr>
+          <w:p>
+            <w:pPr>
+              <w:jc w:val="left"/>
+            </w:pPr>
+            <w:r>
+              <w:rPr>
+                <w:rFonts w:ascii="Heiti TC" w:hAnsi="Heiti TC" w:eastAsia="Heiti TC"/>
+                <w:b w:val="0"/>
+                <w:i w:val="0"/>
+                <w:color w:val="1A2340"/>
+                <w:sz w:val="16"/>
+              </w:rPr>
+              <w:t>＿＿＿＿</w:t>
+            </w:r>
+          </w:p>
+        </w:tc>
+      </w:tr>
+    </w:tbl>
+    <w:p>
+      <w:pPr>
+        <w:keepNext/>
+        <w:keepLines w:val="0"/>
+        <w:spacing w:before="140" w:after="40" w:line="293" w:lineRule="auto"/>
+      </w:pPr>
+      <w:r>
+        <w:rPr>
+          <w:rFonts w:ascii="JetBrains Mono" w:hAnsi="JetBrains Mono" w:eastAsia="Heiti TC"/>
+          <w:b/>
+          <w:i w:val="0"/>
+          <w:color w:val="1D4ED8"/>
+          <w:sz w:val="30"/>
+        </w:rPr>
+        <w:t>02</w:t>
+      </w:r>
+      <w:r>
+        <w:rPr>
+          <w:rFonts w:ascii="Heiti TC" w:hAnsi="Heiti TC" w:eastAsia="Heiti TC"/>
+          <w:b w:val="0"/>
+          <w:i w:val="0"/>
+          <w:color w:val="1D4ED8"/>
+          <w:sz w:val="30"/>
+        </w:rPr>
+        <w:t xml:space="preserve">  </w:t>
+      </w:r>
+      <w:r>
+        <w:rPr>
+          <w:rFonts w:ascii="Heiti TC" w:hAnsi="Heiti TC" w:eastAsia="Heiti TC"/>
+          <w:b/>
+          <w:i w:val="0"/>
+          <w:color w:val="1A2340"/>
+          <w:sz w:val="30"/>
+        </w:rPr>
+        <w:t>一句自我宣告</w:t>
       </w:r>
     </w:p>
     <w:p>
@@ -2520,17 +3325,17 @@
       </w:pPr>
       <w:r>
         <w:rPr>
-          <w:rFonts w:ascii="Arial Unicode MS" w:hAnsi="Arial Unicode MS" w:eastAsia="Arial Unicode MS"/>
+          <w:rFonts w:ascii="Heiti TC" w:hAnsi="Heiti TC" w:eastAsia="Heiti TC"/>
           <w:b/>
           <w:i w:val="0"/>
-          <w:color w:val="1D4ED8"/>
+          <w:color w:val="5B6573"/>
           <w:sz w:val="22"/>
         </w:rPr>
-        <w:t>課堂必寫</w:t>
+        <w:t>引用今天原作</w:t>
       </w:r>
       <w:r>
         <w:rPr>
-          <w:rFonts w:ascii="Arial Unicode MS" w:hAnsi="Arial Unicode MS" w:eastAsia="Arial Unicode MS"/>
+          <w:rFonts w:ascii="Heiti TC" w:hAnsi="Heiti TC" w:eastAsia="Heiti TC"/>
           <w:b w:val="0"/>
           <w:i w:val="0"/>
           <w:color w:val="7B8491"/>
@@ -2540,13 +3345,13 @@
       </w:r>
       <w:r>
         <w:rPr>
-          <w:rFonts w:ascii="Arial Unicode MS" w:hAnsi="Arial Unicode MS" w:eastAsia="Arial Unicode MS"/>
+          <w:rFonts w:ascii="Heiti TC" w:hAnsi="Heiti TC" w:eastAsia="Heiti TC"/>
           <w:b w:val="0"/>
           <w:i w:val="0"/>
           <w:color w:val="1A2340"/>
           <w:sz w:val="22"/>
         </w:rPr>
-        <w:t>對照 W1 的 D 格與現在：四能力各寫 W1 自評、現在自評。</w:t>
+        <w:t>我現在能獨立＿＿；W17 證據在＿＿；下一步仍要練＿＿。</w:t>
       </w:r>
     </w:p>
     <w:tbl>
@@ -2562,7 +3367,7 @@
       </w:tblGrid>
       <w:tr>
         <w:trPr>
-          <w:trHeight w:val="437" w:hRule="atLeast"/>
+          <w:trHeight w:val="425" w:hRule="atLeast"/>
         </w:trPr>
         <w:tc>
           <w:tcPr>
@@ -2592,7 +3397,7 @@
       </w:tr>
       <w:tr>
         <w:trPr>
-          <w:trHeight w:val="437" w:hRule="atLeast"/>
+          <w:trHeight w:val="425" w:hRule="atLeast"/>
         </w:trPr>
         <w:tc>
           <w:tcPr>
@@ -2622,7 +3427,7 @@
       </w:tr>
       <w:tr>
         <w:trPr>
-          <w:trHeight w:val="437" w:hRule="atLeast"/>
+          <w:trHeight w:val="425" w:hRule="atLeast"/>
         </w:trPr>
         <w:tc>
           <w:tcPr>
@@ -2655,21 +3460,21 @@
       <w:pPr>
         <w:keepNext/>
         <w:keepLines w:val="0"/>
-        <w:spacing w:before="100" w:after="40" w:line="293" w:lineRule="auto"/>
+        <w:spacing w:before="120" w:after="40" w:line="293" w:lineRule="auto"/>
       </w:pPr>
       <w:r>
         <w:rPr>
-          <w:rFonts w:ascii="JetBrains Mono" w:hAnsi="JetBrains Mono" w:eastAsia="Arial Unicode MS"/>
+          <w:rFonts w:ascii="JetBrains Mono" w:hAnsi="JetBrains Mono" w:eastAsia="Heiti TC"/>
           <w:b/>
           <w:i w:val="0"/>
           <w:color w:val="1D4ED8"/>
           <w:sz w:val="30"/>
         </w:rPr>
-        <w:t>02</w:t>
+        <w:t>03</w:t>
       </w:r>
       <w:r>
         <w:rPr>
-          <w:rFonts w:ascii="Arial Unicode MS" w:hAnsi="Arial Unicode MS" w:eastAsia="Arial Unicode MS"/>
+          <w:rFonts w:ascii="Heiti TC" w:hAnsi="Heiti TC" w:eastAsia="Heiti TC"/>
           <w:b w:val="0"/>
           <w:i w:val="0"/>
           <w:color w:val="1D4ED8"/>
@@ -2679,772 +3484,32 @@
       </w:r>
       <w:r>
         <w:rPr>
-          <w:rFonts w:ascii="Arial Unicode MS" w:hAnsi="Arial Unicode MS" w:eastAsia="Arial Unicode MS"/>
+          <w:rFonts w:ascii="Heiti TC" w:hAnsi="Heiti TC" w:eastAsia="Heiti TC"/>
           <w:b/>
           <w:i w:val="0"/>
           <w:color w:val="1A2340"/>
           <w:sz w:val="30"/>
         </w:rPr>
-        <w:t>證據位置</w:t>
+        <w:t>W1 缺席／轉入</w:t>
       </w:r>
     </w:p>
     <w:p>
       <w:pPr>
-        <w:keepNext/>
+        <w:keepNext w:val="0"/>
         <w:keepLines w:val="0"/>
-        <w:spacing w:before="0" w:after="20" w:line="293" w:lineRule="auto"/>
+        <w:spacing w:before="0" w:after="0" w:line="293" w:lineRule="auto"/>
       </w:pPr>
       <w:r>
         <w:rPr>
-          <w:rFonts w:ascii="Arial Unicode MS" w:hAnsi="Arial Unicode MS" w:eastAsia="Arial Unicode MS"/>
-          <w:b/>
-          <w:i w:val="0"/>
-          <w:color w:val="1D4ED8"/>
-          <w:sz w:val="22"/>
-        </w:rPr>
-        <w:t>課堂必寫</w:t>
-      </w:r>
-      <w:r>
-        <w:rPr>
-          <w:rFonts w:ascii="Arial Unicode MS" w:hAnsi="Arial Unicode MS" w:eastAsia="Arial Unicode MS"/>
-          <w:b w:val="0"/>
-          <w:i w:val="0"/>
-          <w:color w:val="7B8491"/>
-          <w:sz w:val="22"/>
-        </w:rPr>
-        <w:t xml:space="preserve">  ｜  </w:t>
-      </w:r>
-      <w:r>
-        <w:rPr>
-          <w:rFonts w:ascii="Arial Unicode MS" w:hAnsi="Arial Unicode MS" w:eastAsia="Arial Unicode MS"/>
+          <w:rFonts w:ascii="Heiti TC" w:hAnsi="Heiti TC" w:eastAsia="Heiti TC"/>
           <w:b w:val="0"/>
           <w:i w:val="0"/>
           <w:color w:val="1A2340"/>
-          <w:sz w:val="22"/>
+          <w:sz w:val="17"/>
         </w:rPr>
-        <w:t>每項標出 W1／W17 題號、行數或原句；教師評分與教師證據欄先留白。</w:t>
+        <w:t>不需記憶重建，也不影響 25 分。直接寫：只看今天，我已能＿＿；證據在＿＿；下一步要練＿＿。Q3 不交、不讀、不計分。</w:t>
       </w:r>
     </w:p>
-    <w:tbl>
-      <w:tblPr>
-        <w:tblW w:type="dxa" w:w="9865"/>
-        <w:jc w:val="left"/>
-        <w:tblLayout w:type="fixed"/>
-        <w:tblLook w:firstColumn="1" w:firstRow="1" w:lastColumn="0" w:lastRow="0" w:noHBand="0" w:noVBand="1" w:val="04A0"/>
-        <w:tblInd w:type="dxa" w:w="0"/>
-      </w:tblPr>
-      <w:tblGrid>
-        <w:gridCol w:w="9865"/>
-      </w:tblGrid>
-      <w:tr>
-        <w:trPr>
-          <w:trHeight w:val="437" w:hRule="atLeast"/>
-        </w:trPr>
-        <w:tc>
-          <w:tcPr>
-            <w:tcW w:type="dxa" w:w="9865"/>
-            <w:tcMar>
-              <w:top w:w="0" w:type="dxa"/>
-              <w:start w:w="0" w:type="dxa"/>
-              <w:bottom w:w="0" w:type="dxa"/>
-              <w:end w:w="0" w:type="dxa"/>
-            </w:tcMar>
-            <w:tcBorders>
-              <w:top w:val="nil"/>
-              <w:bottom w:val="single" w:sz="5" w:space="0" w:color="CBD5E1"/>
-              <w:start w:val="nil"/>
-              <w:end w:val="nil"/>
-            </w:tcBorders>
-          </w:tcPr>
-          <w:p>
-            <w:pPr>
-              <w:spacing w:before="0" w:after="0" w:line="240" w:lineRule="auto"/>
-            </w:pPr>
-            <w:r>
-              <w:t xml:space="preserve"> </w:t>
-            </w:r>
-          </w:p>
-        </w:tc>
-      </w:tr>
-      <w:tr>
-        <w:trPr>
-          <w:trHeight w:val="437" w:hRule="atLeast"/>
-        </w:trPr>
-        <w:tc>
-          <w:tcPr>
-            <w:tcW w:type="dxa" w:w="9865"/>
-            <w:tcMar>
-              <w:top w:w="0" w:type="dxa"/>
-              <w:start w:w="0" w:type="dxa"/>
-              <w:bottom w:w="0" w:type="dxa"/>
-              <w:end w:w="0" w:type="dxa"/>
-            </w:tcMar>
-            <w:tcBorders>
-              <w:top w:val="nil"/>
-              <w:bottom w:val="single" w:sz="5" w:space="0" w:color="CBD5E1"/>
-              <w:start w:val="nil"/>
-              <w:end w:val="nil"/>
-            </w:tcBorders>
-          </w:tcPr>
-          <w:p>
-            <w:pPr>
-              <w:spacing w:before="0" w:after="0" w:line="240" w:lineRule="auto"/>
-            </w:pPr>
-            <w:r>
-              <w:t xml:space="preserve"> </w:t>
-            </w:r>
-          </w:p>
-        </w:tc>
-      </w:tr>
-      <w:tr>
-        <w:trPr>
-          <w:trHeight w:val="437" w:hRule="atLeast"/>
-        </w:trPr>
-        <w:tc>
-          <w:tcPr>
-            <w:tcW w:type="dxa" w:w="9865"/>
-            <w:tcMar>
-              <w:top w:w="0" w:type="dxa"/>
-              <w:start w:w="0" w:type="dxa"/>
-              <w:bottom w:w="0" w:type="dxa"/>
-              <w:end w:w="0" w:type="dxa"/>
-            </w:tcMar>
-            <w:tcBorders>
-              <w:top w:val="nil"/>
-              <w:bottom w:val="single" w:sz="5" w:space="0" w:color="CBD5E1"/>
-              <w:start w:val="nil"/>
-              <w:end w:val="nil"/>
-            </w:tcBorders>
-          </w:tcPr>
-          <w:p>
-            <w:pPr>
-              <w:spacing w:before="0" w:after="0" w:line="240" w:lineRule="auto"/>
-            </w:pPr>
-            <w:r>
-              <w:t xml:space="preserve"> </w:t>
-            </w:r>
-          </w:p>
-        </w:tc>
-      </w:tr>
-      <w:tr>
-        <w:trPr>
-          <w:trHeight w:val="437" w:hRule="atLeast"/>
-        </w:trPr>
-        <w:tc>
-          <w:tcPr>
-            <w:tcW w:type="dxa" w:w="9865"/>
-            <w:tcMar>
-              <w:top w:w="0" w:type="dxa"/>
-              <w:start w:w="0" w:type="dxa"/>
-              <w:bottom w:w="0" w:type="dxa"/>
-              <w:end w:w="0" w:type="dxa"/>
-            </w:tcMar>
-            <w:tcBorders>
-              <w:top w:val="nil"/>
-              <w:bottom w:val="single" w:sz="5" w:space="0" w:color="CBD5E1"/>
-              <w:start w:val="nil"/>
-              <w:end w:val="nil"/>
-            </w:tcBorders>
-          </w:tcPr>
-          <w:p>
-            <w:pPr>
-              <w:spacing w:before="0" w:after="0" w:line="240" w:lineRule="auto"/>
-            </w:pPr>
-            <w:r>
-              <w:t xml:space="preserve"> </w:t>
-            </w:r>
-          </w:p>
-        </w:tc>
-      </w:tr>
-      <w:tr>
-        <w:trPr>
-          <w:trHeight w:val="437" w:hRule="atLeast"/>
-        </w:trPr>
-        <w:tc>
-          <w:tcPr>
-            <w:tcW w:type="dxa" w:w="9865"/>
-            <w:tcMar>
-              <w:top w:w="0" w:type="dxa"/>
-              <w:start w:w="0" w:type="dxa"/>
-              <w:bottom w:w="0" w:type="dxa"/>
-              <w:end w:w="0" w:type="dxa"/>
-            </w:tcMar>
-            <w:tcBorders>
-              <w:top w:val="nil"/>
-              <w:bottom w:val="single" w:sz="5" w:space="0" w:color="CBD5E1"/>
-              <w:start w:val="nil"/>
-              <w:end w:val="nil"/>
-            </w:tcBorders>
-          </w:tcPr>
-          <w:p>
-            <w:pPr>
-              <w:spacing w:before="0" w:after="0" w:line="240" w:lineRule="auto"/>
-            </w:pPr>
-            <w:r>
-              <w:t xml:space="preserve"> </w:t>
-            </w:r>
-          </w:p>
-        </w:tc>
-      </w:tr>
-    </w:tbl>
-    <w:p>
-      <w:pPr>
-        <w:keepNext/>
-        <w:keepLines w:val="0"/>
-        <w:spacing w:before="100" w:after="40" w:line="293" w:lineRule="auto"/>
-      </w:pPr>
-      <w:r>
-        <w:rPr>
-          <w:rFonts w:ascii="JetBrains Mono" w:hAnsi="JetBrains Mono" w:eastAsia="Arial Unicode MS"/>
-          <w:b/>
-          <w:i w:val="0"/>
-          <w:color w:val="1D4ED8"/>
-          <w:sz w:val="30"/>
-        </w:rPr>
-        <w:t>03</w:t>
-      </w:r>
-      <w:r>
-        <w:rPr>
-          <w:rFonts w:ascii="Arial Unicode MS" w:hAnsi="Arial Unicode MS" w:eastAsia="Arial Unicode MS"/>
-          <w:b w:val="0"/>
-          <w:i w:val="0"/>
-          <w:color w:val="1D4ED8"/>
-          <w:sz w:val="30"/>
-        </w:rPr>
-        <w:t xml:space="preserve">  </w:t>
-      </w:r>
-      <w:r>
-        <w:rPr>
-          <w:rFonts w:ascii="Arial Unicode MS" w:hAnsi="Arial Unicode MS" w:eastAsia="Arial Unicode MS"/>
-          <w:b/>
-          <w:i w:val="0"/>
-          <w:color w:val="1A2340"/>
-          <w:sz w:val="30"/>
-        </w:rPr>
-        <w:t>能力判斷</w:t>
-      </w:r>
-    </w:p>
-    <w:p>
-      <w:pPr>
-        <w:keepNext/>
-        <w:keepLines w:val="0"/>
-        <w:spacing w:before="0" w:after="20" w:line="293" w:lineRule="auto"/>
-      </w:pPr>
-      <w:r>
-        <w:rPr>
-          <w:rFonts w:ascii="Arial Unicode MS" w:hAnsi="Arial Unicode MS" w:eastAsia="Arial Unicode MS"/>
-          <w:b/>
-          <w:i w:val="0"/>
-          <w:color w:val="1D4ED8"/>
-          <w:sz w:val="22"/>
-        </w:rPr>
-        <w:t>課堂必寫</w:t>
-      </w:r>
-      <w:r>
-        <w:rPr>
-          <w:rFonts w:ascii="Arial Unicode MS" w:hAnsi="Arial Unicode MS" w:eastAsia="Arial Unicode MS"/>
-          <w:b w:val="0"/>
-          <w:i w:val="0"/>
-          <w:color w:val="7B8491"/>
-          <w:sz w:val="22"/>
-        </w:rPr>
-        <w:t xml:space="preserve">  ｜  </w:t>
-      </w:r>
-      <w:r>
-        <w:rPr>
-          <w:rFonts w:ascii="Arial Unicode MS" w:hAnsi="Arial Unicode MS" w:eastAsia="Arial Unicode MS"/>
-          <w:b w:val="0"/>
-          <w:i w:val="0"/>
-          <w:color w:val="1A2340"/>
-          <w:sz w:val="22"/>
-        </w:rPr>
-        <w:t>我現在多會的一件事是＿＿；W1 證據＿＿；W17 證據＿＿。</w:t>
-      </w:r>
-    </w:p>
-    <w:tbl>
-      <w:tblPr>
-        <w:tblW w:type="dxa" w:w="9865"/>
-        <w:jc w:val="left"/>
-        <w:tblLayout w:type="fixed"/>
-        <w:tblLook w:firstColumn="1" w:firstRow="1" w:lastColumn="0" w:lastRow="0" w:noHBand="0" w:noVBand="1" w:val="04A0"/>
-        <w:tblInd w:type="dxa" w:w="0"/>
-      </w:tblPr>
-      <w:tblGrid>
-        <w:gridCol w:w="9865"/>
-      </w:tblGrid>
-      <w:tr>
-        <w:trPr>
-          <w:trHeight w:val="437" w:hRule="atLeast"/>
-        </w:trPr>
-        <w:tc>
-          <w:tcPr>
-            <w:tcW w:type="dxa" w:w="9865"/>
-            <w:tcMar>
-              <w:top w:w="0" w:type="dxa"/>
-              <w:start w:w="0" w:type="dxa"/>
-              <w:bottom w:w="0" w:type="dxa"/>
-              <w:end w:w="0" w:type="dxa"/>
-            </w:tcMar>
-            <w:tcBorders>
-              <w:top w:val="nil"/>
-              <w:bottom w:val="single" w:sz="5" w:space="0" w:color="CBD5E1"/>
-              <w:start w:val="nil"/>
-              <w:end w:val="nil"/>
-            </w:tcBorders>
-          </w:tcPr>
-          <w:p>
-            <w:pPr>
-              <w:spacing w:before="0" w:after="0" w:line="240" w:lineRule="auto"/>
-            </w:pPr>
-            <w:r>
-              <w:t xml:space="preserve"> </w:t>
-            </w:r>
-          </w:p>
-        </w:tc>
-      </w:tr>
-      <w:tr>
-        <w:trPr>
-          <w:trHeight w:val="437" w:hRule="atLeast"/>
-        </w:trPr>
-        <w:tc>
-          <w:tcPr>
-            <w:tcW w:type="dxa" w:w="9865"/>
-            <w:tcMar>
-              <w:top w:w="0" w:type="dxa"/>
-              <w:start w:w="0" w:type="dxa"/>
-              <w:bottom w:w="0" w:type="dxa"/>
-              <w:end w:w="0" w:type="dxa"/>
-            </w:tcMar>
-            <w:tcBorders>
-              <w:top w:val="nil"/>
-              <w:bottom w:val="single" w:sz="5" w:space="0" w:color="CBD5E1"/>
-              <w:start w:val="nil"/>
-              <w:end w:val="nil"/>
-            </w:tcBorders>
-          </w:tcPr>
-          <w:p>
-            <w:pPr>
-              <w:spacing w:before="0" w:after="0" w:line="240" w:lineRule="auto"/>
-            </w:pPr>
-            <w:r>
-              <w:t xml:space="preserve"> </w:t>
-            </w:r>
-          </w:p>
-        </w:tc>
-      </w:tr>
-      <w:tr>
-        <w:trPr>
-          <w:trHeight w:val="437" w:hRule="atLeast"/>
-        </w:trPr>
-        <w:tc>
-          <w:tcPr>
-            <w:tcW w:type="dxa" w:w="9865"/>
-            <w:tcMar>
-              <w:top w:w="0" w:type="dxa"/>
-              <w:start w:w="0" w:type="dxa"/>
-              <w:bottom w:w="0" w:type="dxa"/>
-              <w:end w:w="0" w:type="dxa"/>
-            </w:tcMar>
-            <w:tcBorders>
-              <w:top w:val="nil"/>
-              <w:bottom w:val="single" w:sz="5" w:space="0" w:color="CBD5E1"/>
-              <w:start w:val="nil"/>
-              <w:end w:val="nil"/>
-            </w:tcBorders>
-          </w:tcPr>
-          <w:p>
-            <w:pPr>
-              <w:spacing w:before="0" w:after="0" w:line="240" w:lineRule="auto"/>
-            </w:pPr>
-            <w:r>
-              <w:t xml:space="preserve"> </w:t>
-            </w:r>
-          </w:p>
-        </w:tc>
-      </w:tr>
-      <w:tr>
-        <w:trPr>
-          <w:trHeight w:val="437" w:hRule="atLeast"/>
-        </w:trPr>
-        <w:tc>
-          <w:tcPr>
-            <w:tcW w:type="dxa" w:w="9865"/>
-            <w:tcMar>
-              <w:top w:w="0" w:type="dxa"/>
-              <w:start w:w="0" w:type="dxa"/>
-              <w:bottom w:w="0" w:type="dxa"/>
-              <w:end w:w="0" w:type="dxa"/>
-            </w:tcMar>
-            <w:tcBorders>
-              <w:top w:val="nil"/>
-              <w:bottom w:val="single" w:sz="5" w:space="0" w:color="CBD5E1"/>
-              <w:start w:val="nil"/>
-              <w:end w:val="nil"/>
-            </w:tcBorders>
-          </w:tcPr>
-          <w:p>
-            <w:pPr>
-              <w:spacing w:before="0" w:after="0" w:line="240" w:lineRule="auto"/>
-            </w:pPr>
-            <w:r>
-              <w:t xml:space="preserve"> </w:t>
-            </w:r>
-          </w:p>
-        </w:tc>
-      </w:tr>
-      <w:tr>
-        <w:trPr>
-          <w:trHeight w:val="437" w:hRule="atLeast"/>
-        </w:trPr>
-        <w:tc>
-          <w:tcPr>
-            <w:tcW w:type="dxa" w:w="9865"/>
-            <w:tcMar>
-              <w:top w:w="0" w:type="dxa"/>
-              <w:start w:w="0" w:type="dxa"/>
-              <w:bottom w:w="0" w:type="dxa"/>
-              <w:end w:w="0" w:type="dxa"/>
-            </w:tcMar>
-            <w:tcBorders>
-              <w:top w:val="nil"/>
-              <w:bottom w:val="single" w:sz="5" w:space="0" w:color="CBD5E1"/>
-              <w:start w:val="nil"/>
-              <w:end w:val="nil"/>
-            </w:tcBorders>
-          </w:tcPr>
-          <w:p>
-            <w:pPr>
-              <w:spacing w:before="0" w:after="0" w:line="240" w:lineRule="auto"/>
-            </w:pPr>
-            <w:r>
-              <w:t xml:space="preserve"> </w:t>
-            </w:r>
-          </w:p>
-        </w:tc>
-      </w:tr>
-    </w:tbl>
-    <w:p>
-      <w:pPr>
-        <w:keepNext/>
-        <w:keepLines w:val="0"/>
-        <w:spacing w:before="100" w:after="40" w:line="293" w:lineRule="auto"/>
-      </w:pPr>
-      <w:r>
-        <w:rPr>
-          <w:rFonts w:ascii="JetBrains Mono" w:hAnsi="JetBrains Mono" w:eastAsia="Arial Unicode MS"/>
-          <w:b/>
-          <w:i w:val="0"/>
-          <w:color w:val="1D4ED8"/>
-          <w:sz w:val="30"/>
-        </w:rPr>
-        <w:t>04</w:t>
-      </w:r>
-      <w:r>
-        <w:rPr>
-          <w:rFonts w:ascii="Arial Unicode MS" w:hAnsi="Arial Unicode MS" w:eastAsia="Arial Unicode MS"/>
-          <w:b w:val="0"/>
-          <w:i w:val="0"/>
-          <w:color w:val="1D4ED8"/>
-          <w:sz w:val="30"/>
-        </w:rPr>
-        <w:t xml:space="preserve">  </w:t>
-      </w:r>
-      <w:r>
-        <w:rPr>
-          <w:rFonts w:ascii="Arial Unicode MS" w:hAnsi="Arial Unicode MS" w:eastAsia="Arial Unicode MS"/>
-          <w:b/>
-          <w:i w:val="0"/>
-          <w:color w:val="1A2340"/>
-          <w:sz w:val="30"/>
-        </w:rPr>
-        <w:t>缺件替代</w:t>
-      </w:r>
-    </w:p>
-    <w:p>
-      <w:pPr>
-        <w:keepNext/>
-        <w:keepLines w:val="0"/>
-        <w:spacing w:before="0" w:after="20" w:line="293" w:lineRule="auto"/>
-      </w:pPr>
-      <w:r>
-        <w:rPr>
-          <w:rFonts w:ascii="Arial Unicode MS" w:hAnsi="Arial Unicode MS" w:eastAsia="Arial Unicode MS"/>
-          <w:b/>
-          <w:i w:val="0"/>
-          <w:color w:val="1D4ED8"/>
-          <w:sz w:val="22"/>
-        </w:rPr>
-        <w:t>課堂必寫</w:t>
-      </w:r>
-      <w:r>
-        <w:rPr>
-          <w:rFonts w:ascii="Arial Unicode MS" w:hAnsi="Arial Unicode MS" w:eastAsia="Arial Unicode MS"/>
-          <w:b w:val="0"/>
-          <w:i w:val="0"/>
-          <w:color w:val="7B8491"/>
-          <w:sz w:val="22"/>
-        </w:rPr>
-        <w:t xml:space="preserve">  ｜  </w:t>
-      </w:r>
-      <w:r>
-        <w:rPr>
-          <w:rFonts w:ascii="Arial Unicode MS" w:hAnsi="Arial Unicode MS" w:eastAsia="Arial Unicode MS"/>
-          <w:b w:val="0"/>
-          <w:i w:val="0"/>
-          <w:color w:val="1A2340"/>
-          <w:sz w:val="22"/>
-        </w:rPr>
-        <w:t>W1 缺席／轉入者用記憶重建版，或用今天 A 題最初圈法與最後判斷前後對照；可評到 2 分。</w:t>
-      </w:r>
-    </w:p>
-    <w:tbl>
-      <w:tblPr>
-        <w:tblW w:type="dxa" w:w="9865"/>
-        <w:jc w:val="left"/>
-        <w:tblLayout w:type="fixed"/>
-        <w:tblLook w:firstColumn="1" w:firstRow="1" w:lastColumn="0" w:lastRow="0" w:noHBand="0" w:noVBand="1" w:val="04A0"/>
-        <w:tblInd w:type="dxa" w:w="0"/>
-      </w:tblPr>
-      <w:tblGrid>
-        <w:gridCol w:w="9865"/>
-      </w:tblGrid>
-      <w:tr>
-        <w:trPr>
-          <w:trHeight w:val="437" w:hRule="atLeast"/>
-        </w:trPr>
-        <w:tc>
-          <w:tcPr>
-            <w:tcW w:type="dxa" w:w="9865"/>
-            <w:tcMar>
-              <w:top w:w="0" w:type="dxa"/>
-              <w:start w:w="0" w:type="dxa"/>
-              <w:bottom w:w="0" w:type="dxa"/>
-              <w:end w:w="0" w:type="dxa"/>
-            </w:tcMar>
-            <w:tcBorders>
-              <w:top w:val="nil"/>
-              <w:bottom w:val="single" w:sz="5" w:space="0" w:color="CBD5E1"/>
-              <w:start w:val="nil"/>
-              <w:end w:val="nil"/>
-            </w:tcBorders>
-          </w:tcPr>
-          <w:p>
-            <w:pPr>
-              <w:spacing w:before="0" w:after="0" w:line="240" w:lineRule="auto"/>
-            </w:pPr>
-            <w:r>
-              <w:t xml:space="preserve"> </w:t>
-            </w:r>
-          </w:p>
-        </w:tc>
-      </w:tr>
-      <w:tr>
-        <w:trPr>
-          <w:trHeight w:val="437" w:hRule="atLeast"/>
-        </w:trPr>
-        <w:tc>
-          <w:tcPr>
-            <w:tcW w:type="dxa" w:w="9865"/>
-            <w:tcMar>
-              <w:top w:w="0" w:type="dxa"/>
-              <w:start w:w="0" w:type="dxa"/>
-              <w:bottom w:w="0" w:type="dxa"/>
-              <w:end w:w="0" w:type="dxa"/>
-            </w:tcMar>
-            <w:tcBorders>
-              <w:top w:val="nil"/>
-              <w:bottom w:val="single" w:sz="5" w:space="0" w:color="CBD5E1"/>
-              <w:start w:val="nil"/>
-              <w:end w:val="nil"/>
-            </w:tcBorders>
-          </w:tcPr>
-          <w:p>
-            <w:pPr>
-              <w:spacing w:before="0" w:after="0" w:line="240" w:lineRule="auto"/>
-            </w:pPr>
-            <w:r>
-              <w:t xml:space="preserve"> </w:t>
-            </w:r>
-          </w:p>
-        </w:tc>
-      </w:tr>
-    </w:tbl>
-    <w:p>
-      <w:pPr>
-        <w:keepNext/>
-        <w:keepLines w:val="0"/>
-        <w:spacing w:before="100" w:after="40" w:line="293" w:lineRule="auto"/>
-      </w:pPr>
-      <w:r>
-        <w:rPr>
-          <w:rFonts w:ascii="JetBrains Mono" w:hAnsi="JetBrains Mono" w:eastAsia="Arial Unicode MS"/>
-          <w:b/>
-          <w:i w:val="0"/>
-          <w:color w:val="1D4ED8"/>
-          <w:sz w:val="30"/>
-        </w:rPr>
-        <w:t>05</w:t>
-      </w:r>
-      <w:r>
-        <w:rPr>
-          <w:rFonts w:ascii="Arial Unicode MS" w:hAnsi="Arial Unicode MS" w:eastAsia="Arial Unicode MS"/>
-          <w:b w:val="0"/>
-          <w:i w:val="0"/>
-          <w:color w:val="1D4ED8"/>
-          <w:sz w:val="30"/>
-        </w:rPr>
-        <w:t xml:space="preserve">  </w:t>
-      </w:r>
-      <w:r>
-        <w:rPr>
-          <w:rFonts w:ascii="Arial Unicode MS" w:hAnsi="Arial Unicode MS" w:eastAsia="Arial Unicode MS"/>
-          <w:b/>
-          <w:i w:val="0"/>
-          <w:color w:val="1A2340"/>
-          <w:sz w:val="30"/>
-        </w:rPr>
-        <w:t>賭注格回收｜不評分</w:t>
-      </w:r>
-    </w:p>
-    <w:p>
-      <w:pPr>
-        <w:keepNext/>
-        <w:keepLines w:val="0"/>
-        <w:spacing w:before="0" w:after="20" w:line="293" w:lineRule="auto"/>
-      </w:pPr>
-      <w:r>
-        <w:rPr>
-          <w:rFonts w:ascii="Arial Unicode MS" w:hAnsi="Arial Unicode MS" w:eastAsia="Arial Unicode MS"/>
-          <w:b/>
-          <w:i w:val="0"/>
-          <w:color w:val="5B6573"/>
-          <w:sz w:val="22"/>
-        </w:rPr>
-        <w:t>不評分</w:t>
-      </w:r>
-      <w:r>
-        <w:rPr>
-          <w:rFonts w:ascii="Arial Unicode MS" w:hAnsi="Arial Unicode MS" w:eastAsia="Arial Unicode MS"/>
-          <w:b w:val="0"/>
-          <w:i w:val="0"/>
-          <w:color w:val="7B8491"/>
-          <w:sz w:val="22"/>
-        </w:rPr>
-        <w:t xml:space="preserve">  ｜  </w:t>
-      </w:r>
-      <w:r>
-        <w:rPr>
-          <w:rFonts w:ascii="Arial Unicode MS" w:hAnsi="Arial Unicode MS" w:eastAsia="Arial Unicode MS"/>
-          <w:b w:val="0"/>
-          <w:i w:val="0"/>
-          <w:color w:val="1A2340"/>
-          <w:sz w:val="22"/>
-        </w:rPr>
-        <w:t>翻回 18 週的賭注格：我寫 80–90% 的那些，實際中了幾次？我是□超估型 □低估型 □大致準；印象最深的一次失手是＿＿。</w:t>
-      </w:r>
-    </w:p>
-    <w:tbl>
-      <w:tblPr>
-        <w:tblW w:type="dxa" w:w="9865"/>
-        <w:jc w:val="left"/>
-        <w:tblLayout w:type="fixed"/>
-        <w:tblLook w:firstColumn="1" w:firstRow="1" w:lastColumn="0" w:lastRow="0" w:noHBand="0" w:noVBand="1" w:val="04A0"/>
-        <w:tblInd w:type="dxa" w:w="0"/>
-      </w:tblPr>
-      <w:tblGrid>
-        <w:gridCol w:w="9865"/>
-      </w:tblGrid>
-      <w:tr>
-        <w:trPr>
-          <w:trHeight w:val="437" w:hRule="atLeast"/>
-        </w:trPr>
-        <w:tc>
-          <w:tcPr>
-            <w:tcW w:type="dxa" w:w="9865"/>
-            <w:tcMar>
-              <w:top w:w="0" w:type="dxa"/>
-              <w:start w:w="0" w:type="dxa"/>
-              <w:bottom w:w="0" w:type="dxa"/>
-              <w:end w:w="0" w:type="dxa"/>
-            </w:tcMar>
-            <w:tcBorders>
-              <w:top w:val="nil"/>
-              <w:bottom w:val="single" w:sz="5" w:space="0" w:color="CBD5E1"/>
-              <w:start w:val="nil"/>
-              <w:end w:val="nil"/>
-            </w:tcBorders>
-          </w:tcPr>
-          <w:p>
-            <w:pPr>
-              <w:spacing w:before="0" w:after="0" w:line="240" w:lineRule="auto"/>
-            </w:pPr>
-            <w:r>
-              <w:t xml:space="preserve"> </w:t>
-            </w:r>
-          </w:p>
-        </w:tc>
-      </w:tr>
-      <w:tr>
-        <w:trPr>
-          <w:trHeight w:val="437" w:hRule="atLeast"/>
-        </w:trPr>
-        <w:tc>
-          <w:tcPr>
-            <w:tcW w:type="dxa" w:w="9865"/>
-            <w:tcMar>
-              <w:top w:w="0" w:type="dxa"/>
-              <w:start w:w="0" w:type="dxa"/>
-              <w:bottom w:w="0" w:type="dxa"/>
-              <w:end w:w="0" w:type="dxa"/>
-            </w:tcMar>
-            <w:tcBorders>
-              <w:top w:val="nil"/>
-              <w:bottom w:val="single" w:sz="5" w:space="0" w:color="CBD5E1"/>
-              <w:start w:val="nil"/>
-              <w:end w:val="nil"/>
-            </w:tcBorders>
-          </w:tcPr>
-          <w:p>
-            <w:pPr>
-              <w:spacing w:before="0" w:after="0" w:line="240" w:lineRule="auto"/>
-            </w:pPr>
-            <w:r>
-              <w:t xml:space="preserve"> </w:t>
-            </w:r>
-          </w:p>
-        </w:tc>
-      </w:tr>
-      <w:tr>
-        <w:trPr>
-          <w:trHeight w:val="437" w:hRule="atLeast"/>
-        </w:trPr>
-        <w:tc>
-          <w:tcPr>
-            <w:tcW w:type="dxa" w:w="9865"/>
-            <w:tcMar>
-              <w:top w:w="0" w:type="dxa"/>
-              <w:start w:w="0" w:type="dxa"/>
-              <w:bottom w:w="0" w:type="dxa"/>
-              <w:end w:w="0" w:type="dxa"/>
-            </w:tcMar>
-            <w:tcBorders>
-              <w:top w:val="nil"/>
-              <w:bottom w:val="single" w:sz="5" w:space="0" w:color="CBD5E1"/>
-              <w:start w:val="nil"/>
-              <w:end w:val="nil"/>
-            </w:tcBorders>
-          </w:tcPr>
-          <w:p>
-            <w:pPr>
-              <w:spacing w:before="0" w:after="0" w:line="240" w:lineRule="auto"/>
-            </w:pPr>
-            <w:r>
-              <w:t xml:space="preserve"> </w:t>
-            </w:r>
-          </w:p>
-        </w:tc>
-      </w:tr>
-    </w:tbl>
     <w:sectPr>
       <w:headerReference w:type="default" r:id="rId9"/>
       <w:footerReference w:type="default" r:id="rId10"/>
@@ -3467,7 +3532,7 @@
     </w:pPr>
     <w:r>
       <w:rPr>
-        <w:rFonts w:ascii="JetBrains Mono" w:hAnsi="JetBrains Mono" w:eastAsia="Arial Unicode MS"/>
+        <w:rFonts w:ascii="JetBrains Mono" w:hAnsi="JetBrains Mono" w:eastAsia="Heiti TC"/>
         <w:b w:val="0"/>
         <w:i w:val="0"/>
         <w:color w:val="7B8491"/>
@@ -3477,7 +3542,7 @@
     </w:r>
     <w:r>
       <w:rPr>
-        <w:rFonts w:ascii="JetBrains Mono" w:hAnsi="JetBrains Mono" w:eastAsia="Arial Unicode MS"/>
+        <w:rFonts w:ascii="JetBrains Mono" w:hAnsi="JetBrains Mono" w:eastAsia="Heiti TC"/>
         <w:b w:val="0"/>
         <w:i w:val="0"/>
         <w:color w:val="7B8491"/>
@@ -3491,7 +3556,7 @@
     </w:r>
     <w:r>
       <w:rPr>
-        <w:rFonts w:ascii="JetBrains Mono" w:hAnsi="JetBrains Mono" w:eastAsia="Arial Unicode MS"/>
+        <w:rFonts w:ascii="JetBrains Mono" w:hAnsi="JetBrains Mono" w:eastAsia="Heiti TC"/>
         <w:b w:val="0"/>
         <w:i w:val="0"/>
         <w:color w:val="7B8491"/>
@@ -3516,7 +3581,7 @@
     </w:pPr>
     <w:r>
       <w:rPr>
-        <w:rFonts w:ascii="JetBrains Mono" w:hAnsi="JetBrains Mono" w:eastAsia="Arial Unicode MS"/>
+        <w:rFonts w:ascii="JetBrains Mono" w:hAnsi="JetBrains Mono" w:eastAsia="Heiti TC"/>
         <w:b/>
         <w:i w:val="0"/>
         <w:color w:val="7B8491"/>
@@ -3526,7 +3591,7 @@
     </w:r>
     <w:r>
       <w:rPr>
-        <w:rFonts w:ascii="Arial Unicode MS" w:hAnsi="Arial Unicode MS" w:eastAsia="Arial Unicode MS"/>
+        <w:rFonts w:ascii="Heiti TC" w:hAnsi="Heiti TC" w:eastAsia="Heiti TC"/>
         <w:b w:val="0"/>
         <w:i w:val="0"/>
         <w:color w:val="7B8491"/>
@@ -3906,7 +3971,7 @@
       <w:spacing w:after="100" w:line="293" w:lineRule="auto"/>
     </w:pPr>
     <w:rPr>
-      <w:rFonts w:ascii="Arial Unicode MS" w:hAnsi="Arial Unicode MS" w:eastAsia="Arial Unicode MS"/>
+      <w:rFonts w:ascii="Heiti TC" w:hAnsi="Heiti TC" w:eastAsia="Heiti TC"/>
       <w:color w:val="1A2340"/>
       <w:sz w:val="22"/>
     </w:rPr>

--- a/worksheets/W17.docx
+++ b/worksheets/W17.docx
@@ -51,7 +51,7 @@
           <w:color w:val="5B6573"/>
           <w:sz w:val="22"/>
         </w:rPr>
-        <w:t>文本由教師另發；不上網、不用 AI。</w:t>
+        <w:t>文本由教師另發；個人作答，不上網、不用 AI、不討論、不接受內容提示。</w:t>
       </w:r>
     </w:p>
     <w:p>
@@ -1734,7 +1734,7 @@
           <w:color w:val="5B6573"/>
           <w:sz w:val="22"/>
         </w:rPr>
-        <w:t>依現場追問作答；不是為了證明永不改變。W17 只依本次陌生作答計 25 分；若需更新，另做同條件平行陌生題。</w:t>
+        <w:t>依現場追問作答；不是為了證明永不改變。缺考、核准替代或重測完成前記待取證，不記 0 分；更新分數另做同條件平行陌生題。</w:t>
       </w:r>
     </w:p>
     <w:p>

--- a/worksheets/W17.docx
+++ b/worksheets/W17.docx
@@ -11,7 +11,7 @@
       </w:pPr>
       <w:r>
         <w:rPr>
-          <w:rFonts w:ascii="JetBrains Mono" w:hAnsi="JetBrains Mono" w:eastAsia="Heiti TC"/>
+          <w:rFonts w:ascii="JetBrains Mono" w:hAnsi="JetBrains Mono" w:eastAsia="Arial Unicode MS"/>
           <w:b/>
           <w:i w:val="0"/>
           <w:color w:val="1D4ED8"/>
@@ -28,7 +28,7 @@
       </w:pPr>
       <w:r>
         <w:rPr>
-          <w:rFonts w:ascii="Heiti TC" w:hAnsi="Heiti TC" w:eastAsia="Heiti TC"/>
+          <w:rFonts w:ascii="Arial Unicode MS" w:hAnsi="Arial Unicode MS" w:eastAsia="Arial Unicode MS"/>
           <w:b/>
           <w:i w:val="0"/>
           <w:color w:val="1A2340"/>
@@ -45,7 +45,7 @@
       </w:pPr>
       <w:r>
         <w:rPr>
-          <w:rFonts w:ascii="Heiti TC" w:hAnsi="Heiti TC" w:eastAsia="Heiti TC"/>
+          <w:rFonts w:ascii="Arial Unicode MS" w:hAnsi="Arial Unicode MS" w:eastAsia="Arial Unicode MS"/>
           <w:b w:val="0"/>
           <w:i w:val="0"/>
           <w:color w:val="5B6573"/>
@@ -62,7 +62,7 @@
       </w:pPr>
       <w:r>
         <w:rPr>
-          <w:rFonts w:ascii="Heiti TC" w:hAnsi="Heiti TC" w:eastAsia="Heiti TC"/>
+          <w:rFonts w:ascii="Arial Unicode MS" w:hAnsi="Arial Unicode MS" w:eastAsia="Arial Unicode MS"/>
           <w:b w:val="0"/>
           <w:i w:val="0"/>
           <w:color w:val="5B6573"/>
@@ -72,7 +72,7 @@
       </w:r>
       <w:r>
         <w:rPr>
-          <w:rFonts w:ascii="JetBrains Mono" w:hAnsi="JetBrains Mono" w:eastAsia="Heiti TC"/>
+          <w:rFonts w:ascii="JetBrains Mono" w:hAnsi="JetBrains Mono" w:eastAsia="Arial Unicode MS"/>
           <w:b w:val="0"/>
           <w:i w:val="0"/>
           <w:color w:val="1A2340"/>
@@ -82,7 +82,7 @@
       </w:r>
       <w:r>
         <w:rPr>
-          <w:rFonts w:ascii="Heiti TC" w:hAnsi="Heiti TC" w:eastAsia="Heiti TC"/>
+          <w:rFonts w:ascii="Arial Unicode MS" w:hAnsi="Arial Unicode MS" w:eastAsia="Arial Unicode MS"/>
           <w:b w:val="0"/>
           <w:i w:val="0"/>
           <w:color w:val="5B6573"/>
@@ -92,7 +92,7 @@
       </w:r>
       <w:r>
         <w:rPr>
-          <w:rFonts w:ascii="JetBrains Mono" w:hAnsi="JetBrains Mono" w:eastAsia="Heiti TC"/>
+          <w:rFonts w:ascii="JetBrains Mono" w:hAnsi="JetBrains Mono" w:eastAsia="Arial Unicode MS"/>
           <w:b w:val="0"/>
           <w:i w:val="0"/>
           <w:color w:val="1A2340"/>
@@ -102,7 +102,7 @@
       </w:r>
       <w:r>
         <w:rPr>
-          <w:rFonts w:ascii="Heiti TC" w:hAnsi="Heiti TC" w:eastAsia="Heiti TC"/>
+          <w:rFonts w:ascii="Arial Unicode MS" w:hAnsi="Arial Unicode MS" w:eastAsia="Arial Unicode MS"/>
           <w:b w:val="0"/>
           <w:i w:val="0"/>
           <w:color w:val="5B6573"/>
@@ -112,7 +112,7 @@
       </w:r>
       <w:r>
         <w:rPr>
-          <w:rFonts w:ascii="JetBrains Mono" w:hAnsi="JetBrains Mono" w:eastAsia="Heiti TC"/>
+          <w:rFonts w:ascii="JetBrains Mono" w:hAnsi="JetBrains Mono" w:eastAsia="Arial Unicode MS"/>
           <w:b w:val="0"/>
           <w:i w:val="0"/>
           <w:color w:val="1A2340"/>
@@ -122,7 +122,7 @@
       </w:r>
       <w:r>
         <w:rPr>
-          <w:rFonts w:ascii="Heiti TC" w:hAnsi="Heiti TC" w:eastAsia="Heiti TC"/>
+          <w:rFonts w:ascii="Arial Unicode MS" w:hAnsi="Arial Unicode MS" w:eastAsia="Arial Unicode MS"/>
           <w:b w:val="0"/>
           <w:i w:val="0"/>
           <w:color w:val="5B6573"/>
@@ -132,7 +132,7 @@
       </w:r>
       <w:r>
         <w:rPr>
-          <w:rFonts w:ascii="JetBrains Mono" w:hAnsi="JetBrains Mono" w:eastAsia="Heiti TC"/>
+          <w:rFonts w:ascii="JetBrains Mono" w:hAnsi="JetBrains Mono" w:eastAsia="Arial Unicode MS"/>
           <w:b w:val="0"/>
           <w:i w:val="0"/>
           <w:color w:val="1A2340"/>
@@ -149,7 +149,7 @@
       </w:pPr>
       <w:r>
         <w:rPr>
-          <w:rFonts w:ascii="JetBrains Mono" w:hAnsi="JetBrains Mono" w:eastAsia="Heiti TC"/>
+          <w:rFonts w:ascii="JetBrains Mono" w:hAnsi="JetBrains Mono" w:eastAsia="Arial Unicode MS"/>
           <w:b/>
           <w:i w:val="0"/>
           <w:color w:val="1D4ED8"/>
@@ -159,7 +159,7 @@
       </w:r>
       <w:r>
         <w:rPr>
-          <w:rFonts w:ascii="Heiti TC" w:hAnsi="Heiti TC" w:eastAsia="Heiti TC"/>
+          <w:rFonts w:ascii="Arial Unicode MS" w:hAnsi="Arial Unicode MS" w:eastAsia="Arial Unicode MS"/>
           <w:b w:val="0"/>
           <w:i w:val="0"/>
           <w:color w:val="1D4ED8"/>
@@ -169,7 +169,7 @@
       </w:r>
       <w:r>
         <w:rPr>
-          <w:rFonts w:ascii="Heiti TC" w:hAnsi="Heiti TC" w:eastAsia="Heiti TC"/>
+          <w:rFonts w:ascii="Arial Unicode MS" w:hAnsi="Arial Unicode MS" w:eastAsia="Arial Unicode MS"/>
           <w:b/>
           <w:i w:val="0"/>
           <w:color w:val="1A2340"/>
@@ -186,7 +186,7 @@
       </w:pPr>
       <w:r>
         <w:rPr>
-          <w:rFonts w:ascii="Heiti TC" w:hAnsi="Heiti TC" w:eastAsia="Heiti TC"/>
+          <w:rFonts w:ascii="Arial Unicode MS" w:hAnsi="Arial Unicode MS" w:eastAsia="Arial Unicode MS"/>
           <w:b/>
           <w:i w:val="0"/>
           <w:color w:val="1D4ED8"/>
@@ -196,7 +196,7 @@
       </w:r>
       <w:r>
         <w:rPr>
-          <w:rFonts w:ascii="Heiti TC" w:hAnsi="Heiti TC" w:eastAsia="Heiti TC"/>
+          <w:rFonts w:ascii="Arial Unicode MS" w:hAnsi="Arial Unicode MS" w:eastAsia="Arial Unicode MS"/>
           <w:b w:val="0"/>
           <w:i w:val="0"/>
           <w:color w:val="7B8491"/>
@@ -206,7 +206,7 @@
       </w:r>
       <w:r>
         <w:rPr>
-          <w:rFonts w:ascii="Heiti TC" w:hAnsi="Heiti TC" w:eastAsia="Heiti TC"/>
+          <w:rFonts w:ascii="Arial Unicode MS" w:hAnsi="Arial Unicode MS" w:eastAsia="Arial Unicode MS"/>
           <w:b w:val="0"/>
           <w:i w:val="0"/>
           <w:color w:val="1A2340"/>
@@ -355,7 +355,7 @@
       </w:pPr>
       <w:r>
         <w:rPr>
-          <w:rFonts w:ascii="JetBrains Mono" w:hAnsi="JetBrains Mono" w:eastAsia="Heiti TC"/>
+          <w:rFonts w:ascii="JetBrains Mono" w:hAnsi="JetBrains Mono" w:eastAsia="Arial Unicode MS"/>
           <w:b/>
           <w:i w:val="0"/>
           <w:color w:val="1D4ED8"/>
@@ -365,7 +365,7 @@
       </w:r>
       <w:r>
         <w:rPr>
-          <w:rFonts w:ascii="Heiti TC" w:hAnsi="Heiti TC" w:eastAsia="Heiti TC"/>
+          <w:rFonts w:ascii="Arial Unicode MS" w:hAnsi="Arial Unicode MS" w:eastAsia="Arial Unicode MS"/>
           <w:b w:val="0"/>
           <w:i w:val="0"/>
           <w:color w:val="1D4ED8"/>
@@ -375,7 +375,7 @@
       </w:r>
       <w:r>
         <w:rPr>
-          <w:rFonts w:ascii="Heiti TC" w:hAnsi="Heiti TC" w:eastAsia="Heiti TC"/>
+          <w:rFonts w:ascii="Arial Unicode MS" w:hAnsi="Arial Unicode MS" w:eastAsia="Arial Unicode MS"/>
           <w:b/>
           <w:i w:val="0"/>
           <w:color w:val="1A2340"/>
@@ -392,7 +392,7 @@
       </w:pPr>
       <w:r>
         <w:rPr>
-          <w:rFonts w:ascii="Heiti TC" w:hAnsi="Heiti TC" w:eastAsia="Heiti TC"/>
+          <w:rFonts w:ascii="Arial Unicode MS" w:hAnsi="Arial Unicode MS" w:eastAsia="Arial Unicode MS"/>
           <w:b/>
           <w:i w:val="0"/>
           <w:color w:val="1D4ED8"/>
@@ -402,7 +402,7 @@
       </w:r>
       <w:r>
         <w:rPr>
-          <w:rFonts w:ascii="Heiti TC" w:hAnsi="Heiti TC" w:eastAsia="Heiti TC"/>
+          <w:rFonts w:ascii="Arial Unicode MS" w:hAnsi="Arial Unicode MS" w:eastAsia="Arial Unicode MS"/>
           <w:b w:val="0"/>
           <w:i w:val="0"/>
           <w:color w:val="7B8491"/>
@@ -412,7 +412,7 @@
       </w:r>
       <w:r>
         <w:rPr>
-          <w:rFonts w:ascii="Heiti TC" w:hAnsi="Heiti TC" w:eastAsia="Heiti TC"/>
+          <w:rFonts w:ascii="Arial Unicode MS" w:hAnsi="Arial Unicode MS" w:eastAsia="Arial Unicode MS"/>
           <w:b w:val="0"/>
           <w:i w:val="0"/>
           <w:color w:val="1A2340"/>
@@ -561,7 +561,7 @@
       </w:pPr>
       <w:r>
         <w:rPr>
-          <w:rFonts w:ascii="JetBrains Mono" w:hAnsi="JetBrains Mono" w:eastAsia="Heiti TC"/>
+          <w:rFonts w:ascii="JetBrains Mono" w:hAnsi="JetBrains Mono" w:eastAsia="Arial Unicode MS"/>
           <w:b/>
           <w:i w:val="0"/>
           <w:color w:val="1D4ED8"/>
@@ -571,7 +571,7 @@
       </w:r>
       <w:r>
         <w:rPr>
-          <w:rFonts w:ascii="Heiti TC" w:hAnsi="Heiti TC" w:eastAsia="Heiti TC"/>
+          <w:rFonts w:ascii="Arial Unicode MS" w:hAnsi="Arial Unicode MS" w:eastAsia="Arial Unicode MS"/>
           <w:b w:val="0"/>
           <w:i w:val="0"/>
           <w:color w:val="1D4ED8"/>
@@ -581,7 +581,7 @@
       </w:r>
       <w:r>
         <w:rPr>
-          <w:rFonts w:ascii="Heiti TC" w:hAnsi="Heiti TC" w:eastAsia="Heiti TC"/>
+          <w:rFonts w:ascii="Arial Unicode MS" w:hAnsi="Arial Unicode MS" w:eastAsia="Arial Unicode MS"/>
           <w:b/>
           <w:i w:val="0"/>
           <w:color w:val="1A2340"/>
@@ -598,7 +598,7 @@
       </w:pPr>
       <w:r>
         <w:rPr>
-          <w:rFonts w:ascii="Heiti TC" w:hAnsi="Heiti TC" w:eastAsia="Heiti TC"/>
+          <w:rFonts w:ascii="Arial Unicode MS" w:hAnsi="Arial Unicode MS" w:eastAsia="Arial Unicode MS"/>
           <w:b/>
           <w:i w:val="0"/>
           <w:color w:val="1D4ED8"/>
@@ -608,7 +608,7 @@
       </w:r>
       <w:r>
         <w:rPr>
-          <w:rFonts w:ascii="Heiti TC" w:hAnsi="Heiti TC" w:eastAsia="Heiti TC"/>
+          <w:rFonts w:ascii="Arial Unicode MS" w:hAnsi="Arial Unicode MS" w:eastAsia="Arial Unicode MS"/>
           <w:b w:val="0"/>
           <w:i w:val="0"/>
           <w:color w:val="7B8491"/>
@@ -618,7 +618,7 @@
       </w:r>
       <w:r>
         <w:rPr>
-          <w:rFonts w:ascii="Heiti TC" w:hAnsi="Heiti TC" w:eastAsia="Heiti TC"/>
+          <w:rFonts w:ascii="Arial Unicode MS" w:hAnsi="Arial Unicode MS" w:eastAsia="Arial Unicode MS"/>
           <w:b w:val="0"/>
           <w:i w:val="0"/>
           <w:color w:val="1A2340"/>
@@ -767,7 +767,7 @@
       </w:pPr>
       <w:r>
         <w:rPr>
-          <w:rFonts w:ascii="JetBrains Mono" w:hAnsi="JetBrains Mono" w:eastAsia="Heiti TC"/>
+          <w:rFonts w:ascii="JetBrains Mono" w:hAnsi="JetBrains Mono" w:eastAsia="Arial Unicode MS"/>
           <w:b/>
           <w:i w:val="0"/>
           <w:color w:val="1D4ED8"/>
@@ -777,7 +777,7 @@
       </w:r>
       <w:r>
         <w:rPr>
-          <w:rFonts w:ascii="Heiti TC" w:hAnsi="Heiti TC" w:eastAsia="Heiti TC"/>
+          <w:rFonts w:ascii="Arial Unicode MS" w:hAnsi="Arial Unicode MS" w:eastAsia="Arial Unicode MS"/>
           <w:b w:val="0"/>
           <w:i w:val="0"/>
           <w:color w:val="1D4ED8"/>
@@ -787,7 +787,7 @@
       </w:r>
       <w:r>
         <w:rPr>
-          <w:rFonts w:ascii="Heiti TC" w:hAnsi="Heiti TC" w:eastAsia="Heiti TC"/>
+          <w:rFonts w:ascii="Arial Unicode MS" w:hAnsi="Arial Unicode MS" w:eastAsia="Arial Unicode MS"/>
           <w:b/>
           <w:i w:val="0"/>
           <w:color w:val="1A2340"/>
@@ -804,7 +804,7 @@
       </w:pPr>
       <w:r>
         <w:rPr>
-          <w:rFonts w:ascii="Heiti TC" w:hAnsi="Heiti TC" w:eastAsia="Heiti TC"/>
+          <w:rFonts w:ascii="Arial Unicode MS" w:hAnsi="Arial Unicode MS" w:eastAsia="Arial Unicode MS"/>
           <w:b/>
           <w:i w:val="0"/>
           <w:color w:val="1D4ED8"/>
@@ -814,7 +814,7 @@
       </w:r>
       <w:r>
         <w:rPr>
-          <w:rFonts w:ascii="Heiti TC" w:hAnsi="Heiti TC" w:eastAsia="Heiti TC"/>
+          <w:rFonts w:ascii="Arial Unicode MS" w:hAnsi="Arial Unicode MS" w:eastAsia="Arial Unicode MS"/>
           <w:b w:val="0"/>
           <w:i w:val="0"/>
           <w:color w:val="7B8491"/>
@@ -824,7 +824,7 @@
       </w:r>
       <w:r>
         <w:rPr>
-          <w:rFonts w:ascii="Heiti TC" w:hAnsi="Heiti TC" w:eastAsia="Heiti TC"/>
+          <w:rFonts w:ascii="Arial Unicode MS" w:hAnsi="Arial Unicode MS" w:eastAsia="Arial Unicode MS"/>
           <w:b w:val="0"/>
           <w:i w:val="0"/>
           <w:color w:val="1A2340"/>
@@ -952,7 +952,7 @@
       </w:pPr>
       <w:r>
         <w:rPr>
-          <w:rFonts w:ascii="JetBrains Mono" w:hAnsi="JetBrains Mono" w:eastAsia="Heiti TC"/>
+          <w:rFonts w:ascii="JetBrains Mono" w:hAnsi="JetBrains Mono" w:eastAsia="Arial Unicode MS"/>
           <w:b/>
           <w:i w:val="0"/>
           <w:color w:val="1D4ED8"/>
@@ -969,7 +969,7 @@
       </w:pPr>
       <w:r>
         <w:rPr>
-          <w:rFonts w:ascii="Heiti TC" w:hAnsi="Heiti TC" w:eastAsia="Heiti TC"/>
+          <w:rFonts w:ascii="Arial Unicode MS" w:hAnsi="Arial Unicode MS" w:eastAsia="Arial Unicode MS"/>
           <w:b/>
           <w:i w:val="0"/>
           <w:color w:val="1A2340"/>
@@ -986,7 +986,7 @@
       </w:pPr>
       <w:r>
         <w:rPr>
-          <w:rFonts w:ascii="Heiti TC" w:hAnsi="Heiti TC" w:eastAsia="Heiti TC"/>
+          <w:rFonts w:ascii="Arial Unicode MS" w:hAnsi="Arial Unicode MS" w:eastAsia="Arial Unicode MS"/>
           <w:b w:val="0"/>
           <w:i w:val="0"/>
           <w:color w:val="5B6573"/>
@@ -1003,7 +1003,7 @@
       </w:pPr>
       <w:r>
         <w:rPr>
-          <w:rFonts w:ascii="JetBrains Mono" w:hAnsi="JetBrains Mono" w:eastAsia="Heiti TC"/>
+          <w:rFonts w:ascii="JetBrains Mono" w:hAnsi="JetBrains Mono" w:eastAsia="Arial Unicode MS"/>
           <w:b/>
           <w:i w:val="0"/>
           <w:color w:val="1D4ED8"/>
@@ -1013,7 +1013,7 @@
       </w:r>
       <w:r>
         <w:rPr>
-          <w:rFonts w:ascii="Heiti TC" w:hAnsi="Heiti TC" w:eastAsia="Heiti TC"/>
+          <w:rFonts w:ascii="Arial Unicode MS" w:hAnsi="Arial Unicode MS" w:eastAsia="Arial Unicode MS"/>
           <w:b w:val="0"/>
           <w:i w:val="0"/>
           <w:color w:val="1D4ED8"/>
@@ -1023,7 +1023,7 @@
       </w:r>
       <w:r>
         <w:rPr>
-          <w:rFonts w:ascii="Heiti TC" w:hAnsi="Heiti TC" w:eastAsia="Heiti TC"/>
+          <w:rFonts w:ascii="Arial Unicode MS" w:hAnsi="Arial Unicode MS" w:eastAsia="Arial Unicode MS"/>
           <w:b/>
           <w:i w:val="0"/>
           <w:color w:val="1A2340"/>
@@ -1040,7 +1040,7 @@
       </w:pPr>
       <w:r>
         <w:rPr>
-          <w:rFonts w:ascii="Heiti TC" w:hAnsi="Heiti TC" w:eastAsia="Heiti TC"/>
+          <w:rFonts w:ascii="Arial Unicode MS" w:hAnsi="Arial Unicode MS" w:eastAsia="Arial Unicode MS"/>
           <w:b/>
           <w:i w:val="0"/>
           <w:color w:val="1D4ED8"/>
@@ -1050,7 +1050,7 @@
       </w:r>
       <w:r>
         <w:rPr>
-          <w:rFonts w:ascii="Heiti TC" w:hAnsi="Heiti TC" w:eastAsia="Heiti TC"/>
+          <w:rFonts w:ascii="Arial Unicode MS" w:hAnsi="Arial Unicode MS" w:eastAsia="Arial Unicode MS"/>
           <w:b w:val="0"/>
           <w:i w:val="0"/>
           <w:color w:val="7B8491"/>
@@ -1060,7 +1060,7 @@
       </w:r>
       <w:r>
         <w:rPr>
-          <w:rFonts w:ascii="Heiti TC" w:hAnsi="Heiti TC" w:eastAsia="Heiti TC"/>
+          <w:rFonts w:ascii="Arial Unicode MS" w:hAnsi="Arial Unicode MS" w:eastAsia="Arial Unicode MS"/>
           <w:b w:val="0"/>
           <w:i w:val="0"/>
           <w:color w:val="1A2340"/>
@@ -1449,7 +1449,7 @@
       </w:pPr>
       <w:r>
         <w:rPr>
-          <w:rFonts w:ascii="JetBrains Mono" w:hAnsi="JetBrains Mono" w:eastAsia="Heiti TC"/>
+          <w:rFonts w:ascii="JetBrains Mono" w:hAnsi="JetBrains Mono" w:eastAsia="Arial Unicode MS"/>
           <w:b/>
           <w:i w:val="0"/>
           <w:color w:val="1D4ED8"/>
@@ -1459,7 +1459,7 @@
       </w:r>
       <w:r>
         <w:rPr>
-          <w:rFonts w:ascii="Heiti TC" w:hAnsi="Heiti TC" w:eastAsia="Heiti TC"/>
+          <w:rFonts w:ascii="Arial Unicode MS" w:hAnsi="Arial Unicode MS" w:eastAsia="Arial Unicode MS"/>
           <w:b w:val="0"/>
           <w:i w:val="0"/>
           <w:color w:val="1D4ED8"/>
@@ -1469,7 +1469,7 @@
       </w:r>
       <w:r>
         <w:rPr>
-          <w:rFonts w:ascii="Heiti TC" w:hAnsi="Heiti TC" w:eastAsia="Heiti TC"/>
+          <w:rFonts w:ascii="Arial Unicode MS" w:hAnsi="Arial Unicode MS" w:eastAsia="Arial Unicode MS"/>
           <w:b/>
           <w:i w:val="0"/>
           <w:color w:val="1A2340"/>
@@ -1486,7 +1486,7 @@
       </w:pPr>
       <w:r>
         <w:rPr>
-          <w:rFonts w:ascii="Heiti TC" w:hAnsi="Heiti TC" w:eastAsia="Heiti TC"/>
+          <w:rFonts w:ascii="Arial Unicode MS" w:hAnsi="Arial Unicode MS" w:eastAsia="Arial Unicode MS"/>
           <w:b/>
           <w:i w:val="0"/>
           <w:color w:val="1D4ED8"/>
@@ -1496,7 +1496,7 @@
       </w:r>
       <w:r>
         <w:rPr>
-          <w:rFonts w:ascii="Heiti TC" w:hAnsi="Heiti TC" w:eastAsia="Heiti TC"/>
+          <w:rFonts w:ascii="Arial Unicode MS" w:hAnsi="Arial Unicode MS" w:eastAsia="Arial Unicode MS"/>
           <w:b w:val="0"/>
           <w:i w:val="0"/>
           <w:color w:val="7B8491"/>
@@ -1506,7 +1506,7 @@
       </w:r>
       <w:r>
         <w:rPr>
-          <w:rFonts w:ascii="Heiti TC" w:hAnsi="Heiti TC" w:eastAsia="Heiti TC"/>
+          <w:rFonts w:ascii="Arial Unicode MS" w:hAnsi="Arial Unicode MS" w:eastAsia="Arial Unicode MS"/>
           <w:b w:val="0"/>
           <w:i w:val="0"/>
           <w:color w:val="1A2340"/>
@@ -1694,7 +1694,7 @@
       </w:pPr>
       <w:r>
         <w:rPr>
-          <w:rFonts w:ascii="JetBrains Mono" w:hAnsi="JetBrains Mono" w:eastAsia="Heiti TC"/>
+          <w:rFonts w:ascii="JetBrains Mono" w:hAnsi="JetBrains Mono" w:eastAsia="Arial Unicode MS"/>
           <w:b/>
           <w:i w:val="0"/>
           <w:color w:val="1D4ED8"/>
@@ -1711,7 +1711,7 @@
       </w:pPr>
       <w:r>
         <w:rPr>
-          <w:rFonts w:ascii="Heiti TC" w:hAnsi="Heiti TC" w:eastAsia="Heiti TC"/>
+          <w:rFonts w:ascii="Arial Unicode MS" w:hAnsi="Arial Unicode MS" w:eastAsia="Arial Unicode MS"/>
           <w:b/>
           <w:i w:val="0"/>
           <w:color w:val="1A2340"/>
@@ -1728,7 +1728,7 @@
       </w:pPr>
       <w:r>
         <w:rPr>
-          <w:rFonts w:ascii="Heiti TC" w:hAnsi="Heiti TC" w:eastAsia="Heiti TC"/>
+          <w:rFonts w:ascii="Arial Unicode MS" w:hAnsi="Arial Unicode MS" w:eastAsia="Arial Unicode MS"/>
           <w:b w:val="0"/>
           <w:i w:val="0"/>
           <w:color w:val="5B6573"/>
@@ -1745,7 +1745,7 @@
       </w:pPr>
       <w:r>
         <w:rPr>
-          <w:rFonts w:ascii="JetBrains Mono" w:hAnsi="JetBrains Mono" w:eastAsia="Heiti TC"/>
+          <w:rFonts w:ascii="JetBrains Mono" w:hAnsi="JetBrains Mono" w:eastAsia="Arial Unicode MS"/>
           <w:b/>
           <w:i w:val="0"/>
           <w:color w:val="1D4ED8"/>
@@ -1755,7 +1755,7 @@
       </w:r>
       <w:r>
         <w:rPr>
-          <w:rFonts w:ascii="Heiti TC" w:hAnsi="Heiti TC" w:eastAsia="Heiti TC"/>
+          <w:rFonts w:ascii="Arial Unicode MS" w:hAnsi="Arial Unicode MS" w:eastAsia="Arial Unicode MS"/>
           <w:b w:val="0"/>
           <w:i w:val="0"/>
           <w:color w:val="1D4ED8"/>
@@ -1765,7 +1765,7 @@
       </w:r>
       <w:r>
         <w:rPr>
-          <w:rFonts w:ascii="Heiti TC" w:hAnsi="Heiti TC" w:eastAsia="Heiti TC"/>
+          <w:rFonts w:ascii="Arial Unicode MS" w:hAnsi="Arial Unicode MS" w:eastAsia="Arial Unicode MS"/>
           <w:b/>
           <w:i w:val="0"/>
           <w:color w:val="1A2340"/>
@@ -1782,7 +1782,7 @@
       </w:pPr>
       <w:r>
         <w:rPr>
-          <w:rFonts w:ascii="Heiti TC" w:hAnsi="Heiti TC" w:eastAsia="Heiti TC"/>
+          <w:rFonts w:ascii="Arial Unicode MS" w:hAnsi="Arial Unicode MS" w:eastAsia="Arial Unicode MS"/>
           <w:b/>
           <w:i w:val="0"/>
           <w:color w:val="1D4ED8"/>
@@ -1792,7 +1792,7 @@
       </w:r>
       <w:r>
         <w:rPr>
-          <w:rFonts w:ascii="Heiti TC" w:hAnsi="Heiti TC" w:eastAsia="Heiti TC"/>
+          <w:rFonts w:ascii="Arial Unicode MS" w:hAnsi="Arial Unicode MS" w:eastAsia="Arial Unicode MS"/>
           <w:b w:val="0"/>
           <w:i w:val="0"/>
           <w:color w:val="7B8491"/>
@@ -1802,7 +1802,7 @@
       </w:r>
       <w:r>
         <w:rPr>
-          <w:rFonts w:ascii="Heiti TC" w:hAnsi="Heiti TC" w:eastAsia="Heiti TC"/>
+          <w:rFonts w:ascii="Arial Unicode MS" w:hAnsi="Arial Unicode MS" w:eastAsia="Arial Unicode MS"/>
           <w:b w:val="0"/>
           <w:i w:val="0"/>
           <w:color w:val="1A2340"/>
@@ -1951,7 +1951,7 @@
       </w:pPr>
       <w:r>
         <w:rPr>
-          <w:rFonts w:ascii="JetBrains Mono" w:hAnsi="JetBrains Mono" w:eastAsia="Heiti TC"/>
+          <w:rFonts w:ascii="JetBrains Mono" w:hAnsi="JetBrains Mono" w:eastAsia="Arial Unicode MS"/>
           <w:b/>
           <w:i w:val="0"/>
           <w:color w:val="1D4ED8"/>
@@ -1961,7 +1961,7 @@
       </w:r>
       <w:r>
         <w:rPr>
-          <w:rFonts w:ascii="Heiti TC" w:hAnsi="Heiti TC" w:eastAsia="Heiti TC"/>
+          <w:rFonts w:ascii="Arial Unicode MS" w:hAnsi="Arial Unicode MS" w:eastAsia="Arial Unicode MS"/>
           <w:b w:val="0"/>
           <w:i w:val="0"/>
           <w:color w:val="1D4ED8"/>
@@ -1971,7 +1971,7 @@
       </w:r>
       <w:r>
         <w:rPr>
-          <w:rFonts w:ascii="Heiti TC" w:hAnsi="Heiti TC" w:eastAsia="Heiti TC"/>
+          <w:rFonts w:ascii="Arial Unicode MS" w:hAnsi="Arial Unicode MS" w:eastAsia="Arial Unicode MS"/>
           <w:b/>
           <w:i w:val="0"/>
           <w:color w:val="1A2340"/>
@@ -1988,7 +1988,7 @@
       </w:pPr>
       <w:r>
         <w:rPr>
-          <w:rFonts w:ascii="Heiti TC" w:hAnsi="Heiti TC" w:eastAsia="Heiti TC"/>
+          <w:rFonts w:ascii="Arial Unicode MS" w:hAnsi="Arial Unicode MS" w:eastAsia="Arial Unicode MS"/>
           <w:b/>
           <w:i w:val="0"/>
           <w:color w:val="1D4ED8"/>
@@ -1998,7 +1998,7 @@
       </w:r>
       <w:r>
         <w:rPr>
-          <w:rFonts w:ascii="Heiti TC" w:hAnsi="Heiti TC" w:eastAsia="Heiti TC"/>
+          <w:rFonts w:ascii="Arial Unicode MS" w:hAnsi="Arial Unicode MS" w:eastAsia="Arial Unicode MS"/>
           <w:b w:val="0"/>
           <w:i w:val="0"/>
           <w:color w:val="7B8491"/>
@@ -2008,7 +2008,7 @@
       </w:r>
       <w:r>
         <w:rPr>
-          <w:rFonts w:ascii="Heiti TC" w:hAnsi="Heiti TC" w:eastAsia="Heiti TC"/>
+          <w:rFonts w:ascii="Arial Unicode MS" w:hAnsi="Arial Unicode MS" w:eastAsia="Arial Unicode MS"/>
           <w:b w:val="0"/>
           <w:i w:val="0"/>
           <w:color w:val="1A2340"/>
@@ -2436,7 +2436,7 @@
       </w:pPr>
       <w:r>
         <w:rPr>
-          <w:rFonts w:ascii="JetBrains Mono" w:hAnsi="JetBrains Mono" w:eastAsia="Heiti TC"/>
+          <w:rFonts w:ascii="JetBrains Mono" w:hAnsi="JetBrains Mono" w:eastAsia="Arial Unicode MS"/>
           <w:b/>
           <w:i w:val="0"/>
           <w:color w:val="1D4ED8"/>
@@ -2453,7 +2453,7 @@
       </w:pPr>
       <w:r>
         <w:rPr>
-          <w:rFonts w:ascii="Heiti TC" w:hAnsi="Heiti TC" w:eastAsia="Heiti TC"/>
+          <w:rFonts w:ascii="Arial Unicode MS" w:hAnsi="Arial Unicode MS" w:eastAsia="Arial Unicode MS"/>
           <w:b/>
           <w:i w:val="0"/>
           <w:color w:val="1A2340"/>
@@ -2470,13 +2470,13 @@
       </w:pPr>
       <w:r>
         <w:rPr>
-          <w:rFonts w:ascii="Heiti TC" w:hAnsi="Heiti TC" w:eastAsia="Heiti TC"/>
+          <w:rFonts w:ascii="Arial Unicode MS" w:hAnsi="Arial Unicode MS" w:eastAsia="Arial Unicode MS"/>
           <w:b w:val="0"/>
           <w:i w:val="0"/>
           <w:color w:val="5B6573"/>
           <w:sz w:val="22"/>
         </w:rPr>
-        <w:t>85 分先交第 1–3 頁；教師收齊後才拆 W1。本頁不進 25 分，自留或自願提供非計分回饋。</w:t>
+        <w:t>85 分先交正式題本；教師收齊後才拆 W1。本頁不進 25 分，隨歷程本收回但可留白。</w:t>
       </w:r>
     </w:p>
     <w:tbl>
@@ -2517,7 +2517,7 @@
             </w:pPr>
             <w:r>
               <w:rPr>
-                <w:rFonts w:ascii="Heiti TC" w:hAnsi="Heiti TC" w:eastAsia="Heiti TC"/>
+                <w:rFonts w:ascii="Arial Unicode MS" w:hAnsi="Arial Unicode MS" w:eastAsia="Arial Unicode MS"/>
                 <w:b/>
                 <w:i w:val="0"/>
                 <w:color w:val="1D4ED8"/>
@@ -2527,7 +2527,7 @@
             </w:r>
             <w:r>
               <w:rPr>
-                <w:rFonts w:ascii="Heiti TC" w:hAnsi="Heiti TC" w:eastAsia="Heiti TC"/>
+                <w:rFonts w:ascii="Arial Unicode MS" w:hAnsi="Arial Unicode MS" w:eastAsia="Arial Unicode MS"/>
                 <w:b w:val="0"/>
                 <w:i w:val="0"/>
                 <w:color w:val="1A2340"/>
@@ -2547,7 +2547,7 @@
       </w:pPr>
       <w:r>
         <w:rPr>
-          <w:rFonts w:ascii="JetBrains Mono" w:hAnsi="JetBrains Mono" w:eastAsia="Heiti TC"/>
+          <w:rFonts w:ascii="JetBrains Mono" w:hAnsi="JetBrains Mono" w:eastAsia="Arial Unicode MS"/>
           <w:b/>
           <w:i w:val="0"/>
           <w:color w:val="1D4ED8"/>
@@ -2557,7 +2557,7 @@
       </w:r>
       <w:r>
         <w:rPr>
-          <w:rFonts w:ascii="Heiti TC" w:hAnsi="Heiti TC" w:eastAsia="Heiti TC"/>
+          <w:rFonts w:ascii="Arial Unicode MS" w:hAnsi="Arial Unicode MS" w:eastAsia="Arial Unicode MS"/>
           <w:b w:val="0"/>
           <w:i w:val="0"/>
           <w:color w:val="1D4ED8"/>
@@ -2567,7 +2567,7 @@
       </w:r>
       <w:r>
         <w:rPr>
-          <w:rFonts w:ascii="Heiti TC" w:hAnsi="Heiti TC" w:eastAsia="Heiti TC"/>
+          <w:rFonts w:ascii="Arial Unicode MS" w:hAnsi="Arial Unicode MS" w:eastAsia="Arial Unicode MS"/>
           <w:b/>
           <w:i w:val="0"/>
           <w:color w:val="1A2340"/>
@@ -2618,7 +2618,7 @@
             </w:pPr>
             <w:r>
               <w:rPr>
-                <w:rFonts w:ascii="Heiti TC" w:hAnsi="Heiti TC" w:eastAsia="Heiti TC"/>
+                <w:rFonts w:ascii="Arial Unicode MS" w:hAnsi="Arial Unicode MS" w:eastAsia="Arial Unicode MS"/>
                 <w:b/>
                 <w:i w:val="0"/>
                 <w:color w:val="1D4ED8"/>
@@ -2652,7 +2652,7 @@
             </w:pPr>
             <w:r>
               <w:rPr>
-                <w:rFonts w:ascii="Heiti TC" w:hAnsi="Heiti TC" w:eastAsia="Heiti TC"/>
+                <w:rFonts w:ascii="Arial Unicode MS" w:hAnsi="Arial Unicode MS" w:eastAsia="Arial Unicode MS"/>
                 <w:b/>
                 <w:i w:val="0"/>
                 <w:color w:val="1D4ED8"/>
@@ -2686,7 +2686,7 @@
             </w:pPr>
             <w:r>
               <w:rPr>
-                <w:rFonts w:ascii="Heiti TC" w:hAnsi="Heiti TC" w:eastAsia="Heiti TC"/>
+                <w:rFonts w:ascii="Arial Unicode MS" w:hAnsi="Arial Unicode MS" w:eastAsia="Arial Unicode MS"/>
                 <w:b/>
                 <w:i w:val="0"/>
                 <w:color w:val="1D4ED8"/>
@@ -2720,7 +2720,7 @@
             </w:pPr>
             <w:r>
               <w:rPr>
-                <w:rFonts w:ascii="Heiti TC" w:hAnsi="Heiti TC" w:eastAsia="Heiti TC"/>
+                <w:rFonts w:ascii="Arial Unicode MS" w:hAnsi="Arial Unicode MS" w:eastAsia="Arial Unicode MS"/>
                 <w:b/>
                 <w:i w:val="0"/>
                 <w:color w:val="1D4ED8"/>
@@ -2758,7 +2758,7 @@
             </w:pPr>
             <w:r>
               <w:rPr>
-                <w:rFonts w:ascii="Heiti TC" w:hAnsi="Heiti TC" w:eastAsia="Heiti TC"/>
+                <w:rFonts w:ascii="Arial Unicode MS" w:hAnsi="Arial Unicode MS" w:eastAsia="Arial Unicode MS"/>
                 <w:b w:val="0"/>
                 <w:i w:val="0"/>
                 <w:color w:val="1A2340"/>
@@ -2791,7 +2791,7 @@
             </w:pPr>
             <w:r>
               <w:rPr>
-                <w:rFonts w:ascii="Heiti TC" w:hAnsi="Heiti TC" w:eastAsia="Heiti TC"/>
+                <w:rFonts w:ascii="Arial Unicode MS" w:hAnsi="Arial Unicode MS" w:eastAsia="Arial Unicode MS"/>
                 <w:b w:val="0"/>
                 <w:i w:val="0"/>
                 <w:color w:val="1A2340"/>
@@ -2824,7 +2824,7 @@
             </w:pPr>
             <w:r>
               <w:rPr>
-                <w:rFonts w:ascii="Heiti TC" w:hAnsi="Heiti TC" w:eastAsia="Heiti TC"/>
+                <w:rFonts w:ascii="Arial Unicode MS" w:hAnsi="Arial Unicode MS" w:eastAsia="Arial Unicode MS"/>
                 <w:b w:val="0"/>
                 <w:i w:val="0"/>
                 <w:color w:val="1A2340"/>
@@ -2857,7 +2857,7 @@
             </w:pPr>
             <w:r>
               <w:rPr>
-                <w:rFonts w:ascii="Heiti TC" w:hAnsi="Heiti TC" w:eastAsia="Heiti TC"/>
+                <w:rFonts w:ascii="Arial Unicode MS" w:hAnsi="Arial Unicode MS" w:eastAsia="Arial Unicode MS"/>
                 <w:b w:val="0"/>
                 <w:i w:val="0"/>
                 <w:color w:val="1A2340"/>
@@ -2895,7 +2895,7 @@
             </w:pPr>
             <w:r>
               <w:rPr>
-                <w:rFonts w:ascii="Heiti TC" w:hAnsi="Heiti TC" w:eastAsia="Heiti TC"/>
+                <w:rFonts w:ascii="Arial Unicode MS" w:hAnsi="Arial Unicode MS" w:eastAsia="Arial Unicode MS"/>
                 <w:b w:val="0"/>
                 <w:i w:val="0"/>
                 <w:color w:val="1A2340"/>
@@ -2928,7 +2928,7 @@
             </w:pPr>
             <w:r>
               <w:rPr>
-                <w:rFonts w:ascii="Heiti TC" w:hAnsi="Heiti TC" w:eastAsia="Heiti TC"/>
+                <w:rFonts w:ascii="Arial Unicode MS" w:hAnsi="Arial Unicode MS" w:eastAsia="Arial Unicode MS"/>
                 <w:b w:val="0"/>
                 <w:i w:val="0"/>
                 <w:color w:val="1A2340"/>
@@ -2961,7 +2961,7 @@
             </w:pPr>
             <w:r>
               <w:rPr>
-                <w:rFonts w:ascii="Heiti TC" w:hAnsi="Heiti TC" w:eastAsia="Heiti TC"/>
+                <w:rFonts w:ascii="Arial Unicode MS" w:hAnsi="Arial Unicode MS" w:eastAsia="Arial Unicode MS"/>
                 <w:b w:val="0"/>
                 <w:i w:val="0"/>
                 <w:color w:val="1A2340"/>
@@ -2994,7 +2994,7 @@
             </w:pPr>
             <w:r>
               <w:rPr>
-                <w:rFonts w:ascii="Heiti TC" w:hAnsi="Heiti TC" w:eastAsia="Heiti TC"/>
+                <w:rFonts w:ascii="Arial Unicode MS" w:hAnsi="Arial Unicode MS" w:eastAsia="Arial Unicode MS"/>
                 <w:b w:val="0"/>
                 <w:i w:val="0"/>
                 <w:color w:val="1A2340"/>
@@ -3032,7 +3032,7 @@
             </w:pPr>
             <w:r>
               <w:rPr>
-                <w:rFonts w:ascii="Heiti TC" w:hAnsi="Heiti TC" w:eastAsia="Heiti TC"/>
+                <w:rFonts w:ascii="Arial Unicode MS" w:hAnsi="Arial Unicode MS" w:eastAsia="Arial Unicode MS"/>
                 <w:b w:val="0"/>
                 <w:i w:val="0"/>
                 <w:color w:val="1A2340"/>
@@ -3065,7 +3065,7 @@
             </w:pPr>
             <w:r>
               <w:rPr>
-                <w:rFonts w:ascii="Heiti TC" w:hAnsi="Heiti TC" w:eastAsia="Heiti TC"/>
+                <w:rFonts w:ascii="Arial Unicode MS" w:hAnsi="Arial Unicode MS" w:eastAsia="Arial Unicode MS"/>
                 <w:b w:val="0"/>
                 <w:i w:val="0"/>
                 <w:color w:val="1A2340"/>
@@ -3098,7 +3098,7 @@
             </w:pPr>
             <w:r>
               <w:rPr>
-                <w:rFonts w:ascii="Heiti TC" w:hAnsi="Heiti TC" w:eastAsia="Heiti TC"/>
+                <w:rFonts w:ascii="Arial Unicode MS" w:hAnsi="Arial Unicode MS" w:eastAsia="Arial Unicode MS"/>
                 <w:b w:val="0"/>
                 <w:i w:val="0"/>
                 <w:color w:val="1A2340"/>
@@ -3131,7 +3131,7 @@
             </w:pPr>
             <w:r>
               <w:rPr>
-                <w:rFonts w:ascii="Heiti TC" w:hAnsi="Heiti TC" w:eastAsia="Heiti TC"/>
+                <w:rFonts w:ascii="Arial Unicode MS" w:hAnsi="Arial Unicode MS" w:eastAsia="Arial Unicode MS"/>
                 <w:b w:val="0"/>
                 <w:i w:val="0"/>
                 <w:color w:val="1A2340"/>
@@ -3169,7 +3169,7 @@
             </w:pPr>
             <w:r>
               <w:rPr>
-                <w:rFonts w:ascii="Heiti TC" w:hAnsi="Heiti TC" w:eastAsia="Heiti TC"/>
+                <w:rFonts w:ascii="Arial Unicode MS" w:hAnsi="Arial Unicode MS" w:eastAsia="Arial Unicode MS"/>
                 <w:b w:val="0"/>
                 <w:i w:val="0"/>
                 <w:color w:val="1A2340"/>
@@ -3202,7 +3202,7 @@
             </w:pPr>
             <w:r>
               <w:rPr>
-                <w:rFonts w:ascii="Heiti TC" w:hAnsi="Heiti TC" w:eastAsia="Heiti TC"/>
+                <w:rFonts w:ascii="Arial Unicode MS" w:hAnsi="Arial Unicode MS" w:eastAsia="Arial Unicode MS"/>
                 <w:b w:val="0"/>
                 <w:i w:val="0"/>
                 <w:color w:val="1A2340"/>
@@ -3235,7 +3235,7 @@
             </w:pPr>
             <w:r>
               <w:rPr>
-                <w:rFonts w:ascii="Heiti TC" w:hAnsi="Heiti TC" w:eastAsia="Heiti TC"/>
+                <w:rFonts w:ascii="Arial Unicode MS" w:hAnsi="Arial Unicode MS" w:eastAsia="Arial Unicode MS"/>
                 <w:b w:val="0"/>
                 <w:i w:val="0"/>
                 <w:color w:val="1A2340"/>
@@ -3268,7 +3268,7 @@
             </w:pPr>
             <w:r>
               <w:rPr>
-                <w:rFonts w:ascii="Heiti TC" w:hAnsi="Heiti TC" w:eastAsia="Heiti TC"/>
+                <w:rFonts w:ascii="Arial Unicode MS" w:hAnsi="Arial Unicode MS" w:eastAsia="Arial Unicode MS"/>
                 <w:b w:val="0"/>
                 <w:i w:val="0"/>
                 <w:color w:val="1A2340"/>
@@ -3288,7 +3288,7 @@
       </w:pPr>
       <w:r>
         <w:rPr>
-          <w:rFonts w:ascii="JetBrains Mono" w:hAnsi="JetBrains Mono" w:eastAsia="Heiti TC"/>
+          <w:rFonts w:ascii="JetBrains Mono" w:hAnsi="JetBrains Mono" w:eastAsia="Arial Unicode MS"/>
           <w:b/>
           <w:i w:val="0"/>
           <w:color w:val="1D4ED8"/>
@@ -3298,7 +3298,7 @@
       </w:r>
       <w:r>
         <w:rPr>
-          <w:rFonts w:ascii="Heiti TC" w:hAnsi="Heiti TC" w:eastAsia="Heiti TC"/>
+          <w:rFonts w:ascii="Arial Unicode MS" w:hAnsi="Arial Unicode MS" w:eastAsia="Arial Unicode MS"/>
           <w:b w:val="0"/>
           <w:i w:val="0"/>
           <w:color w:val="1D4ED8"/>
@@ -3308,7 +3308,7 @@
       </w:r>
       <w:r>
         <w:rPr>
-          <w:rFonts w:ascii="Heiti TC" w:hAnsi="Heiti TC" w:eastAsia="Heiti TC"/>
+          <w:rFonts w:ascii="Arial Unicode MS" w:hAnsi="Arial Unicode MS" w:eastAsia="Arial Unicode MS"/>
           <w:b/>
           <w:i w:val="0"/>
           <w:color w:val="1A2340"/>
@@ -3325,7 +3325,7 @@
       </w:pPr>
       <w:r>
         <w:rPr>
-          <w:rFonts w:ascii="Heiti TC" w:hAnsi="Heiti TC" w:eastAsia="Heiti TC"/>
+          <w:rFonts w:ascii="Arial Unicode MS" w:hAnsi="Arial Unicode MS" w:eastAsia="Arial Unicode MS"/>
           <w:b/>
           <w:i w:val="0"/>
           <w:color w:val="5B6573"/>
@@ -3335,7 +3335,7 @@
       </w:r>
       <w:r>
         <w:rPr>
-          <w:rFonts w:ascii="Heiti TC" w:hAnsi="Heiti TC" w:eastAsia="Heiti TC"/>
+          <w:rFonts w:ascii="Arial Unicode MS" w:hAnsi="Arial Unicode MS" w:eastAsia="Arial Unicode MS"/>
           <w:b w:val="0"/>
           <w:i w:val="0"/>
           <w:color w:val="7B8491"/>
@@ -3345,7 +3345,7 @@
       </w:r>
       <w:r>
         <w:rPr>
-          <w:rFonts w:ascii="Heiti TC" w:hAnsi="Heiti TC" w:eastAsia="Heiti TC"/>
+          <w:rFonts w:ascii="Arial Unicode MS" w:hAnsi="Arial Unicode MS" w:eastAsia="Arial Unicode MS"/>
           <w:b w:val="0"/>
           <w:i w:val="0"/>
           <w:color w:val="1A2340"/>
@@ -3464,7 +3464,7 @@
       </w:pPr>
       <w:r>
         <w:rPr>
-          <w:rFonts w:ascii="JetBrains Mono" w:hAnsi="JetBrains Mono" w:eastAsia="Heiti TC"/>
+          <w:rFonts w:ascii="JetBrains Mono" w:hAnsi="JetBrains Mono" w:eastAsia="Arial Unicode MS"/>
           <w:b/>
           <w:i w:val="0"/>
           <w:color w:val="1D4ED8"/>
@@ -3474,7 +3474,7 @@
       </w:r>
       <w:r>
         <w:rPr>
-          <w:rFonts w:ascii="Heiti TC" w:hAnsi="Heiti TC" w:eastAsia="Heiti TC"/>
+          <w:rFonts w:ascii="Arial Unicode MS" w:hAnsi="Arial Unicode MS" w:eastAsia="Arial Unicode MS"/>
           <w:b w:val="0"/>
           <w:i w:val="0"/>
           <w:color w:val="1D4ED8"/>
@@ -3484,7 +3484,7 @@
       </w:r>
       <w:r>
         <w:rPr>
-          <w:rFonts w:ascii="Heiti TC" w:hAnsi="Heiti TC" w:eastAsia="Heiti TC"/>
+          <w:rFonts w:ascii="Arial Unicode MS" w:hAnsi="Arial Unicode MS" w:eastAsia="Arial Unicode MS"/>
           <w:b/>
           <w:i w:val="0"/>
           <w:color w:val="1A2340"/>
@@ -3501,13 +3501,30 @@
       </w:pPr>
       <w:r>
         <w:rPr>
-          <w:rFonts w:ascii="Heiti TC" w:hAnsi="Heiti TC" w:eastAsia="Heiti TC"/>
+          <w:rFonts w:ascii="Arial Unicode MS" w:hAnsi="Arial Unicode MS" w:eastAsia="Arial Unicode MS"/>
           <w:b w:val="0"/>
           <w:i w:val="0"/>
           <w:color w:val="1A2340"/>
           <w:sz w:val="17"/>
         </w:rPr>
-        <w:t>不需記憶重建，也不影響 25 分。直接寫：只看今天，我已能＿＿；證據在＿＿；下一步要練＿＿。Q3 不交、不讀、不計分。</w:t>
+        <w:t>不需記憶重建，也不影響 25 分。直接寫：只看今天，我已能＿＿；證據在＿＿；下一步要練＿＿。W1 Q3 不作評分證據；若含敏感內容不必抄回。</w:t>
+      </w:r>
+    </w:p>
+    <w:p>
+      <w:pPr>
+        <w:keepNext w:val="0"/>
+        <w:keepLines w:val="0"/>
+        <w:spacing w:before="100" w:after="0" w:line="293" w:lineRule="auto"/>
+      </w:pPr>
+      <w:r>
+        <w:rPr>
+          <w:rFonts w:ascii="Arial Unicode MS" w:hAnsi="Arial Unicode MS" w:eastAsia="Arial Unicode MS"/>
+          <w:b/>
+          <w:i w:val="0"/>
+          <w:color w:val="1D4ED8"/>
+          <w:sz w:val="17"/>
+        </w:rPr>
+        <w:t>收件確認｜□ 正式題本已另交　□ 只拍自己的歷程頁上傳 Classroom　□ 歷程本全本交回</w:t>
       </w:r>
     </w:p>
     <w:sectPr>
@@ -3532,7 +3549,7 @@
     </w:pPr>
     <w:r>
       <w:rPr>
-        <w:rFonts w:ascii="JetBrains Mono" w:hAnsi="JetBrains Mono" w:eastAsia="Heiti TC"/>
+        <w:rFonts w:ascii="JetBrains Mono" w:hAnsi="JetBrains Mono" w:eastAsia="Arial Unicode MS"/>
         <w:b w:val="0"/>
         <w:i w:val="0"/>
         <w:color w:val="7B8491"/>
@@ -3542,7 +3559,7 @@
     </w:r>
     <w:r>
       <w:rPr>
-        <w:rFonts w:ascii="JetBrains Mono" w:hAnsi="JetBrains Mono" w:eastAsia="Heiti TC"/>
+        <w:rFonts w:ascii="JetBrains Mono" w:hAnsi="JetBrains Mono" w:eastAsia="Arial Unicode MS"/>
         <w:b w:val="0"/>
         <w:i w:val="0"/>
         <w:color w:val="7B8491"/>
@@ -3556,7 +3573,7 @@
     </w:r>
     <w:r>
       <w:rPr>
-        <w:rFonts w:ascii="JetBrains Mono" w:hAnsi="JetBrains Mono" w:eastAsia="Heiti TC"/>
+        <w:rFonts w:ascii="JetBrains Mono" w:hAnsi="JetBrains Mono" w:eastAsia="Arial Unicode MS"/>
         <w:b w:val="0"/>
         <w:i w:val="0"/>
         <w:color w:val="7B8491"/>
@@ -3581,7 +3598,7 @@
     </w:pPr>
     <w:r>
       <w:rPr>
-        <w:rFonts w:ascii="JetBrains Mono" w:hAnsi="JetBrains Mono" w:eastAsia="Heiti TC"/>
+        <w:rFonts w:ascii="JetBrains Mono" w:hAnsi="JetBrains Mono" w:eastAsia="Arial Unicode MS"/>
         <w:b/>
         <w:i w:val="0"/>
         <w:color w:val="7B8491"/>
@@ -3591,7 +3608,7 @@
     </w:r>
     <w:r>
       <w:rPr>
-        <w:rFonts w:ascii="Heiti TC" w:hAnsi="Heiti TC" w:eastAsia="Heiti TC"/>
+        <w:rFonts w:ascii="Arial Unicode MS" w:hAnsi="Arial Unicode MS" w:eastAsia="Arial Unicode MS"/>
         <w:b w:val="0"/>
         <w:i w:val="0"/>
         <w:color w:val="7B8491"/>
@@ -3971,7 +3988,7 @@
       <w:spacing w:after="100" w:line="293" w:lineRule="auto"/>
     </w:pPr>
     <w:rPr>
-      <w:rFonts w:ascii="Heiti TC" w:hAnsi="Heiti TC" w:eastAsia="Heiti TC"/>
+      <w:rFonts w:ascii="Arial Unicode MS" w:hAnsi="Arial Unicode MS" w:eastAsia="Arial Unicode MS"/>
       <w:color w:val="1A2340"/>
       <w:sz w:val="22"/>
     </w:rPr>

--- a/worksheets/W17.docx
+++ b/worksheets/W17.docx
@@ -212,7 +212,7 @@
           <w:color w:val="1A2340"/>
           <w:sz w:val="22"/>
         </w:rPr>
-        <w:t>抄一個文本內有證據的主張＋根據：</w:t>
+        <w:t>抄一個有證據支持、沒有說得更多的主張＋根據：</w:t>
       </w:r>
     </w:p>
     <w:tbl>
@@ -418,7 +418,7 @@
           <w:color w:val="1A2340"/>
           <w:sz w:val="22"/>
         </w:rPr>
-        <w:t>抄一個文本內被反駁或衝突的主張＋根據：</w:t>
+        <w:t>抄一個和證據直接衝突的主張＋根據；找不到寫「本次未出現」：</w:t>
       </w:r>
     </w:p>
     <w:tbl>
@@ -2459,7 +2459,7 @@
           <w:color w:val="1A2340"/>
           <w:sz w:val="44"/>
         </w:rPr>
-        <w:t>W1 同軸學習回看｜0 分</w:t>
+        <w:t>回看一處，再試一次</w:t>
       </w:r>
     </w:p>
     <w:p>
@@ -2476,74 +2476,14 @@
           <w:color w:val="5B6573"/>
           <w:sz w:val="22"/>
         </w:rPr>
-        <w:t>85 分先交正式題本；教師收齊後才拆 W1。本頁不進 25 分，隨歷程本收回但可留白。</w:t>
+        <w:t>正式卷收齊後才用本頁；這一頁零分，不能補考試分數。</w:t>
       </w:r>
     </w:p>
-    <w:tbl>
-      <w:tblPr>
-        <w:tblW w:type="dxa" w:w="9865"/>
-        <w:jc w:val="left"/>
-        <w:tblLayout w:type="fixed"/>
-        <w:tblLook w:firstColumn="1" w:firstRow="1" w:lastColumn="0" w:lastRow="0" w:noHBand="0" w:noVBand="1" w:val="04A0"/>
-        <w:tblInd w:type="dxa" w:w="0"/>
-      </w:tblPr>
-      <w:tblGrid>
-        <w:gridCol w:w="9865"/>
-      </w:tblGrid>
-      <w:tr>
-        <w:tc>
-          <w:tcPr>
-            <w:tcW w:type="dxa" w:w="9865"/>
-            <w:tcMar>
-              <w:top w:w="100" w:type="dxa"/>
-              <w:start w:w="150" w:type="dxa"/>
-              <w:bottom w:w="100" w:type="dxa"/>
-              <w:end w:w="150" w:type="dxa"/>
-            </w:tcMar>
-            <w:tcBorders>
-              <w:top w:val="nil"/>
-              <w:bottom w:val="nil"/>
-              <w:start w:val="single" w:sz="14" w:space="0" w:color="1D4ED8"/>
-              <w:end w:val="nil"/>
-            </w:tcBorders>
-            <w:shd w:val="clear" w:color="auto" w:fill="F5F7FA"/>
-            <w:vAlign w:val="center"/>
-          </w:tcPr>
-          <w:p>
-            <w:pPr>
-              <w:keepNext w:val="0"/>
-              <w:keepLines w:val="0"/>
-              <w:spacing w:before="0" w:after="0" w:line="293" w:lineRule="auto"/>
-            </w:pPr>
-            <w:r>
-              <w:rPr>
-                <w:rFonts w:ascii="Arial Unicode MS" w:hAnsi="Arial Unicode MS" w:eastAsia="Arial Unicode MS"/>
-                <w:b/>
-                <w:i w:val="0"/>
-                <w:color w:val="1D4ED8"/>
-                <w:sz w:val="22"/>
-              </w:rPr>
-              <w:t>不參與正式評分</w:t>
-            </w:r>
-            <w:r>
-              <w:rPr>
-                <w:rFonts w:ascii="Arial Unicode MS" w:hAnsi="Arial Unicode MS" w:eastAsia="Arial Unicode MS"/>
-                <w:b w:val="0"/>
-                <w:i w:val="0"/>
-                <w:color w:val="1A2340"/>
-                <w:sz w:val="22"/>
-              </w:rPr>
-              <w:t xml:space="preserve">　用 W1 與 W17 原作描述變化；不以此補足閱讀、判斷、回應或修正分數。</w:t>
-            </w:r>
-          </w:p>
-        </w:tc>
-      </w:tr>
-    </w:tbl>
     <w:p>
       <w:pPr>
         <w:keepNext/>
         <w:keepLines w:val="0"/>
-        <w:spacing w:before="140" w:after="60" w:line="293" w:lineRule="auto"/>
+        <w:spacing w:before="60" w:after="40" w:line="293" w:lineRule="auto"/>
       </w:pPr>
       <w:r>
         <w:rPr>
@@ -2553,7 +2493,7 @@
           <w:color w:val="1D4ED8"/>
           <w:sz w:val="30"/>
         </w:rPr>
-        <w:t>01</w:t>
+        <w:t>回看</w:t>
       </w:r>
       <w:r>
         <w:rPr>
@@ -2573,776 +2513,15 @@
           <w:color w:val="1A2340"/>
           <w:sz w:val="30"/>
         </w:rPr>
-        <w:t>四能力原作回看</w:t>
-      </w:r>
-    </w:p>
-    <w:tbl>
-      <w:tblPr>
-        <w:tblW w:type="dxa" w:w="10365"/>
-        <w:jc w:val="left"/>
-        <w:tblLayout w:type="fixed"/>
-        <w:tblLook w:firstColumn="1" w:firstRow="1" w:lastColumn="0" w:lastRow="0" w:noHBand="0" w:noVBand="1" w:val="04A0"/>
-        <w:tblInd w:type="dxa" w:w="0"/>
-      </w:tblPr>
-      <w:tblGrid>
-        <w:gridCol w:w="1500"/>
-        <w:gridCol w:w="2500"/>
-        <w:gridCol w:w="2500"/>
-        <w:gridCol w:w="3865"/>
-      </w:tblGrid>
-      <w:tr>
-        <w:trPr>
-          <w:trHeight w:val="567" w:hRule="atLeast"/>
-        </w:trPr>
-        <w:tc>
-          <w:tcPr>
-            <w:tcW w:type="dxa" w:w="1500"/>
-            <w:vAlign w:val="center"/>
-            <w:tcMar>
-              <w:top w:w="80" w:type="dxa"/>
-              <w:start w:w="80" w:type="dxa"/>
-              <w:bottom w:w="80" w:type="dxa"/>
-              <w:end w:w="80" w:type="dxa"/>
-            </w:tcMar>
-            <w:tcBorders>
-              <w:top w:val="single" w:sz="5" w:space="0" w:color="CBD5E1"/>
-              <w:bottom w:val="single" w:sz="5" w:space="0" w:color="CBD5E1"/>
-              <w:start w:val="single" w:sz="4" w:space="0" w:color="CBD5E1"/>
-              <w:end w:val="single" w:sz="4" w:space="0" w:color="CBD5E1"/>
-            </w:tcBorders>
-            <w:shd w:val="clear" w:color="auto" w:fill="F5F7FA"/>
-          </w:tcPr>
-          <w:p>
-            <w:pPr>
-              <w:jc w:val="center"/>
-            </w:pPr>
-            <w:r>
-              <w:rPr>
-                <w:rFonts w:ascii="Arial Unicode MS" w:hAnsi="Arial Unicode MS" w:eastAsia="Arial Unicode MS"/>
-                <w:b/>
-                <w:i w:val="0"/>
-                <w:color w:val="1D4ED8"/>
-                <w:sz w:val="16"/>
-              </w:rPr>
-              <w:t>能力</w:t>
-            </w:r>
-          </w:p>
-        </w:tc>
-        <w:tc>
-          <w:tcPr>
-            <w:tcW w:type="dxa" w:w="2500"/>
-            <w:vAlign w:val="center"/>
-            <w:tcMar>
-              <w:top w:w="80" w:type="dxa"/>
-              <w:start w:w="80" w:type="dxa"/>
-              <w:bottom w:w="80" w:type="dxa"/>
-              <w:end w:w="80" w:type="dxa"/>
-            </w:tcMar>
-            <w:tcBorders>
-              <w:top w:val="single" w:sz="5" w:space="0" w:color="CBD5E1"/>
-              <w:bottom w:val="single" w:sz="5" w:space="0" w:color="CBD5E1"/>
-              <w:start w:val="single" w:sz="4" w:space="0" w:color="CBD5E1"/>
-              <w:end w:val="single" w:sz="4" w:space="0" w:color="CBD5E1"/>
-            </w:tcBorders>
-            <w:shd w:val="clear" w:color="auto" w:fill="F5F7FA"/>
-          </w:tcPr>
-          <w:p>
-            <w:pPr>
-              <w:jc w:val="center"/>
-            </w:pPr>
-            <w:r>
-              <w:rPr>
-                <w:rFonts w:ascii="Arial Unicode MS" w:hAnsi="Arial Unicode MS" w:eastAsia="Arial Unicode MS"/>
-                <w:b/>
-                <w:i w:val="0"/>
-                <w:color w:val="1D4ED8"/>
-                <w:sz w:val="16"/>
-              </w:rPr>
-              <w:t>W1 一句／位置</w:t>
-            </w:r>
-          </w:p>
-        </w:tc>
-        <w:tc>
-          <w:tcPr>
-            <w:tcW w:type="dxa" w:w="2500"/>
-            <w:vAlign w:val="center"/>
-            <w:tcMar>
-              <w:top w:w="80" w:type="dxa"/>
-              <w:start w:w="80" w:type="dxa"/>
-              <w:bottom w:w="80" w:type="dxa"/>
-              <w:end w:w="80" w:type="dxa"/>
-            </w:tcMar>
-            <w:tcBorders>
-              <w:top w:val="single" w:sz="5" w:space="0" w:color="CBD5E1"/>
-              <w:bottom w:val="single" w:sz="5" w:space="0" w:color="CBD5E1"/>
-              <w:start w:val="single" w:sz="4" w:space="0" w:color="CBD5E1"/>
-              <w:end w:val="single" w:sz="4" w:space="0" w:color="CBD5E1"/>
-            </w:tcBorders>
-            <w:shd w:val="clear" w:color="auto" w:fill="F5F7FA"/>
-          </w:tcPr>
-          <w:p>
-            <w:pPr>
-              <w:jc w:val="center"/>
-            </w:pPr>
-            <w:r>
-              <w:rPr>
-                <w:rFonts w:ascii="Arial Unicode MS" w:hAnsi="Arial Unicode MS" w:eastAsia="Arial Unicode MS"/>
-                <w:b/>
-                <w:i w:val="0"/>
-                <w:color w:val="1D4ED8"/>
-                <w:sz w:val="16"/>
-              </w:rPr>
-              <w:t>W17 一句／位置</w:t>
-            </w:r>
-          </w:p>
-        </w:tc>
-        <w:tc>
-          <w:tcPr>
-            <w:tcW w:type="dxa" w:w="3865"/>
-            <w:vAlign w:val="center"/>
-            <w:tcMar>
-              <w:top w:w="80" w:type="dxa"/>
-              <w:start w:w="80" w:type="dxa"/>
-              <w:bottom w:w="80" w:type="dxa"/>
-              <w:end w:w="80" w:type="dxa"/>
-            </w:tcMar>
-            <w:tcBorders>
-              <w:top w:val="single" w:sz="5" w:space="0" w:color="CBD5E1"/>
-              <w:bottom w:val="single" w:sz="5" w:space="0" w:color="CBD5E1"/>
-              <w:start w:val="single" w:sz="4" w:space="0" w:color="CBD5E1"/>
-              <w:end w:val="single" w:sz="4" w:space="0" w:color="CBD5E1"/>
-            </w:tcBorders>
-            <w:shd w:val="clear" w:color="auto" w:fill="F5F7FA"/>
-          </w:tcPr>
-          <w:p>
-            <w:pPr>
-              <w:jc w:val="center"/>
-            </w:pPr>
-            <w:r>
-              <w:rPr>
-                <w:rFonts w:ascii="Arial Unicode MS" w:hAnsi="Arial Unicode MS" w:eastAsia="Arial Unicode MS"/>
-                <w:b/>
-                <w:i w:val="0"/>
-                <w:color w:val="1D4ED8"/>
-                <w:sz w:val="16"/>
-              </w:rPr>
-              <w:t>我看見的變化／仍待學習</w:t>
-            </w:r>
-          </w:p>
-        </w:tc>
-      </w:tr>
-      <w:tr>
-        <w:trPr>
-          <w:trHeight w:val="907" w:hRule="atLeast"/>
-        </w:trPr>
-        <w:tc>
-          <w:tcPr>
-            <w:tcW w:type="dxa" w:w="1500"/>
-            <w:vAlign w:val="center"/>
-            <w:tcMar>
-              <w:top w:w="80" w:type="dxa"/>
-              <w:start w:w="80" w:type="dxa"/>
-              <w:bottom w:w="80" w:type="dxa"/>
-              <w:end w:w="80" w:type="dxa"/>
-            </w:tcMar>
-            <w:tcBorders>
-              <w:top w:val="single" w:sz="5" w:space="0" w:color="CBD5E1"/>
-              <w:bottom w:val="single" w:sz="5" w:space="0" w:color="CBD5E1"/>
-              <w:start w:val="single" w:sz="4" w:space="0" w:color="CBD5E1"/>
-              <w:end w:val="single" w:sz="4" w:space="0" w:color="CBD5E1"/>
-            </w:tcBorders>
-          </w:tcPr>
-          <w:p>
-            <w:pPr>
-              <w:jc w:val="center"/>
-            </w:pPr>
-            <w:r>
-              <w:rPr>
-                <w:rFonts w:ascii="Arial Unicode MS" w:hAnsi="Arial Unicode MS" w:eastAsia="Arial Unicode MS"/>
-                <w:b w:val="0"/>
-                <w:i w:val="0"/>
-                <w:color w:val="1A2340"/>
-                <w:sz w:val="16"/>
-              </w:rPr>
-              <w:t>閱讀證據</w:t>
-            </w:r>
-          </w:p>
-        </w:tc>
-        <w:tc>
-          <w:tcPr>
-            <w:tcW w:type="dxa" w:w="2500"/>
-            <w:vAlign w:val="center"/>
-            <w:tcMar>
-              <w:top w:w="80" w:type="dxa"/>
-              <w:start w:w="80" w:type="dxa"/>
-              <w:bottom w:w="80" w:type="dxa"/>
-              <w:end w:w="80" w:type="dxa"/>
-            </w:tcMar>
-            <w:tcBorders>
-              <w:top w:val="single" w:sz="5" w:space="0" w:color="CBD5E1"/>
-              <w:bottom w:val="single" w:sz="5" w:space="0" w:color="CBD5E1"/>
-              <w:start w:val="single" w:sz="4" w:space="0" w:color="CBD5E1"/>
-              <w:end w:val="single" w:sz="4" w:space="0" w:color="CBD5E1"/>
-            </w:tcBorders>
-          </w:tcPr>
-          <w:p>
-            <w:pPr>
-              <w:jc w:val="left"/>
-            </w:pPr>
-            <w:r>
-              <w:rPr>
-                <w:rFonts w:ascii="Arial Unicode MS" w:hAnsi="Arial Unicode MS" w:eastAsia="Arial Unicode MS"/>
-                <w:b w:val="0"/>
-                <w:i w:val="0"/>
-                <w:color w:val="1A2340"/>
-                <w:sz w:val="16"/>
-              </w:rPr>
-              <w:t>＿＿＿＿</w:t>
-            </w:r>
-          </w:p>
-        </w:tc>
-        <w:tc>
-          <w:tcPr>
-            <w:tcW w:type="dxa" w:w="2500"/>
-            <w:vAlign w:val="center"/>
-            <w:tcMar>
-              <w:top w:w="80" w:type="dxa"/>
-              <w:start w:w="80" w:type="dxa"/>
-              <w:bottom w:w="80" w:type="dxa"/>
-              <w:end w:w="80" w:type="dxa"/>
-            </w:tcMar>
-            <w:tcBorders>
-              <w:top w:val="single" w:sz="5" w:space="0" w:color="CBD5E1"/>
-              <w:bottom w:val="single" w:sz="5" w:space="0" w:color="CBD5E1"/>
-              <w:start w:val="single" w:sz="4" w:space="0" w:color="CBD5E1"/>
-              <w:end w:val="single" w:sz="4" w:space="0" w:color="CBD5E1"/>
-            </w:tcBorders>
-          </w:tcPr>
-          <w:p>
-            <w:pPr>
-              <w:jc w:val="left"/>
-            </w:pPr>
-            <w:r>
-              <w:rPr>
-                <w:rFonts w:ascii="Arial Unicode MS" w:hAnsi="Arial Unicode MS" w:eastAsia="Arial Unicode MS"/>
-                <w:b w:val="0"/>
-                <w:i w:val="0"/>
-                <w:color w:val="1A2340"/>
-                <w:sz w:val="16"/>
-              </w:rPr>
-              <w:t>＿＿＿＿</w:t>
-            </w:r>
-          </w:p>
-        </w:tc>
-        <w:tc>
-          <w:tcPr>
-            <w:tcW w:type="dxa" w:w="3865"/>
-            <w:vAlign w:val="center"/>
-            <w:tcMar>
-              <w:top w:w="80" w:type="dxa"/>
-              <w:start w:w="80" w:type="dxa"/>
-              <w:bottom w:w="80" w:type="dxa"/>
-              <w:end w:w="80" w:type="dxa"/>
-            </w:tcMar>
-            <w:tcBorders>
-              <w:top w:val="single" w:sz="5" w:space="0" w:color="CBD5E1"/>
-              <w:bottom w:val="single" w:sz="5" w:space="0" w:color="CBD5E1"/>
-              <w:start w:val="single" w:sz="4" w:space="0" w:color="CBD5E1"/>
-              <w:end w:val="single" w:sz="4" w:space="0" w:color="CBD5E1"/>
-            </w:tcBorders>
-          </w:tcPr>
-          <w:p>
-            <w:pPr>
-              <w:jc w:val="left"/>
-            </w:pPr>
-            <w:r>
-              <w:rPr>
-                <w:rFonts w:ascii="Arial Unicode MS" w:hAnsi="Arial Unicode MS" w:eastAsia="Arial Unicode MS"/>
-                <w:b w:val="0"/>
-                <w:i w:val="0"/>
-                <w:color w:val="1A2340"/>
-                <w:sz w:val="16"/>
-              </w:rPr>
-              <w:t>＿＿＿＿</w:t>
-            </w:r>
-          </w:p>
-        </w:tc>
-      </w:tr>
-      <w:tr>
-        <w:trPr>
-          <w:trHeight w:val="907" w:hRule="atLeast"/>
-        </w:trPr>
-        <w:tc>
-          <w:tcPr>
-            <w:tcW w:type="dxa" w:w="1500"/>
-            <w:vAlign w:val="center"/>
-            <w:tcMar>
-              <w:top w:w="80" w:type="dxa"/>
-              <w:start w:w="80" w:type="dxa"/>
-              <w:bottom w:w="80" w:type="dxa"/>
-              <w:end w:w="80" w:type="dxa"/>
-            </w:tcMar>
-            <w:tcBorders>
-              <w:top w:val="single" w:sz="5" w:space="0" w:color="CBD5E1"/>
-              <w:bottom w:val="single" w:sz="5" w:space="0" w:color="CBD5E1"/>
-              <w:start w:val="single" w:sz="4" w:space="0" w:color="CBD5E1"/>
-              <w:end w:val="single" w:sz="4" w:space="0" w:color="CBD5E1"/>
-            </w:tcBorders>
-          </w:tcPr>
-          <w:p>
-            <w:pPr>
-              <w:jc w:val="center"/>
-            </w:pPr>
-            <w:r>
-              <w:rPr>
-                <w:rFonts w:ascii="Arial Unicode MS" w:hAnsi="Arial Unicode MS" w:eastAsia="Arial Unicode MS"/>
-                <w:b w:val="0"/>
-                <w:i w:val="0"/>
-                <w:color w:val="1A2340"/>
-                <w:sz w:val="16"/>
-              </w:rPr>
-              <w:t>形成判斷</w:t>
-            </w:r>
-          </w:p>
-        </w:tc>
-        <w:tc>
-          <w:tcPr>
-            <w:tcW w:type="dxa" w:w="2500"/>
-            <w:vAlign w:val="center"/>
-            <w:tcMar>
-              <w:top w:w="80" w:type="dxa"/>
-              <w:start w:w="80" w:type="dxa"/>
-              <w:bottom w:w="80" w:type="dxa"/>
-              <w:end w:w="80" w:type="dxa"/>
-            </w:tcMar>
-            <w:tcBorders>
-              <w:top w:val="single" w:sz="5" w:space="0" w:color="CBD5E1"/>
-              <w:bottom w:val="single" w:sz="5" w:space="0" w:color="CBD5E1"/>
-              <w:start w:val="single" w:sz="4" w:space="0" w:color="CBD5E1"/>
-              <w:end w:val="single" w:sz="4" w:space="0" w:color="CBD5E1"/>
-            </w:tcBorders>
-          </w:tcPr>
-          <w:p>
-            <w:pPr>
-              <w:jc w:val="left"/>
-            </w:pPr>
-            <w:r>
-              <w:rPr>
-                <w:rFonts w:ascii="Arial Unicode MS" w:hAnsi="Arial Unicode MS" w:eastAsia="Arial Unicode MS"/>
-                <w:b w:val="0"/>
-                <w:i w:val="0"/>
-                <w:color w:val="1A2340"/>
-                <w:sz w:val="16"/>
-              </w:rPr>
-              <w:t>＿＿＿＿</w:t>
-            </w:r>
-          </w:p>
-        </w:tc>
-        <w:tc>
-          <w:tcPr>
-            <w:tcW w:type="dxa" w:w="2500"/>
-            <w:vAlign w:val="center"/>
-            <w:tcMar>
-              <w:top w:w="80" w:type="dxa"/>
-              <w:start w:w="80" w:type="dxa"/>
-              <w:bottom w:w="80" w:type="dxa"/>
-              <w:end w:w="80" w:type="dxa"/>
-            </w:tcMar>
-            <w:tcBorders>
-              <w:top w:val="single" w:sz="5" w:space="0" w:color="CBD5E1"/>
-              <w:bottom w:val="single" w:sz="5" w:space="0" w:color="CBD5E1"/>
-              <w:start w:val="single" w:sz="4" w:space="0" w:color="CBD5E1"/>
-              <w:end w:val="single" w:sz="4" w:space="0" w:color="CBD5E1"/>
-            </w:tcBorders>
-          </w:tcPr>
-          <w:p>
-            <w:pPr>
-              <w:jc w:val="left"/>
-            </w:pPr>
-            <w:r>
-              <w:rPr>
-                <w:rFonts w:ascii="Arial Unicode MS" w:hAnsi="Arial Unicode MS" w:eastAsia="Arial Unicode MS"/>
-                <w:b w:val="0"/>
-                <w:i w:val="0"/>
-                <w:color w:val="1A2340"/>
-                <w:sz w:val="16"/>
-              </w:rPr>
-              <w:t>＿＿＿＿</w:t>
-            </w:r>
-          </w:p>
-        </w:tc>
-        <w:tc>
-          <w:tcPr>
-            <w:tcW w:type="dxa" w:w="3865"/>
-            <w:vAlign w:val="center"/>
-            <w:tcMar>
-              <w:top w:w="80" w:type="dxa"/>
-              <w:start w:w="80" w:type="dxa"/>
-              <w:bottom w:w="80" w:type="dxa"/>
-              <w:end w:w="80" w:type="dxa"/>
-            </w:tcMar>
-            <w:tcBorders>
-              <w:top w:val="single" w:sz="5" w:space="0" w:color="CBD5E1"/>
-              <w:bottom w:val="single" w:sz="5" w:space="0" w:color="CBD5E1"/>
-              <w:start w:val="single" w:sz="4" w:space="0" w:color="CBD5E1"/>
-              <w:end w:val="single" w:sz="4" w:space="0" w:color="CBD5E1"/>
-            </w:tcBorders>
-          </w:tcPr>
-          <w:p>
-            <w:pPr>
-              <w:jc w:val="left"/>
-            </w:pPr>
-            <w:r>
-              <w:rPr>
-                <w:rFonts w:ascii="Arial Unicode MS" w:hAnsi="Arial Unicode MS" w:eastAsia="Arial Unicode MS"/>
-                <w:b w:val="0"/>
-                <w:i w:val="0"/>
-                <w:color w:val="1A2340"/>
-                <w:sz w:val="16"/>
-              </w:rPr>
-              <w:t>＿＿＿＿</w:t>
-            </w:r>
-          </w:p>
-        </w:tc>
-      </w:tr>
-      <w:tr>
-        <w:trPr>
-          <w:trHeight w:val="907" w:hRule="atLeast"/>
-        </w:trPr>
-        <w:tc>
-          <w:tcPr>
-            <w:tcW w:type="dxa" w:w="1500"/>
-            <w:vAlign w:val="center"/>
-            <w:tcMar>
-              <w:top w:w="80" w:type="dxa"/>
-              <w:start w:w="80" w:type="dxa"/>
-              <w:bottom w:w="80" w:type="dxa"/>
-              <w:end w:w="80" w:type="dxa"/>
-            </w:tcMar>
-            <w:tcBorders>
-              <w:top w:val="single" w:sz="5" w:space="0" w:color="CBD5E1"/>
-              <w:bottom w:val="single" w:sz="5" w:space="0" w:color="CBD5E1"/>
-              <w:start w:val="single" w:sz="4" w:space="0" w:color="CBD5E1"/>
-              <w:end w:val="single" w:sz="4" w:space="0" w:color="CBD5E1"/>
-            </w:tcBorders>
-          </w:tcPr>
-          <w:p>
-            <w:pPr>
-              <w:jc w:val="center"/>
-            </w:pPr>
-            <w:r>
-              <w:rPr>
-                <w:rFonts w:ascii="Arial Unicode MS" w:hAnsi="Arial Unicode MS" w:eastAsia="Arial Unicode MS"/>
-                <w:b w:val="0"/>
-                <w:i w:val="0"/>
-                <w:color w:val="1A2340"/>
-                <w:sz w:val="16"/>
-              </w:rPr>
-              <w:t>回應讀者／異議／回饋</w:t>
-            </w:r>
-          </w:p>
-        </w:tc>
-        <w:tc>
-          <w:tcPr>
-            <w:tcW w:type="dxa" w:w="2500"/>
-            <w:vAlign w:val="center"/>
-            <w:tcMar>
-              <w:top w:w="80" w:type="dxa"/>
-              <w:start w:w="80" w:type="dxa"/>
-              <w:bottom w:w="80" w:type="dxa"/>
-              <w:end w:w="80" w:type="dxa"/>
-            </w:tcMar>
-            <w:tcBorders>
-              <w:top w:val="single" w:sz="5" w:space="0" w:color="CBD5E1"/>
-              <w:bottom w:val="single" w:sz="5" w:space="0" w:color="CBD5E1"/>
-              <w:start w:val="single" w:sz="4" w:space="0" w:color="CBD5E1"/>
-              <w:end w:val="single" w:sz="4" w:space="0" w:color="CBD5E1"/>
-            </w:tcBorders>
-          </w:tcPr>
-          <w:p>
-            <w:pPr>
-              <w:jc w:val="left"/>
-            </w:pPr>
-            <w:r>
-              <w:rPr>
-                <w:rFonts w:ascii="Arial Unicode MS" w:hAnsi="Arial Unicode MS" w:eastAsia="Arial Unicode MS"/>
-                <w:b w:val="0"/>
-                <w:i w:val="0"/>
-                <w:color w:val="1A2340"/>
-                <w:sz w:val="16"/>
-              </w:rPr>
-              <w:t>＿＿＿＿</w:t>
-            </w:r>
-          </w:p>
-        </w:tc>
-        <w:tc>
-          <w:tcPr>
-            <w:tcW w:type="dxa" w:w="2500"/>
-            <w:vAlign w:val="center"/>
-            <w:tcMar>
-              <w:top w:w="80" w:type="dxa"/>
-              <w:start w:w="80" w:type="dxa"/>
-              <w:bottom w:w="80" w:type="dxa"/>
-              <w:end w:w="80" w:type="dxa"/>
-            </w:tcMar>
-            <w:tcBorders>
-              <w:top w:val="single" w:sz="5" w:space="0" w:color="CBD5E1"/>
-              <w:bottom w:val="single" w:sz="5" w:space="0" w:color="CBD5E1"/>
-              <w:start w:val="single" w:sz="4" w:space="0" w:color="CBD5E1"/>
-              <w:end w:val="single" w:sz="4" w:space="0" w:color="CBD5E1"/>
-            </w:tcBorders>
-          </w:tcPr>
-          <w:p>
-            <w:pPr>
-              <w:jc w:val="left"/>
-            </w:pPr>
-            <w:r>
-              <w:rPr>
-                <w:rFonts w:ascii="Arial Unicode MS" w:hAnsi="Arial Unicode MS" w:eastAsia="Arial Unicode MS"/>
-                <w:b w:val="0"/>
-                <w:i w:val="0"/>
-                <w:color w:val="1A2340"/>
-                <w:sz w:val="16"/>
-              </w:rPr>
-              <w:t>＿＿＿＿</w:t>
-            </w:r>
-          </w:p>
-        </w:tc>
-        <w:tc>
-          <w:tcPr>
-            <w:tcW w:type="dxa" w:w="3865"/>
-            <w:vAlign w:val="center"/>
-            <w:tcMar>
-              <w:top w:w="80" w:type="dxa"/>
-              <w:start w:w="80" w:type="dxa"/>
-              <w:bottom w:w="80" w:type="dxa"/>
-              <w:end w:w="80" w:type="dxa"/>
-            </w:tcMar>
-            <w:tcBorders>
-              <w:top w:val="single" w:sz="5" w:space="0" w:color="CBD5E1"/>
-              <w:bottom w:val="single" w:sz="5" w:space="0" w:color="CBD5E1"/>
-              <w:start w:val="single" w:sz="4" w:space="0" w:color="CBD5E1"/>
-              <w:end w:val="single" w:sz="4" w:space="0" w:color="CBD5E1"/>
-            </w:tcBorders>
-          </w:tcPr>
-          <w:p>
-            <w:pPr>
-              <w:jc w:val="left"/>
-            </w:pPr>
-            <w:r>
-              <w:rPr>
-                <w:rFonts w:ascii="Arial Unicode MS" w:hAnsi="Arial Unicode MS" w:eastAsia="Arial Unicode MS"/>
-                <w:b w:val="0"/>
-                <w:i w:val="0"/>
-                <w:color w:val="1A2340"/>
-                <w:sz w:val="16"/>
-              </w:rPr>
-              <w:t>＿＿＿＿</w:t>
-            </w:r>
-          </w:p>
-        </w:tc>
-      </w:tr>
-      <w:tr>
-        <w:trPr>
-          <w:trHeight w:val="907" w:hRule="atLeast"/>
-        </w:trPr>
-        <w:tc>
-          <w:tcPr>
-            <w:tcW w:type="dxa" w:w="1500"/>
-            <w:vAlign w:val="center"/>
-            <w:tcMar>
-              <w:top w:w="80" w:type="dxa"/>
-              <w:start w:w="80" w:type="dxa"/>
-              <w:bottom w:w="80" w:type="dxa"/>
-              <w:end w:w="80" w:type="dxa"/>
-            </w:tcMar>
-            <w:tcBorders>
-              <w:top w:val="single" w:sz="5" w:space="0" w:color="CBD5E1"/>
-              <w:bottom w:val="single" w:sz="5" w:space="0" w:color="CBD5E1"/>
-              <w:start w:val="single" w:sz="4" w:space="0" w:color="CBD5E1"/>
-              <w:end w:val="single" w:sz="4" w:space="0" w:color="CBD5E1"/>
-            </w:tcBorders>
-          </w:tcPr>
-          <w:p>
-            <w:pPr>
-              <w:jc w:val="center"/>
-            </w:pPr>
-            <w:r>
-              <w:rPr>
-                <w:rFonts w:ascii="Arial Unicode MS" w:hAnsi="Arial Unicode MS" w:eastAsia="Arial Unicode MS"/>
-                <w:b w:val="0"/>
-                <w:i w:val="0"/>
-                <w:color w:val="1A2340"/>
-                <w:sz w:val="16"/>
-              </w:rPr>
-              <w:t>修正能力</w:t>
-            </w:r>
-          </w:p>
-        </w:tc>
-        <w:tc>
-          <w:tcPr>
-            <w:tcW w:type="dxa" w:w="2500"/>
-            <w:vAlign w:val="center"/>
-            <w:tcMar>
-              <w:top w:w="80" w:type="dxa"/>
-              <w:start w:w="80" w:type="dxa"/>
-              <w:bottom w:w="80" w:type="dxa"/>
-              <w:end w:w="80" w:type="dxa"/>
-            </w:tcMar>
-            <w:tcBorders>
-              <w:top w:val="single" w:sz="5" w:space="0" w:color="CBD5E1"/>
-              <w:bottom w:val="single" w:sz="5" w:space="0" w:color="CBD5E1"/>
-              <w:start w:val="single" w:sz="4" w:space="0" w:color="CBD5E1"/>
-              <w:end w:val="single" w:sz="4" w:space="0" w:color="CBD5E1"/>
-            </w:tcBorders>
-          </w:tcPr>
-          <w:p>
-            <w:pPr>
-              <w:jc w:val="left"/>
-            </w:pPr>
-            <w:r>
-              <w:rPr>
-                <w:rFonts w:ascii="Arial Unicode MS" w:hAnsi="Arial Unicode MS" w:eastAsia="Arial Unicode MS"/>
-                <w:b w:val="0"/>
-                <w:i w:val="0"/>
-                <w:color w:val="1A2340"/>
-                <w:sz w:val="16"/>
-              </w:rPr>
-              <w:t>＿＿＿＿</w:t>
-            </w:r>
-          </w:p>
-        </w:tc>
-        <w:tc>
-          <w:tcPr>
-            <w:tcW w:type="dxa" w:w="2500"/>
-            <w:vAlign w:val="center"/>
-            <w:tcMar>
-              <w:top w:w="80" w:type="dxa"/>
-              <w:start w:w="80" w:type="dxa"/>
-              <w:bottom w:w="80" w:type="dxa"/>
-              <w:end w:w="80" w:type="dxa"/>
-            </w:tcMar>
-            <w:tcBorders>
-              <w:top w:val="single" w:sz="5" w:space="0" w:color="CBD5E1"/>
-              <w:bottom w:val="single" w:sz="5" w:space="0" w:color="CBD5E1"/>
-              <w:start w:val="single" w:sz="4" w:space="0" w:color="CBD5E1"/>
-              <w:end w:val="single" w:sz="4" w:space="0" w:color="CBD5E1"/>
-            </w:tcBorders>
-          </w:tcPr>
-          <w:p>
-            <w:pPr>
-              <w:jc w:val="left"/>
-            </w:pPr>
-            <w:r>
-              <w:rPr>
-                <w:rFonts w:ascii="Arial Unicode MS" w:hAnsi="Arial Unicode MS" w:eastAsia="Arial Unicode MS"/>
-                <w:b w:val="0"/>
-                <w:i w:val="0"/>
-                <w:color w:val="1A2340"/>
-                <w:sz w:val="16"/>
-              </w:rPr>
-              <w:t>＿＿＿＿</w:t>
-            </w:r>
-          </w:p>
-        </w:tc>
-        <w:tc>
-          <w:tcPr>
-            <w:tcW w:type="dxa" w:w="3865"/>
-            <w:vAlign w:val="center"/>
-            <w:tcMar>
-              <w:top w:w="80" w:type="dxa"/>
-              <w:start w:w="80" w:type="dxa"/>
-              <w:bottom w:w="80" w:type="dxa"/>
-              <w:end w:w="80" w:type="dxa"/>
-            </w:tcMar>
-            <w:tcBorders>
-              <w:top w:val="single" w:sz="5" w:space="0" w:color="CBD5E1"/>
-              <w:bottom w:val="single" w:sz="5" w:space="0" w:color="CBD5E1"/>
-              <w:start w:val="single" w:sz="4" w:space="0" w:color="CBD5E1"/>
-              <w:end w:val="single" w:sz="4" w:space="0" w:color="CBD5E1"/>
-            </w:tcBorders>
-          </w:tcPr>
-          <w:p>
-            <w:pPr>
-              <w:jc w:val="left"/>
-            </w:pPr>
-            <w:r>
-              <w:rPr>
-                <w:rFonts w:ascii="Arial Unicode MS" w:hAnsi="Arial Unicode MS" w:eastAsia="Arial Unicode MS"/>
-                <w:b w:val="0"/>
-                <w:i w:val="0"/>
-                <w:color w:val="1A2340"/>
-                <w:sz w:val="16"/>
-              </w:rPr>
-              <w:t>＿＿＿＿</w:t>
-            </w:r>
-          </w:p>
-        </w:tc>
-      </w:tr>
-    </w:tbl>
-    <w:p>
-      <w:pPr>
-        <w:keepNext/>
-        <w:keepLines w:val="0"/>
-        <w:spacing w:before="140" w:after="40" w:line="293" w:lineRule="auto"/>
-      </w:pPr>
-      <w:r>
-        <w:rPr>
-          <w:rFonts w:ascii="JetBrains Mono" w:hAnsi="JetBrains Mono" w:eastAsia="Arial Unicode MS"/>
-          <w:b/>
-          <w:i w:val="0"/>
-          <w:color w:val="1D4ED8"/>
-          <w:sz w:val="30"/>
-        </w:rPr>
-        <w:t>02</w:t>
-      </w:r>
-      <w:r>
-        <w:rPr>
-          <w:rFonts w:ascii="Arial Unicode MS" w:hAnsi="Arial Unicode MS" w:eastAsia="Arial Unicode MS"/>
-          <w:b w:val="0"/>
-          <w:i w:val="0"/>
-          <w:color w:val="1D4ED8"/>
-          <w:sz w:val="30"/>
-        </w:rPr>
-        <w:t xml:space="preserve">  </w:t>
-      </w:r>
-      <w:r>
-        <w:rPr>
-          <w:rFonts w:ascii="Arial Unicode MS" w:hAnsi="Arial Unicode MS" w:eastAsia="Arial Unicode MS"/>
-          <w:b/>
-          <w:i w:val="0"/>
-          <w:color w:val="1A2340"/>
-          <w:sz w:val="30"/>
-        </w:rPr>
-        <w:t>一句自我宣告</w:t>
+        <w:t>只挑一項能力比較</w:t>
       </w:r>
     </w:p>
     <w:p>
       <w:pPr>
-        <w:keepNext/>
+        <w:keepNext w:val="0"/>
         <w:keepLines w:val="0"/>
-        <w:spacing w:before="0" w:after="20" w:line="293" w:lineRule="auto"/>
+        <w:spacing w:before="0" w:after="40" w:line="293" w:lineRule="auto"/>
       </w:pPr>
-      <w:r>
-        <w:rPr>
-          <w:rFonts w:ascii="Arial Unicode MS" w:hAnsi="Arial Unicode MS" w:eastAsia="Arial Unicode MS"/>
-          <w:b/>
-          <w:i w:val="0"/>
-          <w:color w:val="5B6573"/>
-          <w:sz w:val="22"/>
-        </w:rPr>
-        <w:t>引用今天原作</w:t>
-      </w:r>
-      <w:r>
-        <w:rPr>
-          <w:rFonts w:ascii="Arial Unicode MS" w:hAnsi="Arial Unicode MS" w:eastAsia="Arial Unicode MS"/>
-          <w:b w:val="0"/>
-          <w:i w:val="0"/>
-          <w:color w:val="7B8491"/>
-          <w:sz w:val="22"/>
-        </w:rPr>
-        <w:t xml:space="preserve">  ｜  </w:t>
-      </w:r>
       <w:r>
         <w:rPr>
           <w:rFonts w:ascii="Arial Unicode MS" w:hAnsi="Arial Unicode MS" w:eastAsia="Arial Unicode MS"/>
@@ -3351,7 +2530,7 @@
           <w:color w:val="1A2340"/>
           <w:sz w:val="22"/>
         </w:rPr>
-        <w:t>我現在能獨立＿＿；W17 證據在＿＿；下一步仍要練＿＿。</w:t>
+        <w:t>□找根據 □做判斷 □回應別人 □修改。W1 的一句／位置＿＿；W17 的一句／位置＿＿。我看見＿＿，還要練＿＿。</w:t>
       </w:r>
     </w:p>
     <w:tbl>
@@ -3367,7 +2546,7 @@
       </w:tblGrid>
       <w:tr>
         <w:trPr>
-          <w:trHeight w:val="425" w:hRule="atLeast"/>
+          <w:trHeight w:val="510" w:hRule="atLeast"/>
         </w:trPr>
         <w:tc>
           <w:tcPr>
@@ -3397,7 +2576,7 @@
       </w:tr>
       <w:tr>
         <w:trPr>
-          <w:trHeight w:val="425" w:hRule="atLeast"/>
+          <w:trHeight w:val="510" w:hRule="atLeast"/>
         </w:trPr>
         <w:tc>
           <w:tcPr>
@@ -3427,7 +2606,7 @@
       </w:tr>
       <w:tr>
         <w:trPr>
-          <w:trHeight w:val="425" w:hRule="atLeast"/>
+          <w:trHeight w:val="510" w:hRule="atLeast"/>
         </w:trPr>
         <w:tc>
           <w:tcPr>
@@ -3458,9 +2637,26 @@
     </w:tbl>
     <w:p>
       <w:pPr>
+        <w:keepNext w:val="0"/>
+        <w:keepLines w:val="0"/>
+        <w:spacing w:before="0" w:after="40" w:line="293" w:lineRule="auto"/>
+      </w:pPr>
+      <w:r>
+        <w:rPr>
+          <w:rFonts w:ascii="Arial Unicode MS" w:hAnsi="Arial Unicode MS" w:eastAsia="Arial Unicode MS"/>
+          <w:b w:val="0"/>
+          <w:i w:val="0"/>
+          <w:color w:val="5B6573"/>
+          <w:sz w:val="22"/>
+        </w:rPr>
+        <w:t>沒有 W1：只寫今天做到／還要練哪一處，不重建假起點。私人 Q3 不作評分證據。</w:t>
+      </w:r>
+    </w:p>
+    <w:p>
+      <w:pPr>
         <w:keepNext/>
         <w:keepLines w:val="0"/>
-        <w:spacing w:before="120" w:after="40" w:line="293" w:lineRule="auto"/>
+        <w:spacing w:before="100" w:after="40" w:line="293" w:lineRule="auto"/>
       </w:pPr>
       <w:r>
         <w:rPr>
@@ -3470,7 +2666,7 @@
           <w:color w:val="1D4ED8"/>
           <w:sz w:val="30"/>
         </w:rPr>
-        <w:t>03</w:t>
+        <w:t>生活</w:t>
       </w:r>
       <w:r>
         <w:rPr>
@@ -3490,14 +2686,31 @@
           <w:color w:val="1A2340"/>
           <w:sz w:val="30"/>
         </w:rPr>
-        <w:t>W1 缺席／轉入</w:t>
+        <w:t>一句問卷結果，能說到哪裡？</w:t>
       </w:r>
     </w:p>
     <w:p>
       <w:pPr>
         <w:keepNext w:val="0"/>
         <w:keepLines w:val="0"/>
-        <w:spacing w:before="0" w:after="0" w:line="293" w:lineRule="auto"/>
+        <w:spacing w:before="0" w:after="40" w:line="293" w:lineRule="auto"/>
+      </w:pPr>
+      <w:r>
+        <w:rPr>
+          <w:rFonts w:ascii="Arial Unicode MS" w:hAnsi="Arial Unicode MS" w:eastAsia="Arial Unicode MS"/>
+          <w:b w:val="0"/>
+          <w:i w:val="0"/>
+          <w:color w:val="5B6573"/>
+          <w:sz w:val="22"/>
+        </w:rPr>
+        <w:t>課堂練習｜不計分、不列學習關卡；整本照常收回。</w:t>
+      </w:r>
+    </w:p>
+    <w:p>
+      <w:pPr>
+        <w:keepNext w:val="0"/>
+        <w:keepLines w:val="0"/>
+        <w:spacing w:before="0" w:after="40" w:line="293" w:lineRule="auto"/>
       </w:pPr>
       <w:r>
         <w:rPr>
@@ -3505,26 +2718,295 @@
           <w:b w:val="0"/>
           <w:i w:val="0"/>
           <w:color w:val="1A2340"/>
-          <w:sz w:val="17"/>
+          <w:sz w:val="22"/>
         </w:rPr>
-        <w:t>不需記憶重建，也不影響 25 分。直接寫：只看今天，我已能＿＿；證據在＿＿；下一步要練＿＿。W1 Q3 不作評分證據；若含敏感內容不必抄回。</w:t>
+        <w:t>二十位填答者中，十四位說『想到上台會緊張』。班群有人寫：『全班都不想辦成果發表，所以取消吧。』</w:t>
       </w:r>
     </w:p>
     <w:p>
       <w:pPr>
         <w:keepNext w:val="0"/>
         <w:keepLines w:val="0"/>
-        <w:spacing w:before="100" w:after="0" w:line="293" w:lineRule="auto"/>
+        <w:spacing w:before="0" w:after="40" w:line="293" w:lineRule="auto"/>
+      </w:pPr>
+      <w:r>
+        <w:rPr>
+          <w:rFonts w:ascii="Arial Unicode MS" w:hAnsi="Arial Unicode MS" w:eastAsia="Arial Unicode MS"/>
+          <w:b w:val="0"/>
+          <w:i w:val="0"/>
+          <w:color w:val="1A2340"/>
+          <w:sz w:val="22"/>
+        </w:rPr>
+        <w:t>不用背工具名稱。直接寫一則你願意回在班群的話，指出目前知道什麼、還不能說什麼。</w:t>
+      </w:r>
+    </w:p>
+    <w:p>
+      <w:pPr>
+        <w:keepNext/>
+        <w:keepLines w:val="0"/>
+        <w:spacing w:before="20" w:after="20" w:line="293" w:lineRule="auto"/>
       </w:pPr>
       <w:r>
         <w:rPr>
           <w:rFonts w:ascii="Arial Unicode MS" w:hAnsi="Arial Unicode MS" w:eastAsia="Arial Unicode MS"/>
           <w:b/>
           <w:i w:val="0"/>
+          <w:color w:val="5B6573"/>
+          <w:sz w:val="22"/>
+        </w:rPr>
+        <w:t>先做一次</w:t>
+      </w:r>
+      <w:r>
+        <w:rPr>
+          <w:rFonts w:ascii="Arial Unicode MS" w:hAnsi="Arial Unicode MS" w:eastAsia="Arial Unicode MS"/>
+          <w:b w:val="0"/>
+          <w:i w:val="0"/>
+          <w:color w:val="7B8491"/>
+          <w:sz w:val="22"/>
+        </w:rPr>
+        <w:t xml:space="preserve">  ｜  </w:t>
+      </w:r>
+      <w:r>
+        <w:rPr>
+          <w:rFonts w:ascii="Arial Unicode MS" w:hAnsi="Arial Unicode MS" w:eastAsia="Arial Unicode MS"/>
+          <w:b w:val="0"/>
+          <w:i w:val="0"/>
+          <w:color w:val="1A2340"/>
+          <w:sz w:val="22"/>
+        </w:rPr>
+        <w:t>我會回在班群的話</w:t>
+      </w:r>
+    </w:p>
+    <w:tbl>
+      <w:tblPr>
+        <w:tblW w:type="dxa" w:w="9865"/>
+        <w:jc w:val="left"/>
+        <w:tblLayout w:type="fixed"/>
+        <w:tblLook w:firstColumn="1" w:firstRow="1" w:lastColumn="0" w:lastRow="0" w:noHBand="0" w:noVBand="1" w:val="04A0"/>
+        <w:tblInd w:type="dxa" w:w="0"/>
+      </w:tblPr>
+      <w:tblGrid>
+        <w:gridCol w:w="9865"/>
+      </w:tblGrid>
+      <w:tr>
+        <w:trPr>
+          <w:trHeight w:val="510" w:hRule="atLeast"/>
+        </w:trPr>
+        <w:tc>
+          <w:tcPr>
+            <w:tcW w:type="dxa" w:w="9865"/>
+            <w:tcMar>
+              <w:top w:w="0" w:type="dxa"/>
+              <w:start w:w="0" w:type="dxa"/>
+              <w:bottom w:w="0" w:type="dxa"/>
+              <w:end w:w="0" w:type="dxa"/>
+            </w:tcMar>
+            <w:tcBorders>
+              <w:top w:val="nil"/>
+              <w:bottom w:val="single" w:sz="5" w:space="0" w:color="CBD5E1"/>
+              <w:start w:val="nil"/>
+              <w:end w:val="nil"/>
+            </w:tcBorders>
+          </w:tcPr>
+          <w:p>
+            <w:pPr>
+              <w:spacing w:before="0" w:after="0" w:line="240" w:lineRule="auto"/>
+            </w:pPr>
+            <w:r>
+              <w:t xml:space="preserve"> </w:t>
+            </w:r>
+          </w:p>
+        </w:tc>
+      </w:tr>
+      <w:tr>
+        <w:trPr>
+          <w:trHeight w:val="510" w:hRule="atLeast"/>
+        </w:trPr>
+        <w:tc>
+          <w:tcPr>
+            <w:tcW w:type="dxa" w:w="9865"/>
+            <w:tcMar>
+              <w:top w:w="0" w:type="dxa"/>
+              <w:start w:w="0" w:type="dxa"/>
+              <w:bottom w:w="0" w:type="dxa"/>
+              <w:end w:w="0" w:type="dxa"/>
+            </w:tcMar>
+            <w:tcBorders>
+              <w:top w:val="nil"/>
+              <w:bottom w:val="single" w:sz="5" w:space="0" w:color="CBD5E1"/>
+              <w:start w:val="nil"/>
+              <w:end w:val="nil"/>
+            </w:tcBorders>
+          </w:tcPr>
+          <w:p>
+            <w:pPr>
+              <w:spacing w:before="0" w:after="20" w:line="240" w:lineRule="auto"/>
+            </w:pPr>
+            <w:r>
+              <w:t xml:space="preserve"> </w:t>
+            </w:r>
+          </w:p>
+        </w:tc>
+      </w:tr>
+    </w:tbl>
+    <w:p>
+      <w:pPr>
+        <w:keepNext w:val="0"/>
+        <w:keepLines w:val="0"/>
+        <w:spacing w:before="60" w:after="40" w:line="293" w:lineRule="auto"/>
+      </w:pPr>
+      <w:r>
+        <w:rPr>
+          <w:rFonts w:ascii="Arial Unicode MS" w:hAnsi="Arial Unicode MS" w:eastAsia="Arial Unicode MS"/>
+          <w:b/>
+          <w:i w:val="0"/>
+          <w:color w:val="1A2340"/>
+          <w:sz w:val="22"/>
+        </w:rPr>
+        <w:t>先寫完，再看：有人問：『那你是支持取消，還是反對？』</w:t>
+      </w:r>
+    </w:p>
+    <w:p>
+      <w:pPr>
+        <w:keepNext w:val="0"/>
+        <w:keepLines w:val="0"/>
+        <w:spacing w:before="0" w:after="40" w:line="293" w:lineRule="auto"/>
+      </w:pPr>
+      <w:r>
+        <w:rPr>
+          <w:rFonts w:ascii="Arial Unicode MS" w:hAnsi="Arial Unicode MS" w:eastAsia="Arial Unicode MS"/>
+          <w:b w:val="0"/>
+          <w:i w:val="0"/>
+          <w:color w:val="1A2340"/>
+          <w:sz w:val="22"/>
+        </w:rPr>
+        <w:t>寫出你接下來會先問或確認的一件事；也可以暫時不選邊。</w:t>
+      </w:r>
+    </w:p>
+    <w:p>
+      <w:pPr>
+        <w:keepNext/>
+        <w:keepLines w:val="0"/>
+        <w:spacing w:before="20" w:after="20" w:line="293" w:lineRule="auto"/>
+      </w:pPr>
+      <w:r>
+        <w:rPr>
+          <w:rFonts w:ascii="Arial Unicode MS" w:hAnsi="Arial Unicode MS" w:eastAsia="Arial Unicode MS"/>
+          <w:b/>
+          <w:i w:val="0"/>
+          <w:color w:val="5B6573"/>
+          <w:sz w:val="22"/>
+        </w:rPr>
+        <w:t>再決定</w:t>
+      </w:r>
+      <w:r>
+        <w:rPr>
+          <w:rFonts w:ascii="Arial Unicode MS" w:hAnsi="Arial Unicode MS" w:eastAsia="Arial Unicode MS"/>
+          <w:b w:val="0"/>
+          <w:i w:val="0"/>
+          <w:color w:val="7B8491"/>
+          <w:sz w:val="22"/>
+        </w:rPr>
+        <w:t xml:space="preserve">  ｜  </w:t>
+      </w:r>
+      <w:r>
+        <w:rPr>
+          <w:rFonts w:ascii="Arial Unicode MS" w:hAnsi="Arial Unicode MS" w:eastAsia="Arial Unicode MS"/>
+          <w:b w:val="0"/>
+          <w:i w:val="0"/>
+          <w:color w:val="1A2340"/>
+          <w:sz w:val="22"/>
+        </w:rPr>
+        <w:t>我接下來先確認</w:t>
+      </w:r>
+    </w:p>
+    <w:tbl>
+      <w:tblPr>
+        <w:tblW w:type="dxa" w:w="9865"/>
+        <w:jc w:val="left"/>
+        <w:tblLayout w:type="fixed"/>
+        <w:tblLook w:firstColumn="1" w:firstRow="1" w:lastColumn="0" w:lastRow="0" w:noHBand="0" w:noVBand="1" w:val="04A0"/>
+        <w:tblInd w:type="dxa" w:w="0"/>
+      </w:tblPr>
+      <w:tblGrid>
+        <w:gridCol w:w="9865"/>
+      </w:tblGrid>
+      <w:tr>
+        <w:trPr>
+          <w:trHeight w:val="510" w:hRule="atLeast"/>
+        </w:trPr>
+        <w:tc>
+          <w:tcPr>
+            <w:tcW w:type="dxa" w:w="9865"/>
+            <w:tcMar>
+              <w:top w:w="0" w:type="dxa"/>
+              <w:start w:w="0" w:type="dxa"/>
+              <w:bottom w:w="0" w:type="dxa"/>
+              <w:end w:w="0" w:type="dxa"/>
+            </w:tcMar>
+            <w:tcBorders>
+              <w:top w:val="nil"/>
+              <w:bottom w:val="single" w:sz="5" w:space="0" w:color="CBD5E1"/>
+              <w:start w:val="nil"/>
+              <w:end w:val="nil"/>
+            </w:tcBorders>
+          </w:tcPr>
+          <w:p>
+            <w:pPr>
+              <w:spacing w:before="0" w:after="0" w:line="240" w:lineRule="auto"/>
+            </w:pPr>
+            <w:r>
+              <w:t xml:space="preserve"> </w:t>
+            </w:r>
+          </w:p>
+        </w:tc>
+      </w:tr>
+      <w:tr>
+        <w:trPr>
+          <w:trHeight w:val="510" w:hRule="atLeast"/>
+        </w:trPr>
+        <w:tc>
+          <w:tcPr>
+            <w:tcW w:type="dxa" w:w="9865"/>
+            <w:tcMar>
+              <w:top w:w="0" w:type="dxa"/>
+              <w:start w:w="0" w:type="dxa"/>
+              <w:bottom w:w="0" w:type="dxa"/>
+              <w:end w:w="0" w:type="dxa"/>
+            </w:tcMar>
+            <w:tcBorders>
+              <w:top w:val="nil"/>
+              <w:bottom w:val="single" w:sz="5" w:space="0" w:color="CBD5E1"/>
+              <w:start w:val="nil"/>
+              <w:end w:val="nil"/>
+            </w:tcBorders>
+          </w:tcPr>
+          <w:p>
+            <w:pPr>
+              <w:spacing w:before="0" w:after="20" w:line="240" w:lineRule="auto"/>
+            </w:pPr>
+            <w:r>
+              <w:t xml:space="preserve"> </w:t>
+            </w:r>
+          </w:p>
+        </w:tc>
+      </w:tr>
+    </w:tbl>
+    <w:p>
+      <w:pPr>
+        <w:keepNext w:val="0"/>
+        <w:keepLines w:val="0"/>
+        <w:spacing w:before="80" w:after="0" w:line="293" w:lineRule="auto"/>
+      </w:pPr>
+      <w:r>
+        <w:rPr>
+          <w:rFonts w:ascii="Arial Unicode MS" w:hAnsi="Arial Unicode MS" w:eastAsia="Arial Unicode MS"/>
+          <w:b w:val="0"/>
+          <w:i w:val="0"/>
           <w:color w:val="1D4ED8"/>
-          <w:sz w:val="17"/>
+          <w:sz w:val="22"/>
         </w:rPr>
-        <w:t>收件確認｜□ 正式題本已另交　□ 只拍自己的歷程頁上傳 Classroom　□ 歷程本全本交回</w:t>
+        <w:t>正式題本與第 1–3 頁先交；課末第 4 頁隨整本交回。只拍自己的頁面，不拍同學。</w:t>
       </w:r>
     </w:p>
     <w:sectPr>

--- a/worksheets/W17.docx
+++ b/worksheets/W17.docx
@@ -975,7 +975,7 @@
           <w:color w:val="1A2340"/>
           <w:sz w:val="44"/>
         </w:rPr>
-        <w:t>B｜暫時立場</w:t>
+        <w:t>B｜暫時立場｜複寫副本</w:t>
       </w:r>
     </w:p>
     <w:p>
@@ -992,7 +992,7 @@
           <w:color w:val="5B6573"/>
           <w:sz w:val="22"/>
         </w:rPr>
-        <w:t>依現場題目獨立完成；不確定是計分要件，不能藏在長文裡。</w:t>
+        <w:t>正本在上、複寫紙在中、副本在下。班級＿＿座號＿＿姓名＿＿版本＿＿。</w:t>
       </w:r>
     </w:p>
     <w:p>
@@ -1771,7 +1771,7 @@
           <w:color w:val="1A2340"/>
           <w:sz w:val="30"/>
         </w:rPr>
-        <w:t>最有力追問</w:t>
+        <w:t>追問位置</w:t>
       </w:r>
     </w:p>
     <w:p>
@@ -1808,7 +1808,7 @@
           <w:color w:val="1A2340"/>
           <w:sz w:val="22"/>
         </w:rPr>
-        <w:t>它挑戰我哪個前提？</w:t>
+        <w:t>選第＿＿則；它碰到 B 的原句＿＿。若前提不適用，引用 B 與材料說明，再回應仍須處理的問題。</w:t>
       </w:r>
     </w:p>
     <w:tbl>
@@ -2530,7 +2530,7 @@
           <w:color w:val="1A2340"/>
           <w:sz w:val="22"/>
         </w:rPr>
-        <w:t>□找根據 □做判斷 □回應別人 □修改。W1 的一句／位置＿＿；W17 的一句／位置＿＿。我看見＿＿，還要練＿＿。</w:t>
+        <w:t>只看 W1 原作與 W17 作答照片／影本，不改正式卷。選一項：□找根據 □做判斷 □回應別人 □修改。W1 的一句／位置＿＿；W17 的一句／位置＿＿。我看見＿＿，還要練＿＿。</w:t>
       </w:r>
     </w:p>
     <w:tbl>
@@ -2649,7 +2649,7 @@
           <w:color w:val="5B6573"/>
           <w:sz w:val="22"/>
         </w:rPr>
-        <w:t>沒有 W1：只寫今天做到／還要練哪一處，不重建假起點。私人 Q3 不作評分證據。</w:t>
+        <w:t>沒有 W17 副本：先看 W1，對照記「待副本」，等影本再補；不憑記憶編原句。沒有 W1：只看今天，不重建假起點。私人 Q3 不拍、不交。</w:t>
       </w:r>
     </w:p>
     <w:p>
@@ -3006,7 +3006,7 @@
           <w:color w:val="1D4ED8"/>
           <w:sz w:val="22"/>
         </w:rPr>
-        <w:t>正式題本與第 1–3 頁先交；課末第 4 頁隨整本交回。只拍自己的頁面，不拍同學。</w:t>
+        <w:t>60 分交 B 正本，保留本頁複寫副本看 C。87 分停筆，拍自己的第 1–3 頁（含 B 副本），再交題本、C 卡與本頁；無法拍照由教師後補影本。第 4 頁課末交回，不計分。</w:t>
       </w:r>
     </w:p>
     <w:sectPr>

--- a/worksheets/W17.docx
+++ b/worksheets/W17.docx
@@ -3006,7 +3006,7 @@
           <w:color w:val="1D4ED8"/>
           <w:sz w:val="22"/>
         </w:rPr>
-        <w:t>60 分交 B 正本，保留本頁複寫副本看 C。87 分停筆，拍自己的第 1–3 頁（含 B 副本），再交題本、C 卡與本頁；無法拍照由教師後補影本。第 4 頁課末交回，不計分。</w:t>
+        <w:t>60 分交 B 正本，保留第 2 頁複寫副本看 C。87 分停筆，拍自己的第 1–3 頁（含 B 副本），再交題本、C 卡與第 1–3 頁；無法拍照由教師後補影本。第 4 頁課末交回，不計分。</w:t>
       </w:r>
     </w:p>
     <w:sectPr>

--- a/worksheets/W17.docx
+++ b/worksheets/W17.docx
@@ -2649,7 +2649,7 @@
           <w:color w:val="5B6573"/>
           <w:sz w:val="22"/>
         </w:rPr>
-        <w:t>沒有 W17 副本：先看 W1，對照記「待副本」，等影本再補；不憑記憶編原句。沒有 W1：只看今天，不重建假起點。私人 Q3 不拍、不交。</w:t>
+        <w:t>沒有 W17 副本：先看 W1，記「待副本」，等影本再補；不憑記憶編原句。沒有 W1：只看今天。W1 第 4 頁 07 反思已交回保管，今天可不讀、不分享；不計分。</w:t>
       </w:r>
     </w:p>
     <w:p>
